--- a/Templates/template_v2.docx
+++ b/Templates/template_v2.docx
@@ -6,7 +6,8 @@
       <w:pPr>
         <w:pStyle w:val="BodyText"/>
         <w:rPr>
-          <w:b/>
+          <w:rFonts w:cs="Calibri"/>
+          <w:bCs/>
           <w:i/>
         </w:rPr>
       </w:pPr>
@@ -15,41 +16,76 @@
     <w:p>
       <w:pPr>
         <w:pStyle w:val="HeadingDate"/>
-      </w:pPr>
-      <w:r>
-        <w:t xml:space="preserve">Dated: </w:t>
-      </w:r>
-      <w:r>
+        <w:rPr>
+          <w:rFonts w:ascii="Calibri" w:hAnsi="Calibri" w:cs="Calibri"/>
+          <w:bCs/>
+        </w:rPr>
+      </w:pPr>
+      <w:r>
+        <w:rPr>
+          <w:rFonts w:ascii="Calibri" w:hAnsi="Calibri" w:cs="Calibri"/>
+          <w:bCs/>
+        </w:rPr>
+        <w:t xml:space="preserve">Agreement </w:t>
+      </w:r>
+      <w:r>
+        <w:rPr>
+          <w:rFonts w:ascii="Calibri" w:hAnsi="Calibri" w:cs="Calibri"/>
+          <w:bCs/>
+        </w:rPr>
+        <w:t xml:space="preserve">Date: </w:t>
+      </w:r>
+      <w:r>
+        <w:rPr>
+          <w:rFonts w:ascii="Calibri" w:hAnsi="Calibri" w:cs="Calibri"/>
+          <w:bCs/>
+        </w:rPr>
         <w:t>&lt;&lt;</w:t>
       </w:r>
       <w:proofErr w:type="spellStart"/>
       <w:r>
+        <w:rPr>
+          <w:rFonts w:ascii="Calibri" w:hAnsi="Calibri" w:cs="Calibri"/>
+          <w:bCs/>
+        </w:rPr>
         <w:t>AgreementDate</w:t>
       </w:r>
       <w:proofErr w:type="spellEnd"/>
       <w:r>
+        <w:rPr>
+          <w:rFonts w:ascii="Calibri" w:hAnsi="Calibri" w:cs="Calibri"/>
+          <w:bCs/>
+        </w:rPr>
         <w:t>&gt;&gt;</w:t>
       </w:r>
     </w:p>
     <w:p>
       <w:pPr>
         <w:pStyle w:val="CoversheetParagraph"/>
+        <w:rPr>
+          <w:rFonts w:ascii="Calibri" w:hAnsi="Calibri" w:cs="Calibri"/>
+          <w:bCs/>
+        </w:rPr>
       </w:pPr>
     </w:p>
     <w:p>
       <w:pPr>
         <w:pStyle w:val="CoversheetParagraph"/>
+        <w:rPr>
+          <w:rFonts w:ascii="Calibri" w:hAnsi="Calibri" w:cs="Calibri"/>
+          <w:bCs/>
+        </w:rPr>
       </w:pPr>
       <w:r>
         <w:rPr>
           <w:noProof/>
         </w:rPr>
-        <w:pict w14:anchorId="523AC402">
+        <w:pict w14:anchorId="6B06C572">
           <v:shapetype id="_x0000_t202" coordsize="21600,21600" o:spt="202" path="m,l,21600r21600,l21600,xe">
             <v:stroke joinstyle="miter"/>
             <v:path gradientshapeok="t" o:connecttype="rect"/>
           </v:shapetype>
-          <v:shape id="Text Box 3" o:spid="_x0000_s2051" type="#_x0000_t202" style="position:absolute;margin-left:311pt;margin-top:3.05pt;width:64.9pt;height:44.35pt;z-index:1;visibility:visible;mso-wrap-style:square;mso-width-percent:0;mso-height-percent:0;mso-wrap-distance-left:9pt;mso-wrap-distance-top:0;mso-wrap-distance-right:9pt;mso-wrap-distance-bottom:0;mso-position-horizontal:absolute;mso-position-horizontal-relative:text;mso-position-vertical:absolute;mso-position-vertical-relative:text;mso-width-percent:0;mso-height-percent:0;mso-width-relative:margin;mso-height-relative:margin;v-text-anchor:top" o:gfxdata="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" filled="f" stroked="f">
+          <v:shape id="Text Box 2" o:spid="_x0000_s2051" type="#_x0000_t202" style="position:absolute;margin-left:311pt;margin-top:3.05pt;width:64.9pt;height:44.35pt;z-index:1;visibility:visible;mso-wrap-style:square;mso-width-percent:0;mso-height-percent:0;mso-wrap-distance-left:9pt;mso-wrap-distance-top:0;mso-wrap-distance-right:9pt;mso-wrap-distance-bottom:0;mso-position-horizontal:absolute;mso-position-horizontal-relative:text;mso-position-vertical:absolute;mso-position-vertical-relative:text;mso-width-percent:0;mso-height-percent:0;mso-width-relative:margin;mso-height-relative:margin;v-text-anchor:top" o:gfxdata="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" filled="f" stroked="f">
             <v:textbox>
               <w:txbxContent>
                 <w:p/>
@@ -63,136 +99,295 @@
     <w:p>
       <w:pPr>
         <w:pStyle w:val="HeadingParties"/>
-      </w:pPr>
-      <w:r>
-        <w:t>(1)The Landlord</w:t>
+        <w:rPr>
+          <w:rFonts w:ascii="Calibri" w:hAnsi="Calibri" w:cs="Calibri"/>
+          <w:bCs/>
+        </w:rPr>
+      </w:pPr>
+      <w:r>
+        <w:rPr>
+          <w:rFonts w:ascii="Calibri" w:hAnsi="Calibri" w:cs="Calibri"/>
+          <w:bCs/>
+        </w:rPr>
+        <w:t>(</w:t>
+      </w:r>
+      <w:proofErr w:type="gramStart"/>
+      <w:r>
+        <w:rPr>
+          <w:rFonts w:ascii="Calibri" w:hAnsi="Calibri" w:cs="Calibri"/>
+          <w:bCs/>
+        </w:rPr>
+        <w:t>1)The</w:t>
+      </w:r>
+      <w:proofErr w:type="gramEnd"/>
+      <w:r>
+        <w:rPr>
+          <w:rFonts w:ascii="Calibri" w:hAnsi="Calibri" w:cs="Calibri"/>
+          <w:bCs/>
+        </w:rPr>
+        <w:t xml:space="preserve"> Landlord</w:t>
       </w:r>
     </w:p>
     <w:p>
       <w:pPr>
         <w:pStyle w:val="CoversheetParagraph"/>
+        <w:rPr>
+          <w:rFonts w:ascii="Calibri" w:hAnsi="Calibri" w:cs="Calibri"/>
+          <w:bCs/>
+        </w:rPr>
       </w:pPr>
     </w:p>
     <w:p>
       <w:pPr>
         <w:pStyle w:val="HeadingParties"/>
-      </w:pPr>
-      <w:r>
+        <w:rPr>
+          <w:rFonts w:ascii="Calibri" w:hAnsi="Calibri" w:cs="Calibri"/>
+          <w:bCs/>
+        </w:rPr>
+      </w:pPr>
+      <w:r>
+        <w:rPr>
+          <w:rFonts w:ascii="Calibri" w:hAnsi="Calibri" w:cs="Calibri"/>
+          <w:bCs/>
+        </w:rPr>
         <w:t xml:space="preserve"> </w:t>
       </w:r>
       <w:r>
+        <w:rPr>
+          <w:rFonts w:ascii="Calibri" w:hAnsi="Calibri" w:cs="Calibri"/>
+          <w:bCs/>
+        </w:rPr>
         <w:t>(</w:t>
       </w:r>
       <w:proofErr w:type="gramStart"/>
       <w:r>
+        <w:rPr>
+          <w:rFonts w:ascii="Calibri" w:hAnsi="Calibri" w:cs="Calibri"/>
+          <w:bCs/>
+        </w:rPr>
         <w:t>2)The</w:t>
       </w:r>
       <w:proofErr w:type="gramEnd"/>
       <w:r>
+        <w:rPr>
+          <w:rFonts w:ascii="Calibri" w:hAnsi="Calibri" w:cs="Calibri"/>
+          <w:bCs/>
+        </w:rPr>
         <w:t xml:space="preserve"> Tenant</w:t>
       </w:r>
       <w:r>
+        <w:rPr>
+          <w:rFonts w:ascii="Calibri" w:hAnsi="Calibri" w:cs="Calibri"/>
+          <w:bCs/>
+        </w:rPr>
         <w:t xml:space="preserve"> </w:t>
       </w:r>
       <w:r>
+        <w:rPr>
+          <w:rFonts w:ascii="Calibri" w:hAnsi="Calibri" w:cs="Calibri"/>
+          <w:bCs/>
+        </w:rPr>
         <w:t xml:space="preserve">   &lt;&lt;</w:t>
       </w:r>
       <w:proofErr w:type="spellStart"/>
       <w:r>
+        <w:rPr>
+          <w:rFonts w:ascii="Calibri" w:hAnsi="Calibri" w:cs="Calibri"/>
+          <w:bCs/>
+        </w:rPr>
         <w:t>TenantPhoto</w:t>
       </w:r>
       <w:proofErr w:type="spellEnd"/>
       <w:r>
+        <w:rPr>
+          <w:rFonts w:ascii="Calibri" w:hAnsi="Calibri" w:cs="Calibri"/>
+          <w:bCs/>
+        </w:rPr>
         <w:t>&gt;&gt;</w:t>
       </w:r>
       <w:r>
+        <w:rPr>
+          <w:rFonts w:ascii="Calibri" w:hAnsi="Calibri" w:cs="Calibri"/>
+          <w:bCs/>
+        </w:rPr>
         <w:t xml:space="preserve">            </w:t>
       </w:r>
     </w:p>
     <w:p>
       <w:pPr>
         <w:pStyle w:val="CoversheetParagraph"/>
+        <w:rPr>
+          <w:rFonts w:ascii="Calibri" w:hAnsi="Calibri" w:cs="Calibri"/>
+          <w:bCs/>
+        </w:rPr>
       </w:pPr>
     </w:p>
     <w:p>
       <w:pPr>
         <w:pStyle w:val="CoversheetParagraph"/>
+        <w:rPr>
+          <w:rFonts w:ascii="Calibri" w:hAnsi="Calibri" w:cs="Calibri"/>
+          <w:bCs/>
+        </w:rPr>
       </w:pPr>
     </w:p>
     <w:p>
       <w:pPr>
         <w:pStyle w:val="HeadingTitle"/>
-      </w:pPr>
-      <w:r>
+        <w:rPr>
+          <w:rFonts w:ascii="Calibri" w:hAnsi="Calibri" w:cs="Calibri"/>
+          <w:b w:val="0"/>
+        </w:rPr>
+      </w:pPr>
+      <w:r>
+        <w:rPr>
+          <w:rFonts w:ascii="Calibri" w:hAnsi="Calibri" w:cs="Calibri"/>
+          <w:b w:val="0"/>
+        </w:rPr>
         <w:t xml:space="preserve">Assured shorthold tenancy agreement </w:t>
       </w:r>
     </w:p>
     <w:p>
       <w:pPr>
         <w:pStyle w:val="HeadingTitle"/>
-      </w:pPr>
-      <w:r>
+        <w:rPr>
+          <w:rFonts w:ascii="Calibri" w:hAnsi="Calibri" w:cs="Calibri"/>
+          <w:b w:val="0"/>
+          <w:sz w:val="36"/>
+          <w:szCs w:val="36"/>
+        </w:rPr>
+      </w:pPr>
+      <w:r>
+        <w:rPr>
+          <w:rFonts w:ascii="Calibri" w:hAnsi="Calibri" w:cs="Calibri"/>
+          <w:b w:val="0"/>
+          <w:sz w:val="36"/>
+          <w:szCs w:val="36"/>
+        </w:rPr>
         <w:t>&lt;&lt;FormID&gt;&gt;</w:t>
       </w:r>
       <w:r>
+        <w:rPr>
+          <w:rFonts w:ascii="Calibri" w:hAnsi="Calibri" w:cs="Calibri"/>
+          <w:b w:val="0"/>
+          <w:sz w:val="36"/>
+          <w:szCs w:val="36"/>
+        </w:rPr>
         <w:t xml:space="preserve">  </w:t>
       </w:r>
       <w:r>
+        <w:rPr>
+          <w:rFonts w:ascii="Calibri" w:hAnsi="Calibri" w:cs="Calibri"/>
+          <w:b w:val="0"/>
+          <w:sz w:val="36"/>
+          <w:szCs w:val="36"/>
+        </w:rPr>
         <w:t xml:space="preserve">                               </w:t>
       </w:r>
     </w:p>
     <w:p>
       <w:pPr>
         <w:pStyle w:val="CoversheetParagraph"/>
+        <w:rPr>
+          <w:rFonts w:ascii="Calibri" w:hAnsi="Calibri" w:cs="Calibri"/>
+          <w:bCs/>
+        </w:rPr>
       </w:pPr>
     </w:p>
     <w:p>
       <w:pPr>
         <w:pStyle w:val="IntroHeading"/>
+        <w:rPr>
+          <w:rFonts w:cs="Calibri"/>
+          <w:b w:val="0"/>
+          <w:bCs/>
+        </w:rPr>
       </w:pPr>
     </w:p>
     <w:p>
       <w:pPr>
         <w:pStyle w:val="BodyText"/>
+        <w:rPr>
+          <w:rFonts w:cs="Calibri"/>
+          <w:bCs/>
+        </w:rPr>
       </w:pPr>
     </w:p>
     <w:p>
       <w:pPr>
         <w:pStyle w:val="BodyText"/>
+        <w:rPr>
+          <w:rFonts w:cs="Calibri"/>
+          <w:bCs/>
+        </w:rPr>
       </w:pPr>
     </w:p>
     <w:p>
       <w:pPr>
         <w:pStyle w:val="BodyText"/>
+        <w:rPr>
+          <w:rFonts w:cs="Calibri"/>
+          <w:bCs/>
+        </w:rPr>
       </w:pPr>
     </w:p>
     <w:p>
       <w:pPr>
         <w:pStyle w:val="BodyText"/>
+        <w:rPr>
+          <w:rFonts w:cs="Calibri"/>
+          <w:bCs/>
+        </w:rPr>
       </w:pPr>
     </w:p>
     <w:p>
       <w:pPr>
         <w:pStyle w:val="BodyText"/>
+        <w:rPr>
+          <w:rFonts w:cs="Calibri"/>
+          <w:bCs/>
+        </w:rPr>
       </w:pPr>
     </w:p>
     <w:p>
       <w:pPr>
         <w:pStyle w:val="BodyText"/>
+        <w:rPr>
+          <w:rFonts w:cs="Calibri"/>
+          <w:bCs/>
+        </w:rPr>
       </w:pPr>
     </w:p>
     <w:p>
       <w:pPr>
         <w:pStyle w:val="BodyText"/>
+        <w:rPr>
+          <w:rFonts w:cs="Calibri"/>
+          <w:bCs/>
+        </w:rPr>
       </w:pPr>
     </w:p>
     <w:p>
       <w:pPr>
         <w:pStyle w:val="BodyText"/>
-      </w:pPr>
-    </w:p>
-    <w:p>
-      <w:r>
+        <w:rPr>
+          <w:rFonts w:cs="Calibri"/>
+          <w:bCs/>
+        </w:rPr>
+      </w:pPr>
+    </w:p>
+    <w:p>
+      <w:pPr>
+        <w:rPr>
+          <w:rFonts w:cs="Calibri"/>
+          <w:bCs/>
+        </w:rPr>
+      </w:pPr>
+      <w:r>
+        <w:rPr>
+          <w:rFonts w:cs="Calibri"/>
+          <w:bCs/>
+        </w:rPr>
         <w:br w:type="page"/>
       </w:r>
     </w:p>
@@ -218,16 +413,16 @@
           <w:p>
             <w:pPr>
               <w:rPr>
-                <w:rFonts w:ascii="Century Gothic" w:hAnsi="Century Gothic"/>
-                <w:b/>
+                <w:rFonts w:cs="Calibri"/>
+                <w:bCs/>
                 <w:sz w:val="20"/>
                 <w:szCs w:val="20"/>
               </w:rPr>
             </w:pPr>
             <w:r>
               <w:rPr>
-                <w:rFonts w:ascii="Century Gothic" w:hAnsi="Century Gothic"/>
-                <w:b/>
+                <w:rFonts w:cs="Calibri"/>
+                <w:bCs/>
                 <w:sz w:val="20"/>
                 <w:szCs w:val="20"/>
               </w:rPr>
@@ -235,27 +430,27 @@
             </w:r>
             <w:r>
               <w:rPr>
-                <w:rFonts w:ascii="Century Gothic" w:hAnsi="Century Gothic"/>
-                <w:b/>
-                <w:sz w:val="20"/>
-                <w:szCs w:val="20"/>
-              </w:rPr>
-              <w:t xml:space="preserve"> </w:t>
-            </w:r>
-            <w:r>
-              <w:rPr>
-                <w:rFonts w:ascii="Century Gothic" w:hAnsi="Century Gothic"/>
-                <w:b/>
-                <w:sz w:val="20"/>
-                <w:szCs w:val="20"/>
-              </w:rPr>
-              <w:t xml:space="preserve">  &lt;&lt;</w:t>
+                <w:rFonts w:cs="Calibri"/>
+                <w:bCs/>
+                <w:sz w:val="20"/>
+                <w:szCs w:val="20"/>
+              </w:rPr>
+              <w:t> </w:t>
+            </w:r>
+            <w:r>
+              <w:rPr>
+                <w:rFonts w:cs="Calibri"/>
+                <w:bCs/>
+                <w:sz w:val="20"/>
+                <w:szCs w:val="20"/>
+              </w:rPr>
+              <w:t>&lt;&lt;</w:t>
             </w:r>
             <w:proofErr w:type="spellStart"/>
             <w:r>
               <w:rPr>
-                <w:rFonts w:ascii="Century Gothic" w:hAnsi="Century Gothic"/>
-                <w:b/>
+                <w:rFonts w:cs="Calibri"/>
+                <w:bCs/>
                 <w:sz w:val="20"/>
                 <w:szCs w:val="20"/>
               </w:rPr>
@@ -264,8 +459,8 @@
             <w:proofErr w:type="spellEnd"/>
             <w:r>
               <w:rPr>
-                <w:rFonts w:ascii="Century Gothic" w:hAnsi="Century Gothic"/>
-                <w:b/>
+                <w:rFonts w:cs="Calibri"/>
+                <w:bCs/>
                 <w:sz w:val="20"/>
                 <w:szCs w:val="20"/>
               </w:rPr>
@@ -273,28 +468,49 @@
             </w:r>
             <w:r>
               <w:rPr>
-                <w:rFonts w:ascii="Century Gothic" w:hAnsi="Century Gothic"/>
-                <w:b/>
+                <w:rFonts w:cs="Calibri"/>
+                <w:bCs/>
                 <w:sz w:val="20"/>
                 <w:szCs w:val="20"/>
               </w:rPr>
               <w:t xml:space="preserve">.     </w:t>
             </w:r>
             <w:r>
+              <w:rPr>
+                <w:rFonts w:cs="Calibri"/>
+                <w:bCs/>
+                <w:sz w:val="20"/>
+                <w:szCs w:val="20"/>
+              </w:rPr>
+              <w:t xml:space="preserve">     </w:t>
+            </w:r>
+            <w:r>
+              <w:rPr>
+                <w:rFonts w:cs="Calibri"/>
+                <w:bCs/>
+              </w:rPr>
               <w:t>&lt;&lt;</w:t>
             </w:r>
             <w:proofErr w:type="spellStart"/>
             <w:r>
+              <w:rPr>
+                <w:rFonts w:cs="Calibri"/>
+                <w:bCs/>
+              </w:rPr>
               <w:t>AgreementID</w:t>
             </w:r>
             <w:proofErr w:type="spellEnd"/>
             <w:r>
+              <w:rPr>
+                <w:rFonts w:cs="Calibri"/>
+                <w:bCs/>
+              </w:rPr>
               <w:t>&gt;&gt;</w:t>
             </w:r>
             <w:r>
               <w:rPr>
-                <w:rFonts w:ascii="Century Gothic" w:hAnsi="Century Gothic"/>
-                <w:b/>
+                <w:rFonts w:cs="Calibri"/>
+                <w:bCs/>
                 <w:sz w:val="20"/>
                 <w:szCs w:val="20"/>
               </w:rPr>
@@ -311,8 +527,9 @@
             <w:pPr>
               <w:pStyle w:val="DefinitionTerm"/>
               <w:rPr>
-                <w:rFonts w:ascii="Century Gothic" w:hAnsi="Century Gothic"/>
+                <w:rFonts w:cs="Calibri"/>
                 <w:b w:val="0"/>
+                <w:bCs/>
                 <w:sz w:val="20"/>
                 <w:szCs w:val="20"/>
               </w:rPr>
@@ -329,16 +546,16 @@
           <w:p>
             <w:pPr>
               <w:rPr>
-                <w:rFonts w:ascii="Century Gothic" w:hAnsi="Century Gothic"/>
-                <w:b/>
+                <w:rFonts w:cs="Calibri"/>
+                <w:bCs/>
                 <w:sz w:val="20"/>
                 <w:szCs w:val="20"/>
               </w:rPr>
             </w:pPr>
             <w:r>
               <w:rPr>
-                <w:rFonts w:ascii="Century Gothic" w:hAnsi="Century Gothic"/>
-                <w:b/>
+                <w:rFonts w:cs="Calibri"/>
+                <w:bCs/>
                 <w:sz w:val="20"/>
                 <w:szCs w:val="20"/>
               </w:rPr>
@@ -355,27 +572,44 @@
             <w:pPr>
               <w:pStyle w:val="DefinitionTerm"/>
               <w:rPr>
-                <w:rFonts w:ascii="Century Gothic" w:hAnsi="Century Gothic"/>
+                <w:rFonts w:cs="Calibri"/>
                 <w:b w:val="0"/>
+                <w:bCs/>
                 <w:sz w:val="20"/>
                 <w:szCs w:val="20"/>
               </w:rPr>
             </w:pPr>
             <w:r>
+              <w:rPr>
+                <w:rFonts w:cs="Calibri"/>
+                <w:b w:val="0"/>
+                <w:bCs/>
+              </w:rPr>
               <w:t>&lt;&lt;</w:t>
             </w:r>
             <w:proofErr w:type="spellStart"/>
             <w:r>
+              <w:rPr>
+                <w:rFonts w:cs="Calibri"/>
+                <w:b w:val="0"/>
+                <w:bCs/>
+              </w:rPr>
               <w:t>LandlordName</w:t>
             </w:r>
             <w:proofErr w:type="spellEnd"/>
             <w:r>
+              <w:rPr>
+                <w:rFonts w:cs="Calibri"/>
+                <w:b w:val="0"/>
+                <w:bCs/>
+              </w:rPr>
               <w:t>&gt;&gt;</w:t>
             </w:r>
             <w:r>
               <w:rPr>
-                <w:rFonts w:ascii="Century Gothic" w:hAnsi="Century Gothic"/>
+                <w:rFonts w:cs="Calibri"/>
                 <w:b w:val="0"/>
+                <w:bCs/>
                 <w:sz w:val="20"/>
                 <w:szCs w:val="20"/>
               </w:rPr>
@@ -383,8 +617,9 @@
             </w:r>
             <w:r>
               <w:rPr>
-                <w:rFonts w:ascii="Century Gothic" w:hAnsi="Century Gothic"/>
+                <w:rFonts w:cs="Calibri"/>
                 <w:b w:val="0"/>
+                <w:bCs/>
                 <w:sz w:val="20"/>
                 <w:szCs w:val="20"/>
               </w:rPr>
@@ -395,36 +630,54 @@
             <w:pPr>
               <w:pStyle w:val="DefinitionTerm"/>
               <w:rPr>
-                <w:rFonts w:ascii="Century Gothic" w:hAnsi="Century Gothic"/>
+                <w:rFonts w:cs="Calibri"/>
                 <w:b w:val="0"/>
+                <w:bCs/>
                 <w:sz w:val="20"/>
                 <w:szCs w:val="20"/>
               </w:rPr>
             </w:pPr>
             <w:r>
               <w:rPr>
-                <w:rFonts w:ascii="Century Gothic" w:hAnsi="Century Gothic"/>
+                <w:rFonts w:cs="Calibri"/>
                 <w:b w:val="0"/>
+                <w:bCs/>
                 <w:sz w:val="20"/>
                 <w:szCs w:val="20"/>
               </w:rPr>
               <w:t xml:space="preserve">Address: </w:t>
             </w:r>
             <w:r>
+              <w:rPr>
+                <w:rFonts w:cs="Calibri"/>
+                <w:b w:val="0"/>
+                <w:bCs/>
+              </w:rPr>
               <w:t>&lt;&lt;</w:t>
             </w:r>
             <w:proofErr w:type="spellStart"/>
             <w:r>
+              <w:rPr>
+                <w:rFonts w:cs="Calibri"/>
+                <w:b w:val="0"/>
+                <w:bCs/>
+              </w:rPr>
               <w:t>PropertyAddress</w:t>
             </w:r>
             <w:proofErr w:type="spellEnd"/>
             <w:r>
+              <w:rPr>
+                <w:rFonts w:cs="Calibri"/>
+                <w:b w:val="0"/>
+                <w:bCs/>
+              </w:rPr>
               <w:t>&gt;&gt;</w:t>
             </w:r>
             <w:r>
               <w:rPr>
-                <w:rFonts w:ascii="Century Gothic" w:hAnsi="Century Gothic"/>
+                <w:rFonts w:cs="Calibri"/>
                 <w:b w:val="0"/>
+                <w:bCs/>
                 <w:sz w:val="20"/>
                 <w:szCs w:val="20"/>
               </w:rPr>
@@ -435,15 +688,18 @@
             <w:pPr>
               <w:pStyle w:val="DefinitionTerm"/>
               <w:rPr>
-                <w:rFonts w:ascii="Century Gothic" w:hAnsi="Century Gothic"/>
+                <w:rFonts w:cs="Calibri"/>
                 <w:b w:val="0"/>
+                <w:bCs/>
                 <w:sz w:val="20"/>
                 <w:szCs w:val="20"/>
               </w:rPr>
             </w:pPr>
             <w:r>
               <w:rPr>
-                <w:rFonts w:ascii="Century Gothic" w:hAnsi="Century Gothic"/>
+                <w:rFonts w:cs="Calibri"/>
+                <w:b w:val="0"/>
+                <w:bCs/>
                 <w:sz w:val="20"/>
                 <w:szCs w:val="20"/>
               </w:rPr>
@@ -451,7 +707,9 @@
             </w:r>
             <w:r>
               <w:rPr>
-                <w:rFonts w:ascii="Century Gothic" w:hAnsi="Century Gothic"/>
+                <w:rFonts w:cs="Calibri"/>
+                <w:b w:val="0"/>
+                <w:bCs/>
                 <w:sz w:val="20"/>
                 <w:szCs w:val="20"/>
               </w:rPr>
@@ -462,39 +720,54 @@
             <w:pPr>
               <w:pStyle w:val="DefinitionTerm"/>
               <w:rPr>
-                <w:rFonts w:ascii="Century Gothic" w:hAnsi="Century Gothic"/>
+                <w:rFonts w:cs="Calibri"/>
                 <w:b w:val="0"/>
+                <w:bCs/>
                 <w:sz w:val="20"/>
                 <w:szCs w:val="20"/>
               </w:rPr>
             </w:pPr>
             <w:r>
               <w:rPr>
-                <w:rFonts w:ascii="Century Gothic" w:hAnsi="Century Gothic"/>
+                <w:rFonts w:cs="Calibri"/>
                 <w:b w:val="0"/>
+                <w:bCs/>
                 <w:sz w:val="20"/>
                 <w:szCs w:val="20"/>
               </w:rPr>
               <w:t xml:space="preserve">Telephone number: </w:t>
             </w:r>
             <w:r>
+              <w:rPr>
+                <w:rFonts w:cs="Calibri"/>
+                <w:b w:val="0"/>
+                <w:bCs/>
+              </w:rPr>
               <w:t>&lt;&lt;</w:t>
             </w:r>
             <w:proofErr w:type="spellStart"/>
             <w:r>
-              <w:t>Landlord</w:t>
-            </w:r>
-            <w:r>
-              <w:t>Phone</w:t>
+              <w:rPr>
+                <w:rFonts w:cs="Calibri"/>
+                <w:b w:val="0"/>
+                <w:bCs/>
+              </w:rPr>
+              <w:t>LandlordPhone</w:t>
             </w:r>
             <w:proofErr w:type="spellEnd"/>
             <w:r>
+              <w:rPr>
+                <w:rFonts w:cs="Calibri"/>
+                <w:b w:val="0"/>
+                <w:bCs/>
+              </w:rPr>
               <w:t>&gt;&gt;</w:t>
             </w:r>
             <w:r>
               <w:rPr>
-                <w:rFonts w:ascii="Century Gothic" w:hAnsi="Century Gothic"/>
+                <w:rFonts w:cs="Calibri"/>
                 <w:b w:val="0"/>
+                <w:bCs/>
                 <w:sz w:val="20"/>
                 <w:szCs w:val="20"/>
               </w:rPr>
@@ -505,16 +778,18 @@
             <w:pPr>
               <w:pStyle w:val="DefinitionTerm"/>
               <w:rPr>
-                <w:rFonts w:ascii="Century Gothic" w:hAnsi="Century Gothic"/>
+                <w:rFonts w:cs="Calibri"/>
                 <w:b w:val="0"/>
+                <w:bCs/>
                 <w:sz w:val="20"/>
                 <w:szCs w:val="20"/>
               </w:rPr>
             </w:pPr>
             <w:r>
               <w:rPr>
-                <w:rFonts w:ascii="Century Gothic" w:hAnsi="Century Gothic"/>
+                <w:rFonts w:cs="Calibri"/>
                 <w:b w:val="0"/>
+                <w:bCs/>
                 <w:sz w:val="20"/>
                 <w:szCs w:val="20"/>
               </w:rPr>
@@ -522,26 +797,45 @@
             </w:r>
             <w:r>
               <w:rPr>
-                <w:rFonts w:ascii="Century Gothic" w:hAnsi="Century Gothic"/>
+                <w:rFonts w:cs="Calibri"/>
+                <w:b w:val="0"/>
+                <w:bCs/>
                 <w:sz w:val="20"/>
                 <w:szCs w:val="20"/>
               </w:rPr>
               <w:t xml:space="preserve"> </w:t>
             </w:r>
             <w:r>
+              <w:rPr>
+                <w:rFonts w:cs="Calibri"/>
+                <w:b w:val="0"/>
+                <w:bCs/>
+              </w:rPr>
               <w:t>&lt;&lt;</w:t>
             </w:r>
             <w:proofErr w:type="spellStart"/>
             <w:r>
+              <w:rPr>
+                <w:rFonts w:cs="Calibri"/>
+                <w:b w:val="0"/>
+                <w:bCs/>
+              </w:rPr>
               <w:t>LandlordEmail</w:t>
             </w:r>
             <w:proofErr w:type="spellEnd"/>
             <w:r>
+              <w:rPr>
+                <w:rFonts w:cs="Calibri"/>
+                <w:b w:val="0"/>
+                <w:bCs/>
+              </w:rPr>
               <w:t>&gt;&gt;</w:t>
             </w:r>
             <w:r>
               <w:rPr>
-                <w:rFonts w:ascii="Century Gothic" w:hAnsi="Century Gothic"/>
+                <w:rFonts w:cs="Calibri"/>
+                <w:b w:val="0"/>
+                <w:bCs/>
                 <w:sz w:val="20"/>
                 <w:szCs w:val="20"/>
               </w:rPr>
@@ -552,14 +846,16 @@
             <w:pPr>
               <w:pStyle w:val="Definition"/>
               <w:rPr>
-                <w:rFonts w:ascii="Century Gothic" w:hAnsi="Century Gothic"/>
+                <w:rFonts w:cs="Calibri"/>
+                <w:bCs/>
                 <w:sz w:val="20"/>
                 <w:szCs w:val="20"/>
               </w:rPr>
             </w:pPr>
             <w:r>
               <w:rPr>
-                <w:rFonts w:ascii="Century Gothic" w:hAnsi="Century Gothic"/>
+                <w:rFonts w:cs="Calibri"/>
+                <w:bCs/>
                 <w:sz w:val="20"/>
                 <w:szCs w:val="20"/>
               </w:rPr>
@@ -570,14 +866,16 @@
             <w:pPr>
               <w:pStyle w:val="Definition"/>
               <w:rPr>
-                <w:rFonts w:ascii="Century Gothic" w:hAnsi="Century Gothic"/>
+                <w:rFonts w:cs="Calibri"/>
+                <w:bCs/>
                 <w:sz w:val="20"/>
                 <w:szCs w:val="20"/>
               </w:rPr>
             </w:pPr>
             <w:r>
               <w:rPr>
-                <w:rFonts w:ascii="Century Gothic" w:hAnsi="Century Gothic"/>
+                <w:rFonts w:cs="Calibri"/>
+                <w:bCs/>
                 <w:sz w:val="20"/>
                 <w:szCs w:val="20"/>
               </w:rPr>
@@ -588,14 +886,16 @@
             <w:pPr>
               <w:pStyle w:val="Definition"/>
               <w:rPr>
-                <w:rFonts w:ascii="Century Gothic" w:hAnsi="Century Gothic"/>
+                <w:rFonts w:cs="Calibri"/>
+                <w:bCs/>
                 <w:sz w:val="20"/>
                 <w:szCs w:val="20"/>
               </w:rPr>
             </w:pPr>
             <w:r>
               <w:rPr>
-                <w:rFonts w:ascii="Century Gothic" w:hAnsi="Century Gothic"/>
+                <w:rFonts w:cs="Calibri"/>
+                <w:bCs/>
                 <w:sz w:val="20"/>
                 <w:szCs w:val="20"/>
               </w:rPr>
@@ -606,14 +906,16 @@
             <w:pPr>
               <w:pStyle w:val="Definition"/>
               <w:rPr>
-                <w:rFonts w:ascii="Century Gothic" w:hAnsi="Century Gothic"/>
+                <w:rFonts w:cs="Calibri"/>
+                <w:bCs/>
                 <w:sz w:val="20"/>
                 <w:szCs w:val="20"/>
               </w:rPr>
             </w:pPr>
             <w:r>
               <w:rPr>
-                <w:rFonts w:ascii="Century Gothic" w:hAnsi="Century Gothic"/>
+                <w:rFonts w:cs="Calibri"/>
+                <w:bCs/>
                 <w:sz w:val="20"/>
                 <w:szCs w:val="20"/>
               </w:rPr>
@@ -623,6 +925,10 @@
           <w:p>
             <w:pPr>
               <w:pStyle w:val="Definition"/>
+              <w:rPr>
+                <w:rFonts w:cs="Calibri"/>
+                <w:bCs/>
+              </w:rPr>
             </w:pPr>
           </w:p>
           <w:p>
@@ -633,8 +939,9 @@
                 <w:numId w:val="0"/>
               </w:numPr>
               <w:rPr>
-                <w:rFonts w:ascii="Century Gothic" w:hAnsi="Century Gothic"/>
+                <w:rFonts w:cs="Calibri"/>
                 <w:b w:val="0"/>
+                <w:bCs/>
                 <w:sz w:val="20"/>
                 <w:szCs w:val="20"/>
               </w:rPr>
@@ -651,16 +958,16 @@
           <w:p>
             <w:pPr>
               <w:rPr>
-                <w:rFonts w:ascii="Century Gothic" w:hAnsi="Century Gothic"/>
-                <w:b/>
+                <w:rFonts w:cs="Calibri"/>
+                <w:bCs/>
                 <w:sz w:val="20"/>
                 <w:szCs w:val="20"/>
               </w:rPr>
             </w:pPr>
             <w:r>
               <w:rPr>
-                <w:rFonts w:ascii="Century Gothic" w:hAnsi="Century Gothic"/>
-                <w:b/>
+                <w:rFonts w:cs="Calibri"/>
+                <w:bCs/>
                 <w:sz w:val="20"/>
                 <w:szCs w:val="20"/>
               </w:rPr>
@@ -677,16 +984,18 @@
             <w:pPr>
               <w:pStyle w:val="DefinitionTerm"/>
               <w:rPr>
-                <w:rFonts w:ascii="Century Gothic" w:hAnsi="Century Gothic"/>
+                <w:rFonts w:cs="Calibri"/>
                 <w:b w:val="0"/>
+                <w:bCs/>
                 <w:sz w:val="20"/>
                 <w:szCs w:val="20"/>
               </w:rPr>
             </w:pPr>
             <w:r>
               <w:rPr>
-                <w:rFonts w:ascii="Century Gothic" w:hAnsi="Century Gothic"/>
+                <w:rFonts w:cs="Calibri"/>
                 <w:b w:val="0"/>
+                <w:bCs/>
                 <w:sz w:val="20"/>
                 <w:szCs w:val="20"/>
               </w:rPr>
@@ -694,7 +1003,9 @@
             </w:r>
             <w:r>
               <w:rPr>
-                <w:rFonts w:ascii="Century Gothic" w:hAnsi="Century Gothic"/>
+                <w:rFonts w:cs="Calibri"/>
+                <w:b w:val="0"/>
+                <w:bCs/>
                 <w:i/>
                 <w:sz w:val="20"/>
                 <w:szCs w:val="20"/>
@@ -702,19 +1013,36 @@
               <w:t xml:space="preserve">      </w:t>
             </w:r>
             <w:r>
+              <w:rPr>
+                <w:rFonts w:cs="Calibri"/>
+                <w:b w:val="0"/>
+                <w:bCs/>
+              </w:rPr>
               <w:t>&lt;&lt;</w:t>
             </w:r>
             <w:proofErr w:type="spellStart"/>
             <w:r>
+              <w:rPr>
+                <w:rFonts w:cs="Calibri"/>
+                <w:b w:val="0"/>
+                <w:bCs/>
+              </w:rPr>
               <w:t>TenantName</w:t>
             </w:r>
             <w:proofErr w:type="spellEnd"/>
             <w:r>
+              <w:rPr>
+                <w:rFonts w:cs="Calibri"/>
+                <w:b w:val="0"/>
+                <w:bCs/>
+              </w:rPr>
               <w:t>&gt;&gt;</w:t>
             </w:r>
             <w:r>
               <w:rPr>
-                <w:rFonts w:ascii="Century Gothic" w:hAnsi="Century Gothic"/>
+                <w:rFonts w:cs="Calibri"/>
+                <w:b w:val="0"/>
+                <w:bCs/>
                 <w:i/>
                 <w:sz w:val="20"/>
                 <w:szCs w:val="20"/>
@@ -726,16 +1054,18 @@
             <w:pPr>
               <w:pStyle w:val="DefinitionTerm"/>
               <w:rPr>
-                <w:rFonts w:ascii="Century Gothic" w:hAnsi="Century Gothic"/>
+                <w:rFonts w:cs="Calibri"/>
                 <w:b w:val="0"/>
+                <w:bCs/>
                 <w:sz w:val="20"/>
                 <w:szCs w:val="20"/>
               </w:rPr>
             </w:pPr>
             <w:r>
               <w:rPr>
-                <w:rFonts w:ascii="Century Gothic" w:hAnsi="Century Gothic"/>
+                <w:rFonts w:cs="Calibri"/>
                 <w:b w:val="0"/>
+                <w:bCs/>
                 <w:sz w:val="20"/>
                 <w:szCs w:val="20"/>
               </w:rPr>
@@ -743,22 +1073,38 @@
             </w:r>
             <w:r>
               <w:rPr>
-                <w:rFonts w:ascii="Century Gothic" w:hAnsi="Century Gothic"/>
+                <w:rFonts w:cs="Calibri"/>
                 <w:b w:val="0"/>
+                <w:bCs/>
                 <w:sz w:val="20"/>
                 <w:szCs w:val="20"/>
               </w:rPr>
               <w:t xml:space="preserve">Address: </w:t>
             </w:r>
             <w:r>
+              <w:rPr>
+                <w:rFonts w:cs="Calibri"/>
+                <w:b w:val="0"/>
+                <w:bCs/>
+              </w:rPr>
               <w:t>&lt;&lt;</w:t>
             </w:r>
             <w:proofErr w:type="spellStart"/>
             <w:r>
+              <w:rPr>
+                <w:rFonts w:cs="Calibri"/>
+                <w:b w:val="0"/>
+                <w:bCs/>
+              </w:rPr>
               <w:t>TenantAddress</w:t>
             </w:r>
             <w:proofErr w:type="spellEnd"/>
             <w:r>
+              <w:rPr>
+                <w:rFonts w:cs="Calibri"/>
+                <w:b w:val="0"/>
+                <w:bCs/>
+              </w:rPr>
               <w:t>&gt;&gt;</w:t>
             </w:r>
           </w:p>
@@ -766,16 +1112,18 @@
             <w:pPr>
               <w:pStyle w:val="DefinitionTerm"/>
               <w:rPr>
-                <w:rFonts w:ascii="Century Gothic" w:hAnsi="Century Gothic"/>
+                <w:rFonts w:cs="Calibri"/>
                 <w:b w:val="0"/>
+                <w:bCs/>
                 <w:sz w:val="20"/>
                 <w:szCs w:val="20"/>
               </w:rPr>
             </w:pPr>
             <w:r>
               <w:rPr>
-                <w:rFonts w:ascii="Century Gothic" w:hAnsi="Century Gothic"/>
+                <w:rFonts w:cs="Calibri"/>
                 <w:b w:val="0"/>
+                <w:bCs/>
                 <w:sz w:val="20"/>
                 <w:szCs w:val="20"/>
               </w:rPr>
@@ -783,22 +1131,38 @@
             </w:r>
             <w:r>
               <w:rPr>
-                <w:rFonts w:ascii="Century Gothic" w:hAnsi="Century Gothic"/>
+                <w:rFonts w:cs="Calibri"/>
                 <w:b w:val="0"/>
+                <w:bCs/>
                 <w:sz w:val="20"/>
                 <w:szCs w:val="20"/>
               </w:rPr>
               <w:t xml:space="preserve"> </w:t>
             </w:r>
             <w:r>
+              <w:rPr>
+                <w:rFonts w:cs="Calibri"/>
+                <w:b w:val="0"/>
+                <w:bCs/>
+              </w:rPr>
               <w:t>&lt;&lt;</w:t>
             </w:r>
             <w:proofErr w:type="spellStart"/>
             <w:r>
+              <w:rPr>
+                <w:rFonts w:cs="Calibri"/>
+                <w:b w:val="0"/>
+                <w:bCs/>
+              </w:rPr>
               <w:t>TenantPhone</w:t>
             </w:r>
             <w:proofErr w:type="spellEnd"/>
             <w:r>
+              <w:rPr>
+                <w:rFonts w:cs="Calibri"/>
+                <w:b w:val="0"/>
+                <w:bCs/>
+              </w:rPr>
               <w:t>&gt;&gt;</w:t>
             </w:r>
           </w:p>
@@ -806,16 +1170,18 @@
             <w:pPr>
               <w:pStyle w:val="DefinitionTerm"/>
               <w:rPr>
-                <w:rFonts w:ascii="Century Gothic" w:hAnsi="Century Gothic"/>
+                <w:rFonts w:cs="Calibri"/>
                 <w:b w:val="0"/>
+                <w:bCs/>
                 <w:sz w:val="20"/>
                 <w:szCs w:val="20"/>
               </w:rPr>
             </w:pPr>
             <w:r>
               <w:rPr>
-                <w:rFonts w:ascii="Century Gothic" w:hAnsi="Century Gothic"/>
+                <w:rFonts w:cs="Calibri"/>
                 <w:b w:val="0"/>
+                <w:bCs/>
                 <w:sz w:val="20"/>
                 <w:szCs w:val="20"/>
               </w:rPr>
@@ -823,8 +1189,9 @@
             </w:r>
             <w:r>
               <w:rPr>
-                <w:rFonts w:ascii="Century Gothic" w:hAnsi="Century Gothic"/>
+                <w:rFonts w:cs="Calibri"/>
                 <w:b w:val="0"/>
+                <w:bCs/>
                 <w:sz w:val="20"/>
                 <w:szCs w:val="20"/>
               </w:rPr>
@@ -832,8 +1199,9 @@
             </w:r>
             <w:r>
               <w:rPr>
-                <w:rFonts w:ascii="Century Gothic" w:hAnsi="Century Gothic"/>
+                <w:rFonts w:cs="Calibri"/>
                 <w:b w:val="0"/>
+                <w:bCs/>
                 <w:sz w:val="20"/>
                 <w:szCs w:val="20"/>
               </w:rPr>
@@ -841,8 +1209,9 @@
             </w:r>
             <w:r>
               <w:rPr>
-                <w:rFonts w:ascii="Century Gothic" w:hAnsi="Century Gothic"/>
+                <w:rFonts w:cs="Calibri"/>
                 <w:b w:val="0"/>
+                <w:bCs/>
                 <w:sz w:val="20"/>
                 <w:szCs w:val="20"/>
               </w:rPr>
@@ -853,16 +1222,18 @@
             <w:pPr>
               <w:pStyle w:val="DefinitionTerm"/>
               <w:rPr>
-                <w:rFonts w:ascii="Century Gothic" w:hAnsi="Century Gothic"/>
+                <w:rFonts w:cs="Calibri"/>
                 <w:b w:val="0"/>
+                <w:bCs/>
                 <w:sz w:val="20"/>
                 <w:szCs w:val="20"/>
               </w:rPr>
             </w:pPr>
             <w:r>
               <w:rPr>
-                <w:rFonts w:ascii="Century Gothic" w:hAnsi="Century Gothic"/>
+                <w:rFonts w:cs="Calibri"/>
                 <w:b w:val="0"/>
+                <w:bCs/>
                 <w:sz w:val="20"/>
                 <w:szCs w:val="20"/>
               </w:rPr>
@@ -870,7 +1241,9 @@
             </w:r>
             <w:r>
               <w:rPr>
-                <w:rFonts w:ascii="Century Gothic" w:hAnsi="Century Gothic"/>
+                <w:rFonts w:cs="Calibri"/>
+                <w:b w:val="0"/>
+                <w:bCs/>
                 <w:i/>
                 <w:sz w:val="20"/>
                 <w:szCs w:val="20"/>
@@ -878,22 +1251,36 @@
               <w:t xml:space="preserve">    </w:t>
             </w:r>
             <w:r>
+              <w:rPr>
+                <w:rFonts w:cs="Calibri"/>
+                <w:b w:val="0"/>
+                <w:bCs/>
+              </w:rPr>
               <w:t>&lt;&lt;</w:t>
             </w:r>
             <w:proofErr w:type="spellStart"/>
             <w:r>
-              <w:t>Tenant</w:t>
-            </w:r>
-            <w:r>
-              <w:t>Email</w:t>
+              <w:rPr>
+                <w:rFonts w:cs="Calibri"/>
+                <w:b w:val="0"/>
+                <w:bCs/>
+              </w:rPr>
+              <w:t>TenantEmail</w:t>
             </w:r>
             <w:proofErr w:type="spellEnd"/>
             <w:r>
+              <w:rPr>
+                <w:rFonts w:cs="Calibri"/>
+                <w:b w:val="0"/>
+                <w:bCs/>
+              </w:rPr>
               <w:t>&gt;&gt;</w:t>
             </w:r>
             <w:r>
               <w:rPr>
-                <w:rFonts w:ascii="Century Gothic" w:hAnsi="Century Gothic"/>
+                <w:rFonts w:cs="Calibri"/>
+                <w:b w:val="0"/>
+                <w:bCs/>
                 <w:i/>
                 <w:sz w:val="20"/>
                 <w:szCs w:val="20"/>
@@ -905,28 +1292,42 @@
             <w:pPr>
               <w:pStyle w:val="Definition"/>
               <w:rPr>
-                <w:rFonts w:ascii="Century Gothic" w:hAnsi="Century Gothic"/>
+                <w:rFonts w:cs="Calibri"/>
+                <w:bCs/>
                 <w:sz w:val="20"/>
                 <w:szCs w:val="20"/>
               </w:rPr>
             </w:pPr>
             <w:r>
               <w:rPr>
-                <w:rFonts w:ascii="Century Gothic" w:hAnsi="Century Gothic"/>
+                <w:rFonts w:cs="Calibri"/>
+                <w:bCs/>
                 <w:sz w:val="20"/>
                 <w:szCs w:val="20"/>
               </w:rPr>
               <w:t xml:space="preserve">Emergency Contact: </w:t>
             </w:r>
             <w:r>
+              <w:rPr>
+                <w:rFonts w:cs="Calibri"/>
+                <w:bCs/>
+              </w:rPr>
               <w:t>&lt;&lt;</w:t>
             </w:r>
             <w:proofErr w:type="spellStart"/>
             <w:r>
+              <w:rPr>
+                <w:rFonts w:cs="Calibri"/>
+                <w:bCs/>
+              </w:rPr>
               <w:t>EmergencyContact</w:t>
             </w:r>
             <w:proofErr w:type="spellEnd"/>
             <w:r>
+              <w:rPr>
+                <w:rFonts w:cs="Calibri"/>
+                <w:bCs/>
+              </w:rPr>
               <w:t>&gt;&gt;</w:t>
             </w:r>
           </w:p>
@@ -934,14 +1335,16 @@
             <w:pPr>
               <w:pStyle w:val="Definition"/>
               <w:rPr>
-                <w:rFonts w:ascii="Century Gothic" w:hAnsi="Century Gothic"/>
+                <w:rFonts w:cs="Calibri"/>
+                <w:bCs/>
                 <w:sz w:val="20"/>
                 <w:szCs w:val="20"/>
               </w:rPr>
             </w:pPr>
             <w:r>
               <w:rPr>
-                <w:rFonts w:ascii="Century Gothic" w:hAnsi="Century Gothic"/>
+                <w:rFonts w:cs="Calibri"/>
+                <w:bCs/>
                 <w:sz w:val="20"/>
                 <w:szCs w:val="20"/>
               </w:rPr>
@@ -949,7 +1352,8 @@
             </w:r>
             <w:r>
               <w:rPr>
-                <w:rFonts w:ascii="Century Gothic" w:hAnsi="Century Gothic"/>
+                <w:rFonts w:cs="Calibri"/>
+                <w:bCs/>
                 <w:sz w:val="20"/>
                 <w:szCs w:val="20"/>
               </w:rPr>
@@ -957,7 +1361,8 @@
             </w:r>
             <w:r>
               <w:rPr>
-                <w:rFonts w:ascii="Century Gothic" w:hAnsi="Century Gothic"/>
+                <w:rFonts w:cs="Calibri"/>
+                <w:bCs/>
                 <w:sz w:val="20"/>
                 <w:szCs w:val="20"/>
               </w:rPr>
@@ -968,14 +1373,16 @@
             <w:pPr>
               <w:pStyle w:val="Definition"/>
               <w:rPr>
-                <w:rFonts w:ascii="Century Gothic" w:hAnsi="Century Gothic"/>
+                <w:rFonts w:cs="Calibri"/>
+                <w:bCs/>
                 <w:sz w:val="20"/>
                 <w:szCs w:val="20"/>
               </w:rPr>
             </w:pPr>
             <w:r>
               <w:rPr>
-                <w:rFonts w:ascii="Century Gothic" w:hAnsi="Century Gothic"/>
+                <w:rFonts w:cs="Calibri"/>
+                <w:bCs/>
                 <w:sz w:val="20"/>
                 <w:szCs w:val="20"/>
               </w:rPr>
@@ -983,7 +1390,8 @@
             </w:r>
             <w:r>
               <w:rPr>
-                <w:rFonts w:ascii="Century Gothic" w:hAnsi="Century Gothic"/>
+                <w:rFonts w:cs="Calibri"/>
+                <w:bCs/>
                 <w:sz w:val="20"/>
                 <w:szCs w:val="20"/>
               </w:rPr>
@@ -991,7 +1399,8 @@
             </w:r>
             <w:r>
               <w:rPr>
-                <w:rFonts w:ascii="Century Gothic" w:hAnsi="Century Gothic"/>
+                <w:rFonts w:cs="Calibri"/>
+                <w:bCs/>
                 <w:sz w:val="20"/>
                 <w:szCs w:val="20"/>
               </w:rPr>
@@ -1002,14 +1411,16 @@
             <w:pPr>
               <w:pStyle w:val="Definition"/>
               <w:rPr>
-                <w:rFonts w:ascii="Century Gothic" w:hAnsi="Century Gothic"/>
+                <w:rFonts w:cs="Calibri"/>
+                <w:bCs/>
                 <w:sz w:val="20"/>
                 <w:szCs w:val="20"/>
               </w:rPr>
             </w:pPr>
             <w:r>
               <w:rPr>
-                <w:rFonts w:ascii="Century Gothic" w:hAnsi="Century Gothic"/>
+                <w:rFonts w:cs="Calibri"/>
+                <w:bCs/>
                 <w:sz w:val="20"/>
                 <w:szCs w:val="20"/>
               </w:rPr>
@@ -1017,7 +1428,8 @@
             </w:r>
             <w:r>
               <w:rPr>
-                <w:rFonts w:ascii="Century Gothic" w:hAnsi="Century Gothic"/>
+                <w:rFonts w:cs="Calibri"/>
+                <w:bCs/>
                 <w:sz w:val="20"/>
                 <w:szCs w:val="20"/>
               </w:rPr>
@@ -1025,21 +1437,34 @@
             </w:r>
             <w:r>
               <w:rPr>
-                <w:rFonts w:ascii="Century Gothic" w:hAnsi="Century Gothic"/>
+                <w:rFonts w:cs="Calibri"/>
+                <w:bCs/>
                 <w:sz w:val="20"/>
                 <w:szCs w:val="20"/>
               </w:rPr>
               <w:t xml:space="preserve"> </w:t>
             </w:r>
             <w:r>
+              <w:rPr>
+                <w:rFonts w:cs="Calibri"/>
+                <w:bCs/>
+              </w:rPr>
               <w:t>&lt;&lt;</w:t>
             </w:r>
             <w:proofErr w:type="spellStart"/>
             <w:r>
+              <w:rPr>
+                <w:rFonts w:cs="Calibri"/>
+                <w:bCs/>
+              </w:rPr>
               <w:t>EmergencyPhone</w:t>
             </w:r>
             <w:proofErr w:type="spellEnd"/>
             <w:r>
+              <w:rPr>
+                <w:rFonts w:cs="Calibri"/>
+                <w:bCs/>
+              </w:rPr>
               <w:t>&gt;&gt;</w:t>
             </w:r>
           </w:p>
@@ -1051,7 +1476,9 @@
                 <w:numId w:val="0"/>
               </w:numPr>
               <w:rPr>
-                <w:rFonts w:ascii="Century Gothic" w:hAnsi="Century Gothic"/>
+                <w:rFonts w:cs="Calibri"/>
+                <w:b w:val="0"/>
+                <w:bCs/>
                 <w:i/>
                 <w:sz w:val="20"/>
                 <w:szCs w:val="20"/>
@@ -1059,7 +1486,9 @@
             </w:pPr>
             <w:r>
               <w:rPr>
-                <w:rFonts w:ascii="Century Gothic" w:hAnsi="Century Gothic"/>
+                <w:rFonts w:cs="Calibri"/>
+                <w:b w:val="0"/>
+                <w:bCs/>
                 <w:sz w:val="20"/>
                 <w:szCs w:val="20"/>
               </w:rPr>
@@ -1067,7 +1496,9 @@
             </w:r>
             <w:r>
               <w:rPr>
-                <w:rFonts w:ascii="Century Gothic" w:hAnsi="Century Gothic"/>
+                <w:rFonts w:cs="Calibri"/>
+                <w:b w:val="0"/>
+                <w:bCs/>
                 <w:sz w:val="20"/>
                 <w:szCs w:val="20"/>
               </w:rPr>
@@ -1075,7 +1506,9 @@
             </w:r>
             <w:r>
               <w:rPr>
-                <w:rFonts w:ascii="Century Gothic" w:hAnsi="Century Gothic"/>
+                <w:rFonts w:cs="Calibri"/>
+                <w:b w:val="0"/>
+                <w:bCs/>
                 <w:sz w:val="20"/>
                 <w:szCs w:val="20"/>
               </w:rPr>
@@ -1083,7 +1516,9 @@
             </w:r>
             <w:r>
               <w:rPr>
-                <w:rFonts w:ascii="Century Gothic" w:hAnsi="Century Gothic"/>
+                <w:rFonts w:cs="Calibri"/>
+                <w:b w:val="0"/>
+                <w:bCs/>
                 <w:sz w:val="20"/>
                 <w:szCs w:val="20"/>
               </w:rPr>
@@ -1092,7 +1527,9 @@
             <w:proofErr w:type="gramStart"/>
             <w:r>
               <w:rPr>
-                <w:rFonts w:ascii="Century Gothic" w:hAnsi="Century Gothic"/>
+                <w:rFonts w:cs="Calibri"/>
+                <w:b w:val="0"/>
+                <w:bCs/>
                 <w:sz w:val="20"/>
                 <w:szCs w:val="20"/>
               </w:rPr>
@@ -1101,35 +1538,33 @@
             <w:proofErr w:type="gramEnd"/>
             <w:r>
               <w:rPr>
-                <w:rFonts w:ascii="Century Gothic" w:hAnsi="Century Gothic"/>
-                <w:sz w:val="20"/>
-                <w:szCs w:val="20"/>
-              </w:rPr>
-              <w:t xml:space="preserve"> following details should be used by the Landlord or The Dispute Service Limited for contacting the Tenant at the end of the tenancy</w:t>
-            </w:r>
-            <w:r>
-              <w:rPr>
-                <w:rFonts w:ascii="Century Gothic" w:hAnsi="Century Gothic"/>
+                <w:rFonts w:cs="Calibri"/>
                 <w:b w:val="0"/>
-                <w:sz w:val="20"/>
-                <w:szCs w:val="20"/>
-              </w:rPr>
-              <w:t xml:space="preserve"> </w:t>
-            </w:r>
-            <w:r>
-              <w:rPr>
-                <w:rFonts w:ascii="Century Gothic" w:hAnsi="Century Gothic"/>
+                <w:bCs/>
+                <w:sz w:val="20"/>
+                <w:szCs w:val="20"/>
+              </w:rPr>
+              <w:t xml:space="preserve"> following details should be used by the Landlord or The Dispute Service Limited for contacting the Tenant at the end of the tenancy </w:t>
+            </w:r>
+            <w:r>
+              <w:rPr>
+                <w:rFonts w:cs="Calibri"/>
+                <w:b w:val="0"/>
+                <w:bCs/>
                 <w:i/>
                 <w:sz w:val="20"/>
                 <w:szCs w:val="20"/>
               </w:rPr>
-              <w:lastRenderedPageBreak/>
               <w:t>If there is a need</w:t>
             </w:r>
           </w:p>
           <w:p>
             <w:pPr>
               <w:pStyle w:val="Definition"/>
+              <w:rPr>
+                <w:rFonts w:cs="Calibri"/>
+                <w:bCs/>
+              </w:rPr>
             </w:pPr>
           </w:p>
         </w:tc>
@@ -1148,16 +1583,16 @@
                 <w:numId w:val="9"/>
               </w:numPr>
               <w:rPr>
-                <w:rFonts w:ascii="Century Gothic" w:hAnsi="Century Gothic"/>
-                <w:b/>
+                <w:rFonts w:cs="Calibri"/>
+                <w:bCs/>
                 <w:sz w:val="20"/>
                 <w:szCs w:val="20"/>
               </w:rPr>
             </w:pPr>
             <w:r>
               <w:rPr>
-                <w:rFonts w:ascii="Century Gothic" w:hAnsi="Century Gothic"/>
-                <w:b/>
+                <w:rFonts w:cs="Calibri"/>
+                <w:bCs/>
                 <w:sz w:val="20"/>
                 <w:szCs w:val="20"/>
               </w:rPr>
@@ -1179,36 +1614,54 @@
                 <w:numId w:val="0"/>
               </w:numPr>
               <w:rPr>
-                <w:rFonts w:ascii="Century Gothic" w:hAnsi="Century Gothic"/>
+                <w:rFonts w:cs="Calibri"/>
                 <w:b w:val="0"/>
+                <w:bCs/>
                 <w:sz w:val="20"/>
                 <w:szCs w:val="20"/>
               </w:rPr>
             </w:pPr>
             <w:r>
               <w:rPr>
-                <w:rFonts w:ascii="Century Gothic" w:hAnsi="Century Gothic"/>
+                <w:rFonts w:cs="Calibri"/>
                 <w:b w:val="0"/>
+                <w:bCs/>
                 <w:sz w:val="20"/>
                 <w:szCs w:val="20"/>
               </w:rPr>
               <w:t xml:space="preserve">The interior only of the </w:t>
             </w:r>
             <w:r>
+              <w:rPr>
+                <w:rFonts w:cs="Calibri"/>
+                <w:b w:val="0"/>
+                <w:bCs/>
+              </w:rPr>
               <w:t>(&lt;&lt;</w:t>
             </w:r>
             <w:proofErr w:type="spellStart"/>
             <w:r>
+              <w:rPr>
+                <w:rFonts w:cs="Calibri"/>
+                <w:b w:val="0"/>
+                <w:bCs/>
+              </w:rPr>
               <w:t>UnitType</w:t>
             </w:r>
             <w:proofErr w:type="spellEnd"/>
             <w:r>
+              <w:rPr>
+                <w:rFonts w:cs="Calibri"/>
+                <w:b w:val="0"/>
+                <w:bCs/>
+              </w:rPr>
               <w:t>&gt;&gt;)</w:t>
             </w:r>
             <w:r>
               <w:rPr>
-                <w:rFonts w:ascii="Century Gothic" w:hAnsi="Century Gothic"/>
+                <w:rFonts w:cs="Calibri"/>
                 <w:b w:val="0"/>
+                <w:bCs/>
                 <w:sz w:val="20"/>
                 <w:szCs w:val="20"/>
               </w:rPr>
@@ -1216,28 +1669,45 @@
             </w:r>
             <w:r>
               <w:rPr>
-                <w:rFonts w:ascii="Century Gothic" w:hAnsi="Century Gothic"/>
+                <w:rFonts w:cs="Calibri"/>
                 <w:b w:val="0"/>
+                <w:bCs/>
                 <w:sz w:val="20"/>
                 <w:szCs w:val="20"/>
               </w:rPr>
               <w:t xml:space="preserve"> </w:t>
             </w:r>
             <w:r>
+              <w:rPr>
+                <w:rFonts w:cs="Calibri"/>
+                <w:b w:val="0"/>
+                <w:bCs/>
+              </w:rPr>
               <w:t>&lt;&lt;</w:t>
             </w:r>
             <w:proofErr w:type="spellStart"/>
             <w:r>
+              <w:rPr>
+                <w:rFonts w:cs="Calibri"/>
+                <w:b w:val="0"/>
+                <w:bCs/>
+              </w:rPr>
               <w:t>PropertyAddress</w:t>
             </w:r>
             <w:proofErr w:type="spellEnd"/>
             <w:r>
+              <w:rPr>
+                <w:rFonts w:cs="Calibri"/>
+                <w:b w:val="0"/>
+                <w:bCs/>
+              </w:rPr>
               <w:t>&gt;&gt;</w:t>
             </w:r>
             <w:r>
               <w:rPr>
-                <w:rFonts w:ascii="Century Gothic" w:hAnsi="Century Gothic"/>
+                <w:rFonts w:cs="Calibri"/>
                 <w:b w:val="0"/>
+                <w:bCs/>
                 <w:sz w:val="20"/>
                 <w:szCs w:val="20"/>
               </w:rPr>
@@ -1252,8 +1722,9 @@
                 <w:numId w:val="0"/>
               </w:numPr>
               <w:rPr>
-                <w:rFonts w:ascii="Century Gothic" w:hAnsi="Century Gothic"/>
+                <w:rFonts w:cs="Calibri"/>
                 <w:b w:val="0"/>
+                <w:bCs/>
                 <w:sz w:val="20"/>
                 <w:szCs w:val="20"/>
               </w:rPr>
@@ -1275,16 +1746,16 @@
                 <w:numId w:val="9"/>
               </w:numPr>
               <w:rPr>
-                <w:rFonts w:ascii="Century Gothic" w:hAnsi="Century Gothic"/>
-                <w:b/>
+                <w:rFonts w:cs="Calibri"/>
+                <w:bCs/>
                 <w:sz w:val="20"/>
                 <w:szCs w:val="20"/>
               </w:rPr>
             </w:pPr>
             <w:r>
               <w:rPr>
-                <w:rFonts w:ascii="Century Gothic" w:hAnsi="Century Gothic"/>
-                <w:b/>
+                <w:rFonts w:cs="Calibri"/>
+                <w:bCs/>
                 <w:sz w:val="20"/>
                 <w:szCs w:val="20"/>
               </w:rPr>
@@ -1300,11 +1771,15 @@
           <w:p>
             <w:pPr>
               <w:pStyle w:val="Definition"/>
+              <w:rPr>
+                <w:rFonts w:cs="Calibri"/>
+                <w:bCs/>
+              </w:rPr>
             </w:pPr>
             <w:r>
               <w:rPr>
-                <w:rFonts w:ascii="Century Gothic" w:hAnsi="Century Gothic"/>
-                <w:b/>
+                <w:rFonts w:cs="Calibri"/>
+                <w:bCs/>
                 <w:sz w:val="20"/>
                 <w:szCs w:val="20"/>
               </w:rPr>
@@ -1312,97 +1787,122 @@
             </w:r>
             <w:r>
               <w:rPr>
-                <w:rFonts w:ascii="Century Gothic" w:hAnsi="Century Gothic"/>
-                <w:b/>
+                <w:rFonts w:cs="Calibri"/>
+                <w:bCs/>
                 <w:sz w:val="20"/>
                 <w:szCs w:val="20"/>
               </w:rPr>
               <w:t xml:space="preserve"> </w:t>
             </w:r>
             <w:r>
+              <w:rPr>
+                <w:rFonts w:cs="Calibri"/>
+                <w:bCs/>
+                <w:sz w:val="20"/>
+                <w:szCs w:val="20"/>
+              </w:rPr>
+              <w:t xml:space="preserve">a </w:t>
+            </w:r>
+            <w:r>
+              <w:rPr>
+                <w:rFonts w:cs="Calibri"/>
+                <w:bCs/>
+              </w:rPr>
               <w:t>&lt;&lt;</w:t>
             </w:r>
             <w:proofErr w:type="spellStart"/>
             <w:r>
+              <w:rPr>
+                <w:rFonts w:cs="Calibri"/>
+                <w:bCs/>
+              </w:rPr>
+              <w:t>UnitType</w:t>
+            </w:r>
+            <w:proofErr w:type="spellEnd"/>
+            <w:r>
+              <w:rPr>
+                <w:rFonts w:cs="Calibri"/>
+                <w:bCs/>
+              </w:rPr>
+              <w:t>&gt;&gt;</w:t>
+            </w:r>
+            <w:r>
+              <w:rPr>
+                <w:rFonts w:cs="Calibri"/>
+                <w:bCs/>
+              </w:rPr>
+              <w:t xml:space="preserve">, and agreed </w:t>
+            </w:r>
+            <w:r>
+              <w:rPr>
+                <w:rFonts w:cs="Calibri"/>
+                <w:bCs/>
+              </w:rPr>
+              <w:t>&lt;&lt;</w:t>
+            </w:r>
+            <w:proofErr w:type="spellStart"/>
+            <w:r>
+              <w:rPr>
+                <w:rFonts w:cs="Calibri"/>
+                <w:bCs/>
+              </w:rPr>
               <w:t>AgreementPeriod</w:t>
             </w:r>
             <w:proofErr w:type="spellEnd"/>
             <w:r>
-              <w:t>&gt;&gt;</w:t>
-            </w:r>
-            <w:r>
-              <w:t xml:space="preserve"> or </w:t>
-            </w:r>
-            <w:r>
+              <w:rPr>
+                <w:rFonts w:cs="Calibri"/>
+                <w:bCs/>
+              </w:rPr>
+              <w:t>&gt;</w:t>
+            </w:r>
+            <w:r>
+              <w:rPr>
+                <w:rFonts w:cs="Calibri"/>
+                <w:bCs/>
+                <w:sz w:val="20"/>
+                <w:szCs w:val="20"/>
+              </w:rPr>
+              <w:t xml:space="preserve"> from and including </w:t>
+            </w:r>
+            <w:r>
+              <w:rPr>
+                <w:rFonts w:cs="Calibri"/>
+                <w:bCs/>
+              </w:rPr>
+              <w:t>&lt;&lt;StartDate&gt;&gt;</w:t>
+            </w:r>
+            <w:r>
+              <w:rPr>
+                <w:rFonts w:cs="Calibri"/>
+                <w:bCs/>
+                <w:sz w:val="20"/>
+                <w:szCs w:val="20"/>
+              </w:rPr>
+              <w:t xml:space="preserve"> to and including </w:t>
+            </w:r>
+            <w:r>
+              <w:rPr>
+                <w:rFonts w:cs="Calibri"/>
+                <w:bCs/>
+              </w:rPr>
               <w:t>&lt;&lt;</w:t>
             </w:r>
             <w:proofErr w:type="spellStart"/>
             <w:r>
-              <w:t>TermMonths</w:t>
+              <w:rPr>
+                <w:rFonts w:cs="Calibri"/>
+                <w:bCs/>
+              </w:rPr>
+              <w:t>EndDate</w:t>
             </w:r>
             <w:proofErr w:type="spellEnd"/>
             <w:r>
-              <w:t>&gt;&gt;</w:t>
-            </w:r>
-            <w:r>
-              <w:rPr>
-                <w:rFonts w:ascii="Century Gothic" w:hAnsi="Century Gothic"/>
-                <w:b/>
-                <w:sz w:val="20"/>
-                <w:szCs w:val="20"/>
-              </w:rPr>
-              <w:t xml:space="preserve"> from and including </w:t>
-            </w:r>
-            <w:r>
-              <w:t>&lt;&lt;StartDate&gt;&gt;</w:t>
-            </w:r>
-            <w:r>
-              <w:rPr>
-                <w:rFonts w:ascii="Century Gothic" w:hAnsi="Century Gothic"/>
-                <w:b/>
-                <w:sz w:val="20"/>
-                <w:szCs w:val="20"/>
-              </w:rPr>
-              <w:t xml:space="preserve"> to and including </w:t>
-            </w:r>
-            <w:r>
-              <w:t>&lt;&lt;</w:t>
-            </w:r>
-            <w:proofErr w:type="spellStart"/>
-            <w:r>
-              <w:t>EndDate</w:t>
-            </w:r>
-            <w:proofErr w:type="spellEnd"/>
-            <w:r>
-              <w:t>&gt;&gt;</w:t>
-            </w:r>
-            <w:r>
-              <w:t xml:space="preserve">. </w:t>
-            </w:r>
-            <w:r>
-              <w:t>&lt;&lt;</w:t>
-            </w:r>
-            <w:proofErr w:type="spellStart"/>
-            <w:r>
-              <w:t>UnitNumber</w:t>
-            </w:r>
-            <w:proofErr w:type="spellEnd"/>
-            <w:r>
-              <w:t>&gt;&gt;</w:t>
-            </w:r>
-            <w:r>
-              <w:t xml:space="preserve">, </w:t>
-            </w:r>
-            <w:r>
-              <w:t>&lt;&lt;</w:t>
-            </w:r>
-            <w:proofErr w:type="spellStart"/>
-            <w:r>
-              <w:t>UnitType</w:t>
-            </w:r>
-            <w:proofErr w:type="spellEnd"/>
-            <w:r>
-              <w:t>&gt;&gt;</w:t>
+              <w:rPr>
+                <w:rFonts w:cs="Calibri"/>
+                <w:bCs/>
+              </w:rPr>
+              <w:t>&gt;&gt;.</w:t>
             </w:r>
           </w:p>
         </w:tc>
@@ -1422,16 +1922,16 @@
                 <w:numId w:val="9"/>
               </w:numPr>
               <w:rPr>
-                <w:rFonts w:ascii="Century Gothic" w:hAnsi="Century Gothic"/>
-                <w:b/>
+                <w:rFonts w:cs="Calibri"/>
+                <w:bCs/>
                 <w:sz w:val="20"/>
                 <w:szCs w:val="20"/>
               </w:rPr>
             </w:pPr>
             <w:r>
               <w:rPr>
-                <w:rFonts w:ascii="Century Gothic" w:hAnsi="Century Gothic"/>
-                <w:b/>
+                <w:rFonts w:cs="Calibri"/>
+                <w:bCs/>
                 <w:sz w:val="20"/>
                 <w:szCs w:val="20"/>
               </w:rPr>
@@ -1453,50 +1953,108 @@
                 <w:numId w:val="0"/>
               </w:numPr>
               <w:rPr>
-                <w:rFonts w:ascii="Century Gothic" w:hAnsi="Century Gothic"/>
+                <w:rFonts w:cs="Calibri"/>
                 <w:b w:val="0"/>
+                <w:bCs/>
                 <w:sz w:val="20"/>
                 <w:szCs w:val="20"/>
               </w:rPr>
             </w:pPr>
             <w:r>
-              <w:t>&lt;&lt;Currency&gt;&gt;</w:t>
-            </w:r>
-            <w:r>
+              <w:rPr>
+                <w:rFonts w:cs="Calibri"/>
+                <w:b w:val="0"/>
+                <w:bCs/>
+              </w:rPr>
+              <w:t>An</w:t>
+            </w:r>
+            <w:r>
+              <w:rPr>
+                <w:rFonts w:cs="Calibri"/>
+                <w:b w:val="0"/>
+                <w:bCs/>
+              </w:rPr>
+              <w:t xml:space="preserve"> amount </w:t>
+            </w:r>
+            <w:proofErr w:type="gramStart"/>
+            <w:r>
+              <w:rPr>
+                <w:rFonts w:cs="Calibri"/>
+                <w:b w:val="0"/>
+                <w:bCs/>
+              </w:rPr>
+              <w:t xml:space="preserve">of </w:t>
+            </w:r>
+            <w:r>
+              <w:rPr>
+                <w:rFonts w:cs="Calibri"/>
+                <w:b w:val="0"/>
+                <w:bCs/>
+              </w:rPr>
               <w:t xml:space="preserve"> </w:t>
             </w:r>
-            <w:r>
+            <w:bookmarkStart w:id="1" w:name="OLE_LINK13"/>
+            <w:bookmarkStart w:id="2" w:name="OLE_LINK14"/>
+            <w:r>
+              <w:rPr>
+                <w:rFonts w:cs="Calibri"/>
+                <w:b w:val="0"/>
+                <w:bCs/>
+              </w:rPr>
+              <w:t>&lt;</w:t>
+            </w:r>
+            <w:proofErr w:type="gramEnd"/>
+            <w:r>
+              <w:rPr>
+                <w:rFonts w:cs="Calibri"/>
+                <w:b w:val="0"/>
+                <w:bCs/>
+              </w:rPr>
+              <w:t xml:space="preserve">&lt;Currency&gt;&gt; </w:t>
+            </w:r>
+            <w:bookmarkEnd w:id="1"/>
+            <w:bookmarkEnd w:id="2"/>
+            <w:r>
+              <w:rPr>
+                <w:rFonts w:cs="Calibri"/>
+                <w:b w:val="0"/>
+                <w:bCs/>
+              </w:rPr>
               <w:t>&lt;&lt;</w:t>
             </w:r>
             <w:proofErr w:type="spellStart"/>
             <w:r>
+              <w:rPr>
+                <w:rFonts w:cs="Calibri"/>
+                <w:b w:val="0"/>
+                <w:bCs/>
+              </w:rPr>
               <w:t>RentAmount</w:t>
             </w:r>
             <w:proofErr w:type="spellEnd"/>
             <w:r>
+              <w:rPr>
+                <w:rFonts w:cs="Calibri"/>
+                <w:b w:val="0"/>
+                <w:bCs/>
+              </w:rPr>
               <w:t>&gt;&gt;</w:t>
             </w:r>
             <w:r>
               <w:rPr>
-                <w:rFonts w:ascii="Century Gothic" w:hAnsi="Century Gothic"/>
-                <w:sz w:val="20"/>
-                <w:szCs w:val="20"/>
-              </w:rPr>
-              <w:t xml:space="preserve"> </w:t>
-            </w:r>
-            <w:r>
-              <w:rPr>
-                <w:rFonts w:ascii="Century Gothic" w:hAnsi="Century Gothic"/>
+                <w:rFonts w:cs="Calibri"/>
                 <w:b w:val="0"/>
-                <w:sz w:val="20"/>
-                <w:szCs w:val="20"/>
-              </w:rPr>
-              <w:t xml:space="preserve">per year of the term and payment to be made on the commencement of the Term to the </w:t>
-            </w:r>
-            <w:r>
-              <w:rPr>
-                <w:rFonts w:ascii="Century Gothic" w:hAnsi="Century Gothic"/>
+                <w:bCs/>
+                <w:sz w:val="20"/>
+                <w:szCs w:val="20"/>
+              </w:rPr>
+              <w:t xml:space="preserve"> per year of the term and payment to be made on the commencement of the Term to the </w:t>
+            </w:r>
+            <w:r>
+              <w:rPr>
+                <w:rFonts w:cs="Calibri"/>
                 <w:b w:val="0"/>
+                <w:bCs/>
                 <w:sz w:val="20"/>
                 <w:szCs w:val="20"/>
               </w:rPr>
@@ -1504,8 +2062,9 @@
             </w:r>
             <w:r>
               <w:rPr>
-                <w:rFonts w:ascii="Century Gothic" w:hAnsi="Century Gothic"/>
+                <w:rFonts w:cs="Calibri"/>
                 <w:b w:val="0"/>
+                <w:bCs/>
                 <w:sz w:val="20"/>
                 <w:szCs w:val="20"/>
               </w:rPr>
@@ -1516,44 +2075,116 @@
             <w:pPr>
               <w:pStyle w:val="Definition"/>
               <w:rPr>
-                <w:b/>
+                <w:rFonts w:cs="Calibri"/>
                 <w:bCs/>
               </w:rPr>
             </w:pPr>
             <w:r>
               <w:rPr>
-                <w:b/>
+                <w:rFonts w:cs="Calibri"/>
                 <w:bCs/>
                 <w:color w:val="FF0000"/>
               </w:rPr>
-              <w:t>NOTE: The amount paid as rent is NON-REFUNDABLE.</w:t>
-            </w:r>
-            <w:r>
-              <w:rPr>
-                <w:b/>
+              <w:t xml:space="preserve">NOTE: The </w:t>
+            </w:r>
+            <w:proofErr w:type="gramStart"/>
+            <w:r>
+              <w:rPr>
+                <w:rFonts w:cs="Calibri"/>
                 <w:bCs/>
                 <w:color w:val="FF0000"/>
               </w:rPr>
+              <w:t xml:space="preserve">amount </w:t>
+            </w:r>
+            <w:r>
+              <w:rPr>
+                <w:rFonts w:cs="Calibri"/>
+                <w:bCs/>
+                <w:color w:val="FF0000"/>
+              </w:rPr>
+              <w:t xml:space="preserve"> of</w:t>
+            </w:r>
+            <w:proofErr w:type="gramEnd"/>
+            <w:r>
+              <w:rPr>
+                <w:rFonts w:cs="Calibri"/>
+                <w:bCs/>
+                <w:color w:val="FF0000"/>
+              </w:rPr>
               <w:t xml:space="preserve"> </w:t>
             </w:r>
             <w:r>
-              <w:t>&lt;&lt;</w:t>
+              <w:rPr>
+                <w:rFonts w:cs="Calibri"/>
+                <w:bCs/>
+              </w:rPr>
+              <w:t>&lt;&lt;Currency&gt;&gt; &lt;&lt;</w:t>
             </w:r>
             <w:proofErr w:type="spellStart"/>
             <w:r>
+              <w:rPr>
+                <w:rFonts w:cs="Calibri"/>
+                <w:bCs/>
+              </w:rPr>
               <w:t>RentAmount</w:t>
             </w:r>
             <w:proofErr w:type="spellEnd"/>
             <w:r>
+              <w:rPr>
+                <w:rFonts w:cs="Calibri"/>
+                <w:bCs/>
+              </w:rPr>
               <w:t>&gt;&gt;</w:t>
             </w:r>
             <w:r>
               <w:rPr>
-                <w:b/>
+                <w:rFonts w:cs="Calibri"/>
                 <w:bCs/>
                 <w:color w:val="FF0000"/>
               </w:rPr>
-              <w:t xml:space="preserve"> Should the tenant decides to leave before the end of the tenancy period, no refund will be worked out.</w:t>
+              <w:t xml:space="preserve"> </w:t>
+            </w:r>
+            <w:r>
+              <w:rPr>
+                <w:rFonts w:cs="Calibri"/>
+                <w:bCs/>
+                <w:color w:val="FF0000"/>
+              </w:rPr>
+              <w:t>paid as rent is NON-REFUNDABLE.</w:t>
+            </w:r>
+            <w:r>
+              <w:rPr>
+                <w:rFonts w:cs="Calibri"/>
+                <w:bCs/>
+                <w:color w:val="FF0000"/>
+              </w:rPr>
+              <w:t xml:space="preserve"> </w:t>
+            </w:r>
+            <w:r>
+              <w:rPr>
+                <w:rFonts w:cs="Calibri"/>
+                <w:bCs/>
+                <w:color w:val="FF0000"/>
+              </w:rPr>
+              <w:t xml:space="preserve">Should the tenant </w:t>
+            </w:r>
+            <w:proofErr w:type="gramStart"/>
+            <w:r>
+              <w:rPr>
+                <w:rFonts w:cs="Calibri"/>
+                <w:bCs/>
+                <w:color w:val="FF0000"/>
+              </w:rPr>
+              <w:t>decides</w:t>
+            </w:r>
+            <w:proofErr w:type="gramEnd"/>
+            <w:r>
+              <w:rPr>
+                <w:rFonts w:cs="Calibri"/>
+                <w:bCs/>
+                <w:color w:val="FF0000"/>
+              </w:rPr>
+              <w:t xml:space="preserve"> to leave before the end of the tenancy period, no refund will be worked out.</w:t>
             </w:r>
           </w:p>
         </w:tc>
@@ -1572,16 +2203,16 @@
                 <w:numId w:val="9"/>
               </w:numPr>
               <w:rPr>
-                <w:rFonts w:ascii="Century Gothic" w:hAnsi="Century Gothic"/>
-                <w:b/>
+                <w:rFonts w:cs="Calibri"/>
+                <w:bCs/>
                 <w:sz w:val="20"/>
                 <w:szCs w:val="20"/>
               </w:rPr>
             </w:pPr>
             <w:r>
               <w:rPr>
-                <w:rFonts w:ascii="Century Gothic" w:hAnsi="Century Gothic"/>
-                <w:b/>
+                <w:rFonts w:cs="Calibri"/>
+                <w:bCs/>
                 <w:sz w:val="20"/>
                 <w:szCs w:val="20"/>
               </w:rPr>
@@ -1602,22 +2233,29 @@
                 <w:numId w:val="0"/>
               </w:numPr>
               <w:rPr>
-                <w:rFonts w:ascii="Century Gothic" w:hAnsi="Century Gothic"/>
+                <w:rFonts w:cs="Calibri"/>
                 <w:b w:val="0"/>
+                <w:bCs/>
                 <w:sz w:val="20"/>
                 <w:szCs w:val="20"/>
               </w:rPr>
             </w:pPr>
             <w:r>
               <w:rPr>
-                <w:rFonts w:ascii="Century Gothic" w:hAnsi="Century Gothic"/>
+                <w:rFonts w:cs="Calibri"/>
                 <w:b w:val="0"/>
+                <w:bCs/>
                 <w:sz w:val="20"/>
                 <w:szCs w:val="20"/>
               </w:rPr>
               <w:t xml:space="preserve"> </w:t>
             </w:r>
             <w:r>
+              <w:rPr>
+                <w:rFonts w:cs="Calibri"/>
+                <w:b w:val="0"/>
+                <w:bCs/>
+              </w:rPr>
               <w:t>&lt;&lt;Deposit&gt;&gt;</w:t>
             </w:r>
           </w:p>
@@ -1637,16 +2275,16 @@
                 <w:numId w:val="9"/>
               </w:numPr>
               <w:rPr>
-                <w:rFonts w:ascii="Century Gothic" w:hAnsi="Century Gothic"/>
-                <w:b/>
+                <w:rFonts w:cs="Calibri"/>
+                <w:bCs/>
                 <w:sz w:val="20"/>
                 <w:szCs w:val="20"/>
               </w:rPr>
             </w:pPr>
             <w:r>
               <w:rPr>
-                <w:rFonts w:ascii="Century Gothic" w:hAnsi="Century Gothic"/>
-                <w:b/>
+                <w:rFonts w:cs="Calibri"/>
+                <w:bCs/>
                 <w:sz w:val="20"/>
                 <w:szCs w:val="20"/>
               </w:rPr>
@@ -1667,16 +2305,18 @@
                 <w:numId w:val="0"/>
               </w:numPr>
               <w:rPr>
-                <w:rFonts w:ascii="Century Gothic" w:hAnsi="Century Gothic"/>
+                <w:rFonts w:cs="Calibri"/>
                 <w:b w:val="0"/>
+                <w:bCs/>
                 <w:sz w:val="20"/>
                 <w:szCs w:val="20"/>
               </w:rPr>
             </w:pPr>
             <w:r>
               <w:rPr>
-                <w:rFonts w:ascii="Century Gothic" w:hAnsi="Century Gothic"/>
+                <w:rFonts w:cs="Calibri"/>
                 <w:b w:val="0"/>
+                <w:bCs/>
                 <w:sz w:val="20"/>
                 <w:szCs w:val="20"/>
               </w:rPr>
@@ -1684,8 +2324,9 @@
             </w:r>
             <w:r>
               <w:rPr>
-                <w:rFonts w:ascii="Century Gothic" w:hAnsi="Century Gothic"/>
+                <w:rFonts w:cs="Calibri"/>
                 <w:b w:val="0"/>
+                <w:bCs/>
                 <w:sz w:val="20"/>
                 <w:szCs w:val="20"/>
               </w:rPr>
@@ -1693,8 +2334,9 @@
             </w:r>
             <w:r>
               <w:rPr>
-                <w:rFonts w:ascii="Century Gothic" w:hAnsi="Century Gothic"/>
+                <w:rFonts w:cs="Calibri"/>
                 <w:b w:val="0"/>
+                <w:bCs/>
                 <w:sz w:val="20"/>
                 <w:szCs w:val="20"/>
               </w:rPr>
@@ -1717,8 +2359,8 @@
                 <w:numId w:val="9"/>
               </w:numPr>
               <w:rPr>
-                <w:rFonts w:ascii="Century Gothic" w:hAnsi="Century Gothic"/>
-                <w:b/>
+                <w:rFonts w:cs="Calibri"/>
+                <w:bCs/>
                 <w:sz w:val="20"/>
                 <w:szCs w:val="20"/>
               </w:rPr>
@@ -1738,8 +2380,9 @@
                 <w:numId w:val="0"/>
               </w:numPr>
               <w:rPr>
-                <w:rFonts w:ascii="Century Gothic" w:hAnsi="Century Gothic"/>
+                <w:rFonts w:cs="Calibri"/>
                 <w:b w:val="0"/>
+                <w:bCs/>
                 <w:sz w:val="20"/>
                 <w:szCs w:val="20"/>
               </w:rPr>
@@ -1761,8 +2404,8 @@
                 <w:numId w:val="9"/>
               </w:numPr>
               <w:rPr>
-                <w:rFonts w:ascii="Century Gothic" w:hAnsi="Century Gothic"/>
-                <w:b/>
+                <w:rFonts w:cs="Calibri"/>
+                <w:bCs/>
                 <w:sz w:val="20"/>
                 <w:szCs w:val="20"/>
               </w:rPr>
@@ -1782,8 +2425,9 @@
                 <w:numId w:val="0"/>
               </w:numPr>
               <w:rPr>
-                <w:rFonts w:ascii="Century Gothic" w:hAnsi="Century Gothic"/>
+                <w:rFonts w:cs="Calibri"/>
                 <w:b w:val="0"/>
+                <w:bCs/>
                 <w:sz w:val="20"/>
                 <w:szCs w:val="20"/>
               </w:rPr>
@@ -1805,8 +2449,8 @@
                 <w:numId w:val="9"/>
               </w:numPr>
               <w:rPr>
-                <w:rFonts w:ascii="Century Gothic" w:hAnsi="Century Gothic"/>
-                <w:b/>
+                <w:rFonts w:cs="Calibri"/>
+                <w:bCs/>
                 <w:sz w:val="20"/>
                 <w:szCs w:val="20"/>
               </w:rPr>
@@ -1826,8 +2470,9 @@
                 <w:numId w:val="0"/>
               </w:numPr>
               <w:rPr>
-                <w:rFonts w:ascii="Century Gothic" w:hAnsi="Century Gothic"/>
+                <w:rFonts w:cs="Calibri"/>
                 <w:b w:val="0"/>
+                <w:bCs/>
                 <w:sz w:val="20"/>
                 <w:szCs w:val="20"/>
               </w:rPr>
@@ -1849,8 +2494,8 @@
                 <w:numId w:val="9"/>
               </w:numPr>
               <w:rPr>
-                <w:rFonts w:ascii="Century Gothic" w:hAnsi="Century Gothic"/>
-                <w:b/>
+                <w:rFonts w:cs="Calibri"/>
+                <w:bCs/>
                 <w:sz w:val="20"/>
                 <w:szCs w:val="20"/>
               </w:rPr>
@@ -1870,8 +2515,9 @@
                 <w:numId w:val="0"/>
               </w:numPr>
               <w:rPr>
-                <w:rFonts w:ascii="Century Gothic" w:hAnsi="Century Gothic"/>
+                <w:rFonts w:cs="Calibri"/>
                 <w:b w:val="0"/>
+                <w:bCs/>
                 <w:sz w:val="20"/>
                 <w:szCs w:val="20"/>
               </w:rPr>
@@ -1890,8 +2536,8 @@
               <w:pStyle w:val="Definition"/>
               <w:jc w:val="left"/>
               <w:rPr>
-                <w:rFonts w:ascii="Century Gothic" w:hAnsi="Century Gothic"/>
-                <w:b/>
+                <w:rFonts w:cs="Calibri"/>
+                <w:bCs/>
                 <w:sz w:val="20"/>
                 <w:szCs w:val="20"/>
               </w:rPr>
@@ -1911,8 +2557,9 @@
                 <w:numId w:val="0"/>
               </w:numPr>
               <w:rPr>
-                <w:rFonts w:ascii="Century Gothic" w:hAnsi="Century Gothic"/>
+                <w:rFonts w:cs="Calibri"/>
                 <w:b w:val="0"/>
+                <w:bCs/>
                 <w:sz w:val="20"/>
                 <w:szCs w:val="20"/>
               </w:rPr>
@@ -1930,8 +2577,8 @@
             <w:pPr>
               <w:pStyle w:val="Definition"/>
               <w:rPr>
-                <w:rFonts w:ascii="Century Gothic" w:hAnsi="Century Gothic"/>
-                <w:b/>
+                <w:rFonts w:cs="Calibri"/>
+                <w:bCs/>
                 <w:sz w:val="20"/>
                 <w:szCs w:val="20"/>
               </w:rPr>
@@ -1951,8 +2598,9 @@
                 <w:numId w:val="0"/>
               </w:numPr>
               <w:rPr>
-                <w:rFonts w:ascii="Century Gothic" w:hAnsi="Century Gothic"/>
+                <w:rFonts w:cs="Calibri"/>
                 <w:b w:val="0"/>
+                <w:bCs/>
                 <w:sz w:val="20"/>
                 <w:szCs w:val="20"/>
               </w:rPr>
@@ -1974,8 +2622,8 @@
                 <w:numId w:val="9"/>
               </w:numPr>
               <w:rPr>
-                <w:rFonts w:ascii="Century Gothic" w:hAnsi="Century Gothic"/>
-                <w:b/>
+                <w:rFonts w:cs="Calibri"/>
+                <w:bCs/>
                 <w:sz w:val="20"/>
                 <w:szCs w:val="20"/>
               </w:rPr>
@@ -1995,8 +2643,9 @@
                 <w:numId w:val="0"/>
               </w:numPr>
               <w:rPr>
-                <w:rFonts w:ascii="Century Gothic" w:hAnsi="Century Gothic"/>
+                <w:rFonts w:cs="Calibri"/>
                 <w:b w:val="0"/>
+                <w:bCs/>
                 <w:sz w:val="20"/>
                 <w:szCs w:val="20"/>
               </w:rPr>
@@ -2008,6 +2657,11 @@
     <w:p>
       <w:pPr>
         <w:pStyle w:val="IntroHeading"/>
+        <w:rPr>
+          <w:rFonts w:cs="Calibri"/>
+          <w:b w:val="0"/>
+          <w:bCs/>
+        </w:rPr>
         <w:sectPr>
           <w:footerReference w:type="default" r:id="rId8"/>
           <w:pgSz w:w="11906" w:h="16838" w:code="9"/>
@@ -2022,14 +2676,18 @@
       <w:pPr>
         <w:pStyle w:val="IntroHeading"/>
         <w:rPr>
-          <w:rFonts w:ascii="Century Gothic" w:hAnsi="Century Gothic"/>
-          <w:sz w:val="20"/>
-          <w:szCs w:val="20"/>
-        </w:rPr>
-      </w:pPr>
-      <w:r>
-        <w:rPr>
-          <w:rFonts w:ascii="Century Gothic" w:hAnsi="Century Gothic"/>
+          <w:rFonts w:cs="Calibri"/>
+          <w:b w:val="0"/>
+          <w:bCs/>
+          <w:sz w:val="20"/>
+          <w:szCs w:val="20"/>
+        </w:rPr>
+      </w:pPr>
+      <w:r>
+        <w:rPr>
+          <w:rFonts w:cs="Calibri"/>
+          <w:b w:val="0"/>
+          <w:bCs/>
           <w:sz w:val="20"/>
           <w:szCs w:val="20"/>
         </w:rPr>
@@ -2038,7 +2696,9 @@
       </w:r>
       <w:r>
         <w:rPr>
-          <w:rFonts w:ascii="Century Gothic" w:hAnsi="Century Gothic"/>
+          <w:rFonts w:cs="Calibri"/>
+          <w:b w:val="0"/>
+          <w:bCs/>
           <w:sz w:val="20"/>
           <w:szCs w:val="20"/>
         </w:rPr>
@@ -2046,7 +2706,9 @@
       </w:r>
       <w:r>
         <w:rPr>
-          <w:rFonts w:ascii="Century Gothic" w:hAnsi="Century Gothic"/>
+          <w:rFonts w:cs="Calibri"/>
+          <w:b w:val="0"/>
+          <w:bCs/>
           <w:sz w:val="20"/>
           <w:szCs w:val="20"/>
         </w:rPr>
@@ -2057,14 +2719,18 @@
       <w:pPr>
         <w:pStyle w:val="IntroHeading"/>
         <w:rPr>
-          <w:rFonts w:ascii="Century Gothic" w:hAnsi="Century Gothic"/>
-          <w:sz w:val="20"/>
-          <w:szCs w:val="20"/>
-        </w:rPr>
-      </w:pPr>
-      <w:r>
-        <w:rPr>
-          <w:rFonts w:ascii="Century Gothic" w:hAnsi="Century Gothic"/>
+          <w:rFonts w:cs="Calibri"/>
+          <w:b w:val="0"/>
+          <w:bCs/>
+          <w:sz w:val="20"/>
+          <w:szCs w:val="20"/>
+        </w:rPr>
+      </w:pPr>
+      <w:r>
+        <w:rPr>
+          <w:rFonts w:cs="Calibri"/>
+          <w:b w:val="0"/>
+          <w:bCs/>
           <w:sz w:val="20"/>
           <w:szCs w:val="20"/>
         </w:rPr>
@@ -2072,13 +2738,20 @@
       </w:r>
       <w:r>
         <w:rPr>
-          <w:rFonts w:ascii="Century Gothic" w:hAnsi="Century Gothic"/>
+          <w:rFonts w:cs="Calibri"/>
+          <w:b w:val="0"/>
+          <w:bCs/>
           <w:sz w:val="20"/>
           <w:szCs w:val="20"/>
         </w:rPr>
         <w:t xml:space="preserve"> </w:t>
       </w:r>
       <w:r>
+        <w:rPr>
+          <w:rFonts w:cs="Calibri"/>
+          <w:b w:val="0"/>
+          <w:bCs/>
+        </w:rPr>
         <w:t>&lt;&lt;StartDate&gt;&gt;</w:t>
       </w:r>
     </w:p>
@@ -2086,14 +2759,18 @@
       <w:pPr>
         <w:pStyle w:val="IntroHeading"/>
         <w:rPr>
-          <w:rFonts w:ascii="Century Gothic" w:hAnsi="Century Gothic"/>
-          <w:sz w:val="20"/>
-          <w:szCs w:val="20"/>
-        </w:rPr>
-      </w:pPr>
-      <w:r>
-        <w:rPr>
-          <w:rFonts w:ascii="Century Gothic" w:hAnsi="Century Gothic"/>
+          <w:rFonts w:cs="Calibri"/>
+          <w:b w:val="0"/>
+          <w:bCs/>
+          <w:sz w:val="20"/>
+          <w:szCs w:val="20"/>
+        </w:rPr>
+      </w:pPr>
+      <w:r>
+        <w:rPr>
+          <w:rFonts w:cs="Calibri"/>
+          <w:b w:val="0"/>
+          <w:bCs/>
           <w:sz w:val="20"/>
           <w:szCs w:val="20"/>
         </w:rPr>
@@ -2104,14 +2781,16 @@
       <w:pPr>
         <w:pStyle w:val="Parties1"/>
         <w:rPr>
-          <w:rFonts w:ascii="Century Gothic" w:hAnsi="Century Gothic"/>
-          <w:sz w:val="20"/>
-          <w:szCs w:val="20"/>
-        </w:rPr>
-      </w:pPr>
-      <w:r>
-        <w:rPr>
-          <w:rFonts w:ascii="Century Gothic" w:hAnsi="Century Gothic"/>
+          <w:rFonts w:cs="Calibri"/>
+          <w:bCs/>
+          <w:sz w:val="20"/>
+          <w:szCs w:val="20"/>
+        </w:rPr>
+      </w:pPr>
+      <w:r>
+        <w:rPr>
+          <w:rFonts w:cs="Calibri"/>
+          <w:bCs/>
           <w:sz w:val="20"/>
           <w:szCs w:val="20"/>
         </w:rPr>
@@ -2122,14 +2801,16 @@
       <w:pPr>
         <w:pStyle w:val="Parties1"/>
         <w:rPr>
-          <w:rFonts w:ascii="Century Gothic" w:hAnsi="Century Gothic"/>
-          <w:sz w:val="20"/>
-          <w:szCs w:val="20"/>
-        </w:rPr>
-      </w:pPr>
-      <w:r>
-        <w:rPr>
-          <w:rFonts w:ascii="Century Gothic" w:hAnsi="Century Gothic"/>
+          <w:rFonts w:cs="Calibri"/>
+          <w:bCs/>
+          <w:sz w:val="20"/>
+          <w:szCs w:val="20"/>
+        </w:rPr>
+      </w:pPr>
+      <w:r>
+        <w:rPr>
+          <w:rFonts w:cs="Calibri"/>
+          <w:bCs/>
           <w:sz w:val="20"/>
           <w:szCs w:val="20"/>
         </w:rPr>
@@ -2140,53 +2821,69 @@
       <w:pPr>
         <w:pStyle w:val="Parties1"/>
         <w:rPr>
-          <w:rFonts w:ascii="Century Gothic" w:hAnsi="Century Gothic"/>
-          <w:sz w:val="20"/>
-          <w:szCs w:val="20"/>
-        </w:rPr>
-      </w:pPr>
-      <w:r>
-        <w:rPr>
-          <w:rFonts w:ascii="Century Gothic" w:hAnsi="Century Gothic"/>
-          <w:sz w:val="20"/>
-          <w:szCs w:val="20"/>
-        </w:rPr>
-        <w:t>The Guarantor specified in the Particulars ("the Guarantor")</w:t>
-      </w:r>
-      <w:r>
-        <w:rPr>
-          <w:rFonts w:ascii="Century Gothic" w:hAnsi="Century Gothic"/>
-          <w:sz w:val="20"/>
-          <w:szCs w:val="20"/>
-        </w:rPr>
-        <w:t>**</w:t>
+          <w:rFonts w:cs="Calibri"/>
+          <w:bCs/>
+          <w:sz w:val="20"/>
+          <w:szCs w:val="20"/>
+        </w:rPr>
+      </w:pPr>
+      <w:r>
+        <w:rPr>
+          <w:rFonts w:cs="Calibri"/>
+          <w:bCs/>
+          <w:sz w:val="20"/>
+          <w:szCs w:val="20"/>
+        </w:rPr>
+        <w:t>The Guarantor specified in the Particulars ("the Guarantor</w:t>
+      </w:r>
+      <w:proofErr w:type="gramStart"/>
+      <w:r>
+        <w:rPr>
+          <w:rFonts w:cs="Calibri"/>
+          <w:bCs/>
+          <w:sz w:val="20"/>
+          <w:szCs w:val="20"/>
+        </w:rPr>
+        <w:t>")</w:t>
+      </w:r>
+      <w:r>
+        <w:rPr>
+          <w:rFonts w:cs="Calibri"/>
+          <w:bCs/>
+          <w:sz w:val="20"/>
+          <w:szCs w:val="20"/>
+        </w:rPr>
+        <w:t>*</w:t>
+      </w:r>
+      <w:proofErr w:type="gramEnd"/>
+      <w:r>
+        <w:rPr>
+          <w:rFonts w:cs="Calibri"/>
+          <w:bCs/>
+          <w:sz w:val="20"/>
+          <w:szCs w:val="20"/>
+        </w:rPr>
+        <w:t>*</w:t>
       </w:r>
     </w:p>
     <w:p>
       <w:pPr>
         <w:pStyle w:val="BodyText"/>
         <w:rPr>
-          <w:rFonts w:ascii="Century Gothic" w:hAnsi="Century Gothic"/>
-          <w:sz w:val="20"/>
-          <w:szCs w:val="20"/>
-        </w:rPr>
-      </w:pPr>
-      <w:r>
-        <w:rPr>
-          <w:rFonts w:ascii="Century Gothic" w:hAnsi="Century Gothic"/>
-          <w:b/>
-          <w:sz w:val="20"/>
-          <w:szCs w:val="20"/>
-        </w:rPr>
-        <w:t>IT IS AGREED</w:t>
-      </w:r>
-      <w:r>
-        <w:rPr>
-          <w:rFonts w:ascii="Century Gothic" w:hAnsi="Century Gothic"/>
-          <w:sz w:val="20"/>
-          <w:szCs w:val="20"/>
-        </w:rPr>
-        <w:t xml:space="preserve"> as follows:</w:t>
+          <w:rFonts w:cs="Calibri"/>
+          <w:bCs/>
+          <w:sz w:val="20"/>
+          <w:szCs w:val="20"/>
+        </w:rPr>
+      </w:pPr>
+      <w:r>
+        <w:rPr>
+          <w:rFonts w:cs="Calibri"/>
+          <w:bCs/>
+          <w:sz w:val="20"/>
+          <w:szCs w:val="20"/>
+        </w:rPr>
+        <w:t>IT IS AGREED as follows:</w:t>
       </w:r>
     </w:p>
     <w:p>
@@ -2197,14 +2894,18 @@
           <w:numId w:val="39"/>
         </w:numPr>
         <w:rPr>
-          <w:rFonts w:ascii="Century Gothic" w:hAnsi="Century Gothic"/>
-          <w:sz w:val="20"/>
-          <w:szCs w:val="20"/>
-        </w:rPr>
-      </w:pPr>
-      <w:r>
-        <w:rPr>
-          <w:rFonts w:ascii="Century Gothic" w:hAnsi="Century Gothic"/>
+          <w:rFonts w:cs="Calibri"/>
+          <w:b w:val="0"/>
+          <w:bCs/>
+          <w:sz w:val="20"/>
+          <w:szCs w:val="20"/>
+        </w:rPr>
+      </w:pPr>
+      <w:r>
+        <w:rPr>
+          <w:rFonts w:cs="Calibri"/>
+          <w:b w:val="0"/>
+          <w:bCs/>
           <w:sz w:val="20"/>
           <w:szCs w:val="20"/>
         </w:rPr>
@@ -2212,7 +2913,9 @@
       </w:r>
       <w:r>
         <w:rPr>
-          <w:rFonts w:ascii="Century Gothic" w:hAnsi="Century Gothic"/>
+          <w:rFonts w:cs="Calibri"/>
+          <w:b w:val="0"/>
+          <w:bCs/>
           <w:sz w:val="20"/>
           <w:szCs w:val="20"/>
         </w:rPr>
@@ -2220,7 +2923,9 @@
       </w:r>
       <w:r>
         <w:rPr>
-          <w:rFonts w:ascii="Century Gothic" w:hAnsi="Century Gothic"/>
+          <w:rFonts w:cs="Calibri"/>
+          <w:b w:val="0"/>
+          <w:bCs/>
           <w:sz w:val="20"/>
           <w:szCs w:val="20"/>
         </w:rPr>
@@ -2232,14 +2937,18 @@
       <w:pPr>
         <w:pStyle w:val="Level2Heading"/>
         <w:rPr>
-          <w:rFonts w:ascii="Century Gothic" w:hAnsi="Century Gothic"/>
-          <w:sz w:val="20"/>
-          <w:szCs w:val="20"/>
-        </w:rPr>
-      </w:pPr>
-      <w:r>
-        <w:rPr>
-          <w:rFonts w:ascii="Century Gothic" w:hAnsi="Century Gothic"/>
+          <w:rFonts w:cs="Calibri"/>
+          <w:b w:val="0"/>
+          <w:bCs/>
+          <w:sz w:val="20"/>
+          <w:szCs w:val="20"/>
+        </w:rPr>
+      </w:pPr>
+      <w:r>
+        <w:rPr>
+          <w:rFonts w:cs="Calibri"/>
+          <w:b w:val="0"/>
+          <w:bCs/>
           <w:sz w:val="20"/>
           <w:szCs w:val="20"/>
         </w:rPr>
@@ -2254,14 +2963,16 @@
           <w:numId w:val="39"/>
         </w:numPr>
         <w:rPr>
-          <w:rFonts w:ascii="Century Gothic" w:hAnsi="Century Gothic"/>
-          <w:sz w:val="20"/>
-          <w:szCs w:val="20"/>
-        </w:rPr>
-      </w:pPr>
-      <w:r>
-        <w:rPr>
-          <w:rFonts w:ascii="Century Gothic" w:hAnsi="Century Gothic"/>
+          <w:rFonts w:cs="Calibri"/>
+          <w:bCs/>
+          <w:sz w:val="20"/>
+          <w:szCs w:val="20"/>
+        </w:rPr>
+      </w:pPr>
+      <w:r>
+        <w:rPr>
+          <w:rFonts w:cs="Calibri"/>
+          <w:bCs/>
           <w:sz w:val="20"/>
           <w:szCs w:val="20"/>
         </w:rPr>
@@ -2276,14 +2987,16 @@
           <w:numId w:val="39"/>
         </w:numPr>
         <w:rPr>
-          <w:rFonts w:ascii="Century Gothic" w:hAnsi="Century Gothic"/>
-          <w:sz w:val="20"/>
-          <w:szCs w:val="20"/>
-        </w:rPr>
-      </w:pPr>
-      <w:r>
-        <w:rPr>
-          <w:rFonts w:ascii="Century Gothic" w:hAnsi="Century Gothic"/>
+          <w:rFonts w:cs="Calibri"/>
+          <w:bCs/>
+          <w:sz w:val="20"/>
+          <w:szCs w:val="20"/>
+        </w:rPr>
+      </w:pPr>
+      <w:r>
+        <w:rPr>
+          <w:rFonts w:cs="Calibri"/>
+          <w:bCs/>
           <w:sz w:val="20"/>
           <w:szCs w:val="20"/>
         </w:rPr>
@@ -2291,7 +3004,8 @@
       </w:r>
       <w:r>
         <w:rPr>
-          <w:rFonts w:ascii="Century Gothic" w:hAnsi="Century Gothic"/>
+          <w:rFonts w:cs="Calibri"/>
+          <w:bCs/>
           <w:sz w:val="20"/>
           <w:szCs w:val="20"/>
         </w:rPr>
@@ -2306,14 +3020,16 @@
           <w:numId w:val="39"/>
         </w:numPr>
         <w:rPr>
-          <w:rFonts w:ascii="Century Gothic" w:hAnsi="Century Gothic"/>
-          <w:sz w:val="20"/>
-          <w:szCs w:val="20"/>
-        </w:rPr>
-      </w:pPr>
-      <w:r>
-        <w:rPr>
-          <w:rFonts w:ascii="Century Gothic" w:hAnsi="Century Gothic"/>
+          <w:rFonts w:cs="Calibri"/>
+          <w:bCs/>
+          <w:sz w:val="20"/>
+          <w:szCs w:val="20"/>
+        </w:rPr>
+      </w:pPr>
+      <w:r>
+        <w:rPr>
+          <w:rFonts w:cs="Calibri"/>
+          <w:bCs/>
           <w:sz w:val="20"/>
           <w:szCs w:val="20"/>
         </w:rPr>
@@ -2321,7 +3037,8 @@
       </w:r>
       <w:r>
         <w:rPr>
-          <w:rFonts w:ascii="Century Gothic" w:hAnsi="Century Gothic"/>
+          <w:rFonts w:cs="Calibri"/>
+          <w:bCs/>
           <w:sz w:val="20"/>
           <w:szCs w:val="20"/>
         </w:rPr>
@@ -2329,7 +3046,8 @@
       </w:r>
       <w:r>
         <w:rPr>
-          <w:rFonts w:ascii="Century Gothic" w:hAnsi="Century Gothic"/>
+          <w:rFonts w:cs="Calibri"/>
+          <w:bCs/>
           <w:sz w:val="20"/>
           <w:szCs w:val="20"/>
         </w:rPr>
@@ -2337,7 +3055,8 @@
       </w:r>
       <w:r>
         <w:rPr>
-          <w:rFonts w:ascii="Century Gothic" w:hAnsi="Century Gothic"/>
+          <w:rFonts w:cs="Calibri"/>
+          <w:bCs/>
           <w:sz w:val="20"/>
           <w:szCs w:val="20"/>
         </w:rPr>
@@ -2345,7 +3064,8 @@
       </w:r>
       <w:r>
         <w:rPr>
-          <w:rFonts w:ascii="Century Gothic" w:hAnsi="Century Gothic"/>
+          <w:rFonts w:cs="Calibri"/>
+          <w:bCs/>
           <w:sz w:val="20"/>
           <w:szCs w:val="20"/>
         </w:rPr>
@@ -2353,7 +3073,8 @@
       </w:r>
       <w:r>
         <w:rPr>
-          <w:rFonts w:ascii="Century Gothic" w:hAnsi="Century Gothic"/>
+          <w:rFonts w:cs="Calibri"/>
+          <w:bCs/>
           <w:sz w:val="20"/>
           <w:szCs w:val="20"/>
         </w:rPr>
@@ -2361,7 +3082,8 @@
       </w:r>
       <w:r>
         <w:rPr>
-          <w:rFonts w:ascii="Century Gothic" w:hAnsi="Century Gothic"/>
+          <w:rFonts w:cs="Calibri"/>
+          <w:bCs/>
           <w:sz w:val="20"/>
           <w:szCs w:val="20"/>
         </w:rPr>
@@ -2369,7 +3091,8 @@
       </w:r>
       <w:r>
         <w:rPr>
-          <w:rFonts w:ascii="Century Gothic" w:hAnsi="Century Gothic"/>
+          <w:rFonts w:cs="Calibri"/>
+          <w:bCs/>
           <w:sz w:val="20"/>
           <w:szCs w:val="20"/>
         </w:rPr>
@@ -2378,7 +3101,8 @@
       <w:proofErr w:type="spellStart"/>
       <w:r>
         <w:rPr>
-          <w:rFonts w:ascii="Century Gothic" w:hAnsi="Century Gothic"/>
+          <w:rFonts w:cs="Calibri"/>
+          <w:bCs/>
           <w:sz w:val="20"/>
           <w:szCs w:val="20"/>
         </w:rPr>
@@ -2387,7 +3111,8 @@
       <w:proofErr w:type="spellEnd"/>
       <w:r>
         <w:rPr>
-          <w:rFonts w:ascii="Century Gothic" w:hAnsi="Century Gothic"/>
+          <w:rFonts w:cs="Calibri"/>
+          <w:bCs/>
           <w:sz w:val="20"/>
           <w:szCs w:val="20"/>
         </w:rPr>
@@ -2402,14 +3127,16 @@
           <w:numId w:val="39"/>
         </w:numPr>
         <w:rPr>
-          <w:rFonts w:ascii="Century Gothic" w:hAnsi="Century Gothic"/>
-          <w:sz w:val="20"/>
-          <w:szCs w:val="20"/>
-        </w:rPr>
-      </w:pPr>
-      <w:r>
-        <w:rPr>
-          <w:rFonts w:ascii="Century Gothic" w:hAnsi="Century Gothic"/>
+          <w:rFonts w:cs="Calibri"/>
+          <w:bCs/>
+          <w:sz w:val="20"/>
+          <w:szCs w:val="20"/>
+        </w:rPr>
+      </w:pPr>
+      <w:r>
+        <w:rPr>
+          <w:rFonts w:cs="Calibri"/>
+          <w:bCs/>
           <w:sz w:val="20"/>
           <w:szCs w:val="20"/>
         </w:rPr>
@@ -2424,26 +3151,49 @@
           <w:numId w:val="39"/>
         </w:numPr>
         <w:rPr>
-          <w:rFonts w:ascii="Century Gothic" w:hAnsi="Century Gothic"/>
-          <w:sz w:val="20"/>
-          <w:szCs w:val="20"/>
-        </w:rPr>
-      </w:pPr>
-      <w:r>
-        <w:rPr>
-          <w:rFonts w:ascii="Century Gothic" w:hAnsi="Century Gothic"/>
-          <w:sz w:val="20"/>
-          <w:szCs w:val="20"/>
-        </w:rPr>
-        <w:t>to pay for the television licence</w:t>
-      </w:r>
-      <w:r>
-        <w:rPr>
-          <w:rFonts w:ascii="Century Gothic" w:hAnsi="Century Gothic"/>
-          <w:sz w:val="20"/>
-          <w:szCs w:val="20"/>
-        </w:rPr>
-        <w:t>( if applicable)</w:t>
+          <w:rFonts w:cs="Calibri"/>
+          <w:bCs/>
+          <w:sz w:val="20"/>
+          <w:szCs w:val="20"/>
+        </w:rPr>
+      </w:pPr>
+      <w:r>
+        <w:rPr>
+          <w:rFonts w:cs="Calibri"/>
+          <w:bCs/>
+          <w:sz w:val="20"/>
+          <w:szCs w:val="20"/>
+        </w:rPr>
+        <w:t xml:space="preserve">to pay for the television </w:t>
+      </w:r>
+      <w:proofErr w:type="gramStart"/>
+      <w:r>
+        <w:rPr>
+          <w:rFonts w:cs="Calibri"/>
+          <w:bCs/>
+          <w:sz w:val="20"/>
+          <w:szCs w:val="20"/>
+        </w:rPr>
+        <w:t>licence</w:t>
+      </w:r>
+      <w:r>
+        <w:rPr>
+          <w:rFonts w:cs="Calibri"/>
+          <w:bCs/>
+          <w:sz w:val="20"/>
+          <w:szCs w:val="20"/>
+        </w:rPr>
+        <w:t>( if</w:t>
+      </w:r>
+      <w:proofErr w:type="gramEnd"/>
+      <w:r>
+        <w:rPr>
+          <w:rFonts w:cs="Calibri"/>
+          <w:bCs/>
+          <w:sz w:val="20"/>
+          <w:szCs w:val="20"/>
+        </w:rPr>
+        <w:t xml:space="preserve"> applicable)</w:t>
       </w:r>
     </w:p>
     <w:p>
@@ -2454,14 +3204,16 @@
           <w:numId w:val="39"/>
         </w:numPr>
         <w:rPr>
-          <w:rFonts w:ascii="Century Gothic" w:hAnsi="Century Gothic"/>
-          <w:sz w:val="20"/>
-          <w:szCs w:val="20"/>
-        </w:rPr>
-      </w:pPr>
-      <w:r>
-        <w:rPr>
-          <w:rFonts w:ascii="Century Gothic" w:hAnsi="Century Gothic"/>
+          <w:rFonts w:cs="Calibri"/>
+          <w:bCs/>
+          <w:sz w:val="20"/>
+          <w:szCs w:val="20"/>
+        </w:rPr>
+      </w:pPr>
+      <w:r>
+        <w:rPr>
+          <w:rFonts w:cs="Calibri"/>
+          <w:bCs/>
           <w:sz w:val="20"/>
           <w:szCs w:val="20"/>
         </w:rPr>
@@ -2476,14 +3228,16 @@
           <w:numId w:val="39"/>
         </w:numPr>
         <w:rPr>
-          <w:rFonts w:ascii="Century Gothic" w:hAnsi="Century Gothic"/>
-          <w:sz w:val="20"/>
-          <w:szCs w:val="20"/>
-        </w:rPr>
-      </w:pPr>
-      <w:r>
-        <w:rPr>
-          <w:rFonts w:ascii="Century Gothic" w:hAnsi="Century Gothic"/>
+          <w:rFonts w:cs="Calibri"/>
+          <w:bCs/>
+          <w:sz w:val="20"/>
+          <w:szCs w:val="20"/>
+        </w:rPr>
+      </w:pPr>
+      <w:r>
+        <w:rPr>
+          <w:rFonts w:cs="Calibri"/>
+          <w:bCs/>
           <w:sz w:val="20"/>
           <w:szCs w:val="20"/>
         </w:rPr>
@@ -2491,7 +3245,8 @@
       </w:r>
       <w:r>
         <w:rPr>
-          <w:rFonts w:ascii="Century Gothic" w:hAnsi="Century Gothic"/>
+          <w:rFonts w:cs="Calibri"/>
+          <w:bCs/>
           <w:sz w:val="20"/>
           <w:szCs w:val="20"/>
         </w:rPr>
@@ -2499,15 +3254,37 @@
       </w:r>
       <w:r>
         <w:rPr>
-          <w:rFonts w:ascii="Century Gothic" w:hAnsi="Century Gothic"/>
-          <w:sz w:val="20"/>
-          <w:szCs w:val="20"/>
-        </w:rPr>
-        <w:t>s or it agents reasonable costs and expenses including legal costs and surveyor</w:t>
-      </w:r>
-      <w:r>
-        <w:rPr>
-          <w:rFonts w:ascii="Century Gothic" w:hAnsi="Century Gothic"/>
+          <w:rFonts w:cs="Calibri"/>
+          <w:bCs/>
+          <w:sz w:val="20"/>
+          <w:szCs w:val="20"/>
+        </w:rPr>
+        <w:t xml:space="preserve">s or it </w:t>
+      </w:r>
+      <w:proofErr w:type="gramStart"/>
+      <w:r>
+        <w:rPr>
+          <w:rFonts w:cs="Calibri"/>
+          <w:bCs/>
+          <w:sz w:val="20"/>
+          <w:szCs w:val="20"/>
+        </w:rPr>
+        <w:t>agents</w:t>
+      </w:r>
+      <w:proofErr w:type="gramEnd"/>
+      <w:r>
+        <w:rPr>
+          <w:rFonts w:cs="Calibri"/>
+          <w:bCs/>
+          <w:sz w:val="20"/>
+          <w:szCs w:val="20"/>
+        </w:rPr>
+        <w:t xml:space="preserve"> reasonable costs and expenses including legal costs and surveyor</w:t>
+      </w:r>
+      <w:r>
+        <w:rPr>
+          <w:rFonts w:cs="Calibri"/>
+          <w:bCs/>
           <w:sz w:val="20"/>
           <w:szCs w:val="20"/>
         </w:rPr>
@@ -2515,7 +3292,8 @@
       </w:r>
       <w:r>
         <w:rPr>
-          <w:rFonts w:ascii="Century Gothic" w:hAnsi="Century Gothic"/>
+          <w:rFonts w:cs="Calibri"/>
+          <w:bCs/>
           <w:sz w:val="20"/>
           <w:szCs w:val="20"/>
         </w:rPr>
@@ -2523,7 +3301,8 @@
       </w:r>
       <w:r>
         <w:rPr>
-          <w:rFonts w:ascii="Century Gothic" w:hAnsi="Century Gothic"/>
+          <w:rFonts w:cs="Calibri"/>
+          <w:bCs/>
           <w:sz w:val="20"/>
           <w:szCs w:val="20"/>
         </w:rPr>
@@ -2538,43 +3317,59 @@
           <w:numId w:val="39"/>
         </w:numPr>
         <w:rPr>
-          <w:rFonts w:ascii="Century Gothic" w:hAnsi="Century Gothic"/>
-          <w:sz w:val="20"/>
-          <w:szCs w:val="20"/>
-        </w:rPr>
-      </w:pPr>
-      <w:r>
-        <w:rPr>
-          <w:rFonts w:ascii="Century Gothic" w:hAnsi="Century Gothic"/>
-          <w:sz w:val="20"/>
-          <w:szCs w:val="20"/>
-        </w:rPr>
-        <w:t xml:space="preserve">if any rent or other money payable by the Tenant to the Landlord under the provisions hereof shall not be paid within fourteen days of the day when it </w:t>
-      </w:r>
-      <w:r>
-        <w:rPr>
-          <w:rFonts w:ascii="Century Gothic" w:hAnsi="Century Gothic"/>
+          <w:rFonts w:cs="Calibri"/>
+          <w:bCs/>
+          <w:sz w:val="20"/>
+          <w:szCs w:val="20"/>
+        </w:rPr>
+      </w:pPr>
+      <w:r>
+        <w:rPr>
+          <w:rFonts w:cs="Calibri"/>
+          <w:bCs/>
+          <w:sz w:val="20"/>
+          <w:szCs w:val="20"/>
+        </w:rPr>
+        <w:t xml:space="preserve">if any rent or other money payable by the Tenant to the Landlord under the provisions hereof shall not be paid within fourteen days of the day when it became due the same shall be payable with interest thereon at the rate of three per cent per annum above the base </w:t>
+      </w:r>
+      <w:r>
+        <w:rPr>
+          <w:rFonts w:cs="Calibri"/>
+          <w:bCs/>
           <w:sz w:val="20"/>
           <w:szCs w:val="20"/>
         </w:rPr>
         <w:lastRenderedPageBreak/>
-        <w:t xml:space="preserve">became due the same shall be payable with interest thereon at the rate of three per cent per annum above the base </w:t>
-      </w:r>
-      <w:r>
-        <w:rPr>
-          <w:rFonts w:ascii="Century Gothic" w:hAnsi="Century Gothic"/>
-          <w:sz w:val="20"/>
-          <w:szCs w:val="20"/>
-        </w:rPr>
         <w:t xml:space="preserve">minimum lending rate of Bank of Ghana </w:t>
       </w:r>
       <w:r>
         <w:rPr>
-          <w:rFonts w:ascii="Century Gothic" w:hAnsi="Century Gothic"/>
-          <w:sz w:val="20"/>
-          <w:szCs w:val="20"/>
-        </w:rPr>
-        <w:t>for the time being in force calculated on a day to day basis from the day upon which it became due down to the date of payment</w:t>
+          <w:rFonts w:cs="Calibri"/>
+          <w:bCs/>
+          <w:sz w:val="20"/>
+          <w:szCs w:val="20"/>
+        </w:rPr>
+        <w:t xml:space="preserve">for the time being in force calculated on a </w:t>
+      </w:r>
+      <w:proofErr w:type="gramStart"/>
+      <w:r>
+        <w:rPr>
+          <w:rFonts w:cs="Calibri"/>
+          <w:bCs/>
+          <w:sz w:val="20"/>
+          <w:szCs w:val="20"/>
+        </w:rPr>
+        <w:t>day to day</w:t>
+      </w:r>
+      <w:proofErr w:type="gramEnd"/>
+      <w:r>
+        <w:rPr>
+          <w:rFonts w:cs="Calibri"/>
+          <w:bCs/>
+          <w:sz w:val="20"/>
+          <w:szCs w:val="20"/>
+        </w:rPr>
+        <w:t xml:space="preserve"> basis from the day upon which it became due down to the date of payment</w:t>
       </w:r>
     </w:p>
     <w:p>
@@ -2585,14 +3380,16 @@
           <w:numId w:val="39"/>
         </w:numPr>
         <w:rPr>
-          <w:rFonts w:ascii="Century Gothic" w:hAnsi="Century Gothic"/>
-          <w:sz w:val="20"/>
-          <w:szCs w:val="20"/>
-        </w:rPr>
-      </w:pPr>
-      <w:r>
-        <w:rPr>
-          <w:rFonts w:ascii="Century Gothic" w:hAnsi="Century Gothic"/>
+          <w:rFonts w:cs="Calibri"/>
+          <w:bCs/>
+          <w:sz w:val="20"/>
+          <w:szCs w:val="20"/>
+        </w:rPr>
+      </w:pPr>
+      <w:r>
+        <w:rPr>
+          <w:rFonts w:cs="Calibri"/>
+          <w:bCs/>
           <w:sz w:val="20"/>
           <w:szCs w:val="20"/>
         </w:rPr>
@@ -2600,7 +3397,8 @@
       </w:r>
       <w:r>
         <w:rPr>
-          <w:rFonts w:ascii="Century Gothic" w:hAnsi="Century Gothic"/>
+          <w:rFonts w:cs="Calibri"/>
+          <w:bCs/>
           <w:sz w:val="20"/>
           <w:szCs w:val="20"/>
         </w:rPr>
@@ -2611,14 +3409,18 @@
       <w:pPr>
         <w:pStyle w:val="Level2Heading"/>
         <w:rPr>
-          <w:rFonts w:ascii="Century Gothic" w:hAnsi="Century Gothic"/>
-          <w:sz w:val="20"/>
-          <w:szCs w:val="20"/>
-        </w:rPr>
-      </w:pPr>
-      <w:r>
-        <w:rPr>
-          <w:rFonts w:ascii="Century Gothic" w:hAnsi="Century Gothic"/>
+          <w:rFonts w:cs="Calibri"/>
+          <w:b w:val="0"/>
+          <w:bCs/>
+          <w:sz w:val="20"/>
+          <w:szCs w:val="20"/>
+        </w:rPr>
+      </w:pPr>
+      <w:r>
+        <w:rPr>
+          <w:rFonts w:cs="Calibri"/>
+          <w:b w:val="0"/>
+          <w:bCs/>
           <w:sz w:val="20"/>
           <w:szCs w:val="20"/>
         </w:rPr>
@@ -2633,22 +3435,45 @@
           <w:numId w:val="39"/>
         </w:numPr>
         <w:rPr>
-          <w:rFonts w:ascii="Century Gothic" w:hAnsi="Century Gothic"/>
-          <w:sz w:val="20"/>
-          <w:szCs w:val="20"/>
-        </w:rPr>
-      </w:pPr>
-      <w:r>
-        <w:rPr>
-          <w:rFonts w:ascii="Century Gothic" w:hAnsi="Century Gothic"/>
-          <w:sz w:val="20"/>
-          <w:szCs w:val="20"/>
-        </w:rPr>
-        <w:t>To clean the windows of the Premises once a month and at the end of the tenancy and (where glass is broken by the Tenant or his family licensees visitors servants or others and such breakage is not covered by the Landlord</w:t>
-      </w:r>
-      <w:r>
-        <w:rPr>
-          <w:rFonts w:ascii="Century Gothic" w:hAnsi="Century Gothic"/>
+          <w:rFonts w:cs="Calibri"/>
+          <w:bCs/>
+          <w:sz w:val="20"/>
+          <w:szCs w:val="20"/>
+        </w:rPr>
+      </w:pPr>
+      <w:r>
+        <w:rPr>
+          <w:rFonts w:cs="Calibri"/>
+          <w:bCs/>
+          <w:sz w:val="20"/>
+          <w:szCs w:val="20"/>
+        </w:rPr>
+        <w:t xml:space="preserve">To clean the windows of the Premises once a month and at the end of the tenancy and (where glass is broken by the Tenant or his family </w:t>
+      </w:r>
+      <w:proofErr w:type="gramStart"/>
+      <w:r>
+        <w:rPr>
+          <w:rFonts w:cs="Calibri"/>
+          <w:bCs/>
+          <w:sz w:val="20"/>
+          <w:szCs w:val="20"/>
+        </w:rPr>
+        <w:t>licensees</w:t>
+      </w:r>
+      <w:proofErr w:type="gramEnd"/>
+      <w:r>
+        <w:rPr>
+          <w:rFonts w:cs="Calibri"/>
+          <w:bCs/>
+          <w:sz w:val="20"/>
+          <w:szCs w:val="20"/>
+        </w:rPr>
+        <w:t xml:space="preserve"> visitors servants or others and such breakage is not covered by the Landlord</w:t>
+      </w:r>
+      <w:r>
+        <w:rPr>
+          <w:rFonts w:cs="Calibri"/>
+          <w:bCs/>
           <w:sz w:val="20"/>
           <w:szCs w:val="20"/>
         </w:rPr>
@@ -2656,28 +3481,12 @@
       </w:r>
       <w:r>
         <w:rPr>
-          <w:rFonts w:ascii="Century Gothic" w:hAnsi="Century Gothic"/>
-          <w:sz w:val="20"/>
-          <w:szCs w:val="20"/>
-        </w:rPr>
-        <w:t xml:space="preserve">s insurance) to </w:t>
-      </w:r>
-      <w:r>
-        <w:rPr>
-          <w:rFonts w:ascii="Century Gothic" w:hAnsi="Century Gothic"/>
-          <w:b/>
-          <w:sz w:val="20"/>
-          <w:szCs w:val="20"/>
-        </w:rPr>
-        <w:t>replace all broken glass</w:t>
-      </w:r>
-      <w:r>
-        <w:rPr>
-          <w:rFonts w:ascii="Century Gothic" w:hAnsi="Century Gothic"/>
-          <w:sz w:val="20"/>
-          <w:szCs w:val="20"/>
-        </w:rPr>
-        <w:t xml:space="preserve"> thereon without delay</w:t>
+          <w:rFonts w:cs="Calibri"/>
+          <w:bCs/>
+          <w:sz w:val="20"/>
+          <w:szCs w:val="20"/>
+        </w:rPr>
+        <w:t>s insurance) to replace all broken glass thereon without delay</w:t>
       </w:r>
     </w:p>
     <w:p>
@@ -2688,23 +3497,23 @@
           <w:numId w:val="39"/>
         </w:numPr>
         <w:rPr>
-          <w:rFonts w:ascii="Century Gothic" w:hAnsi="Century Gothic"/>
-          <w:b/>
-          <w:sz w:val="20"/>
-          <w:szCs w:val="20"/>
-        </w:rPr>
-      </w:pPr>
-      <w:bookmarkStart w:id="1" w:name="_Ref440898280"/>
-      <w:r>
-        <w:rPr>
-          <w:rFonts w:ascii="Century Gothic" w:hAnsi="Century Gothic"/>
-          <w:b/>
+          <w:rFonts w:cs="Calibri"/>
+          <w:bCs/>
+          <w:sz w:val="20"/>
+          <w:szCs w:val="20"/>
+        </w:rPr>
+      </w:pPr>
+      <w:bookmarkStart w:id="3" w:name="_Ref440898280"/>
+      <w:r>
+        <w:rPr>
+          <w:rFonts w:cs="Calibri"/>
+          <w:bCs/>
           <w:sz w:val="20"/>
           <w:szCs w:val="20"/>
         </w:rPr>
         <w:t>To preserve and keep the Premises Furnishings and the fixtures and fittings of the Landlord in the same state of repair (including cleaning) as at the commencement of the Term</w:t>
       </w:r>
-      <w:bookmarkEnd w:id="1"/>
+      <w:bookmarkEnd w:id="3"/>
     </w:p>
     <w:p>
       <w:pPr>
@@ -2714,22 +3523,45 @@
           <w:numId w:val="39"/>
         </w:numPr>
         <w:rPr>
-          <w:rFonts w:ascii="Century Gothic" w:hAnsi="Century Gothic"/>
-          <w:sz w:val="20"/>
-          <w:szCs w:val="20"/>
-        </w:rPr>
-      </w:pPr>
-      <w:r>
-        <w:rPr>
-          <w:rFonts w:ascii="Century Gothic" w:hAnsi="Century Gothic"/>
-          <w:sz w:val="20"/>
-          <w:szCs w:val="20"/>
-        </w:rPr>
-        <w:t>Report immediately to the Landlord in writing any damage disrepair defect or deficiency in the Premises Furnishings or any other part of the Building or want of repair to enable the Landlord to make a claim to the Landlord</w:t>
-      </w:r>
-      <w:r>
-        <w:rPr>
-          <w:rFonts w:ascii="Century Gothic" w:hAnsi="Century Gothic"/>
+          <w:rFonts w:cs="Calibri"/>
+          <w:bCs/>
+          <w:sz w:val="20"/>
+          <w:szCs w:val="20"/>
+        </w:rPr>
+      </w:pPr>
+      <w:r>
+        <w:rPr>
+          <w:rFonts w:cs="Calibri"/>
+          <w:bCs/>
+          <w:sz w:val="20"/>
+          <w:szCs w:val="20"/>
+        </w:rPr>
+        <w:t xml:space="preserve">Report immediately to the Landlord in writing any damage disrepair defect or deficiency in the Premises Furnishings or any other part of the </w:t>
+      </w:r>
+      <w:proofErr w:type="gramStart"/>
+      <w:r>
+        <w:rPr>
+          <w:rFonts w:cs="Calibri"/>
+          <w:bCs/>
+          <w:sz w:val="20"/>
+          <w:szCs w:val="20"/>
+        </w:rPr>
+        <w:t>Building</w:t>
+      </w:r>
+      <w:proofErr w:type="gramEnd"/>
+      <w:r>
+        <w:rPr>
+          <w:rFonts w:cs="Calibri"/>
+          <w:bCs/>
+          <w:sz w:val="20"/>
+          <w:szCs w:val="20"/>
+        </w:rPr>
+        <w:t xml:space="preserve"> or want of repair to enable the Landlord to make a claim to the Landlord</w:t>
+      </w:r>
+      <w:r>
+        <w:rPr>
+          <w:rFonts w:cs="Calibri"/>
+          <w:bCs/>
           <w:sz w:val="20"/>
           <w:szCs w:val="20"/>
         </w:rPr>
@@ -2737,7 +3569,8 @@
       </w:r>
       <w:r>
         <w:rPr>
-          <w:rFonts w:ascii="Century Gothic" w:hAnsi="Century Gothic"/>
+          <w:rFonts w:cs="Calibri"/>
+          <w:bCs/>
           <w:sz w:val="20"/>
           <w:szCs w:val="20"/>
         </w:rPr>
@@ -2752,14 +3585,16 @@
           <w:numId w:val="39"/>
         </w:numPr>
         <w:rPr>
-          <w:rFonts w:ascii="Century Gothic" w:hAnsi="Century Gothic"/>
-          <w:sz w:val="20"/>
-          <w:szCs w:val="20"/>
-        </w:rPr>
-      </w:pPr>
-      <w:r>
-        <w:rPr>
-          <w:rFonts w:ascii="Century Gothic" w:hAnsi="Century Gothic"/>
+          <w:rFonts w:cs="Calibri"/>
+          <w:bCs/>
+          <w:sz w:val="20"/>
+          <w:szCs w:val="20"/>
+        </w:rPr>
+      </w:pPr>
+      <w:r>
+        <w:rPr>
+          <w:rFonts w:cs="Calibri"/>
+          <w:bCs/>
           <w:sz w:val="20"/>
           <w:szCs w:val="20"/>
         </w:rPr>
@@ -2767,7 +3602,8 @@
       </w:r>
       <w:r>
         <w:rPr>
-          <w:rFonts w:ascii="Century Gothic" w:hAnsi="Century Gothic"/>
+          <w:rFonts w:cs="Calibri"/>
+          <w:bCs/>
           <w:sz w:val="20"/>
           <w:szCs w:val="20"/>
         </w:rPr>
@@ -2775,7 +3611,8 @@
       </w:r>
       <w:r>
         <w:rPr>
-          <w:rFonts w:ascii="Century Gothic" w:hAnsi="Century Gothic"/>
+          <w:rFonts w:cs="Calibri"/>
+          <w:bCs/>
           <w:sz w:val="20"/>
           <w:szCs w:val="20"/>
         </w:rPr>
@@ -2783,7 +3620,8 @@
       </w:r>
       <w:r>
         <w:rPr>
-          <w:rFonts w:ascii="Century Gothic" w:hAnsi="Century Gothic"/>
+          <w:rFonts w:cs="Calibri"/>
+          <w:bCs/>
           <w:sz w:val="20"/>
           <w:szCs w:val="20"/>
         </w:rPr>
@@ -2791,14 +3629,16 @@
       </w:r>
       <w:r>
         <w:rPr>
-          <w:rFonts w:ascii="Century Gothic" w:hAnsi="Century Gothic"/>
-          <w:sz w:val="20"/>
-          <w:szCs w:val="20"/>
-        </w:rPr>
-      </w:r>
-      <w:r>
-        <w:rPr>
-          <w:rFonts w:ascii="Century Gothic" w:hAnsi="Century Gothic"/>
+          <w:rFonts w:cs="Calibri"/>
+          <w:bCs/>
+          <w:sz w:val="20"/>
+          <w:szCs w:val="20"/>
+        </w:rPr>
+      </w:r>
+      <w:r>
+        <w:rPr>
+          <w:rFonts w:cs="Calibri"/>
+          <w:bCs/>
           <w:sz w:val="20"/>
           <w:szCs w:val="20"/>
         </w:rPr>
@@ -2806,7 +3646,8 @@
       </w:r>
       <w:r>
         <w:rPr>
-          <w:rFonts w:ascii="Century Gothic" w:hAnsi="Century Gothic"/>
+          <w:rFonts w:cs="Calibri"/>
+          <w:bCs/>
           <w:sz w:val="20"/>
           <w:szCs w:val="20"/>
         </w:rPr>
@@ -2814,7 +3655,8 @@
       </w:r>
       <w:r>
         <w:rPr>
-          <w:rFonts w:ascii="Century Gothic" w:hAnsi="Century Gothic"/>
+          <w:rFonts w:cs="Calibri"/>
+          <w:bCs/>
           <w:sz w:val="20"/>
           <w:szCs w:val="20"/>
         </w:rPr>
@@ -2822,7 +3664,8 @@
       </w:r>
       <w:r>
         <w:rPr>
-          <w:rFonts w:ascii="Century Gothic" w:hAnsi="Century Gothic"/>
+          <w:rFonts w:cs="Calibri"/>
+          <w:bCs/>
           <w:sz w:val="20"/>
           <w:szCs w:val="20"/>
         </w:rPr>
@@ -2837,14 +3680,16 @@
           <w:numId w:val="39"/>
         </w:numPr>
         <w:rPr>
-          <w:rFonts w:ascii="Century Gothic" w:hAnsi="Century Gothic"/>
-          <w:sz w:val="20"/>
-          <w:szCs w:val="20"/>
-        </w:rPr>
-      </w:pPr>
-      <w:r>
-        <w:rPr>
-          <w:rFonts w:ascii="Century Gothic" w:hAnsi="Century Gothic"/>
+          <w:rFonts w:cs="Calibri"/>
+          <w:bCs/>
+          <w:sz w:val="20"/>
+          <w:szCs w:val="20"/>
+        </w:rPr>
+      </w:pPr>
+      <w:r>
+        <w:rPr>
+          <w:rFonts w:cs="Calibri"/>
+          <w:bCs/>
           <w:sz w:val="20"/>
           <w:szCs w:val="20"/>
         </w:rPr>
@@ -2852,23 +3697,17 @@
       </w:r>
       <w:r>
         <w:rPr>
-          <w:rFonts w:ascii="Century Gothic" w:hAnsi="Century Gothic"/>
-          <w:sz w:val="20"/>
-          <w:szCs w:val="20"/>
-        </w:rPr>
-        <w:t>apparatu</w:t>
-      </w:r>
-      <w:r>
-        <w:rPr>
-          <w:rFonts w:ascii="Century Gothic" w:hAnsi="Century Gothic"/>
-          <w:sz w:val="20"/>
-          <w:szCs w:val="20"/>
-        </w:rPr>
-        <w:t>s, water, and waste pipes and protect</w:t>
-      </w:r>
-      <w:r>
-        <w:rPr>
-          <w:rFonts w:ascii="Century Gothic" w:hAnsi="Century Gothic"/>
+          <w:rFonts w:cs="Calibri"/>
+          <w:bCs/>
+          <w:sz w:val="20"/>
+          <w:szCs w:val="20"/>
+        </w:rPr>
+        <w:t>apparatus, water, and waste pipes and protect</w:t>
+      </w:r>
+      <w:r>
+        <w:rPr>
+          <w:rFonts w:cs="Calibri"/>
+          <w:bCs/>
           <w:sz w:val="20"/>
           <w:szCs w:val="20"/>
         </w:rPr>
@@ -2876,7 +3715,8 @@
       </w:r>
       <w:r>
         <w:rPr>
-          <w:rFonts w:ascii="Century Gothic" w:hAnsi="Century Gothic"/>
+          <w:rFonts w:cs="Calibri"/>
+          <w:bCs/>
           <w:sz w:val="20"/>
           <w:szCs w:val="20"/>
         </w:rPr>
@@ -2884,7 +3724,8 @@
       </w:r>
       <w:r>
         <w:rPr>
-          <w:rFonts w:ascii="Century Gothic" w:hAnsi="Century Gothic"/>
+          <w:rFonts w:cs="Calibri"/>
+          <w:bCs/>
           <w:sz w:val="20"/>
           <w:szCs w:val="20"/>
         </w:rPr>
@@ -2892,7 +3733,8 @@
       </w:r>
       <w:r>
         <w:rPr>
-          <w:rFonts w:ascii="Century Gothic" w:hAnsi="Century Gothic"/>
+          <w:rFonts w:cs="Calibri"/>
+          <w:bCs/>
           <w:sz w:val="20"/>
           <w:szCs w:val="20"/>
         </w:rPr>
@@ -2900,7 +3742,8 @@
       </w:r>
       <w:r>
         <w:rPr>
-          <w:rFonts w:ascii="Century Gothic" w:hAnsi="Century Gothic"/>
+          <w:rFonts w:cs="Calibri"/>
+          <w:bCs/>
           <w:sz w:val="20"/>
           <w:szCs w:val="20"/>
         </w:rPr>
@@ -2908,7 +3751,8 @@
       </w:r>
       <w:r>
         <w:rPr>
-          <w:rFonts w:ascii="Century Gothic" w:hAnsi="Century Gothic"/>
+          <w:rFonts w:cs="Calibri"/>
+          <w:bCs/>
           <w:sz w:val="20"/>
           <w:szCs w:val="20"/>
         </w:rPr>
@@ -2916,7 +3760,8 @@
       </w:r>
       <w:r>
         <w:rPr>
-          <w:rFonts w:ascii="Century Gothic" w:hAnsi="Century Gothic"/>
+          <w:rFonts w:cs="Calibri"/>
+          <w:bCs/>
           <w:sz w:val="20"/>
           <w:szCs w:val="20"/>
         </w:rPr>
@@ -2924,7 +3769,8 @@
       </w:r>
       <w:r>
         <w:rPr>
-          <w:rFonts w:ascii="Century Gothic" w:hAnsi="Century Gothic"/>
+          <w:rFonts w:cs="Calibri"/>
+          <w:bCs/>
           <w:sz w:val="20"/>
           <w:szCs w:val="20"/>
         </w:rPr>
@@ -2932,7 +3778,8 @@
       </w:r>
       <w:r>
         <w:rPr>
-          <w:rFonts w:ascii="Century Gothic" w:hAnsi="Century Gothic"/>
+          <w:rFonts w:cs="Calibri"/>
+          <w:bCs/>
           <w:sz w:val="20"/>
           <w:szCs w:val="20"/>
         </w:rPr>
@@ -2947,14 +3794,16 @@
           <w:numId w:val="39"/>
         </w:numPr>
         <w:rPr>
-          <w:rFonts w:ascii="Century Gothic" w:hAnsi="Century Gothic"/>
-          <w:sz w:val="20"/>
-          <w:szCs w:val="20"/>
-        </w:rPr>
-      </w:pPr>
-      <w:r>
-        <w:rPr>
-          <w:rFonts w:ascii="Century Gothic" w:hAnsi="Century Gothic"/>
+          <w:rFonts w:cs="Calibri"/>
+          <w:bCs/>
+          <w:sz w:val="20"/>
+          <w:szCs w:val="20"/>
+        </w:rPr>
+      </w:pPr>
+      <w:r>
+        <w:rPr>
+          <w:rFonts w:cs="Calibri"/>
+          <w:bCs/>
           <w:sz w:val="20"/>
           <w:szCs w:val="20"/>
         </w:rPr>
@@ -2969,14 +3818,16 @@
           <w:numId w:val="39"/>
         </w:numPr>
         <w:rPr>
-          <w:rFonts w:ascii="Century Gothic" w:hAnsi="Century Gothic"/>
-          <w:sz w:val="20"/>
-          <w:szCs w:val="20"/>
-        </w:rPr>
-      </w:pPr>
-      <w:r>
-        <w:rPr>
-          <w:rFonts w:ascii="Century Gothic" w:hAnsi="Century Gothic"/>
+          <w:rFonts w:cs="Calibri"/>
+          <w:bCs/>
+          <w:sz w:val="20"/>
+          <w:szCs w:val="20"/>
+        </w:rPr>
+      </w:pPr>
+      <w:r>
+        <w:rPr>
+          <w:rFonts w:cs="Calibri"/>
+          <w:bCs/>
           <w:sz w:val="20"/>
           <w:szCs w:val="20"/>
         </w:rPr>
@@ -2984,7 +3835,8 @@
       </w:r>
       <w:r>
         <w:rPr>
-          <w:rFonts w:ascii="Century Gothic" w:hAnsi="Century Gothic"/>
+          <w:rFonts w:cs="Calibri"/>
+          <w:bCs/>
           <w:sz w:val="20"/>
           <w:szCs w:val="20"/>
         </w:rPr>
@@ -2992,7 +3844,8 @@
       </w:r>
       <w:r>
         <w:rPr>
-          <w:rFonts w:ascii="Century Gothic" w:hAnsi="Century Gothic"/>
+          <w:rFonts w:cs="Calibri"/>
+          <w:bCs/>
           <w:sz w:val="20"/>
           <w:szCs w:val="20"/>
         </w:rPr>
@@ -3000,7 +3853,8 @@
       </w:r>
       <w:r>
         <w:rPr>
-          <w:rFonts w:ascii="Century Gothic" w:hAnsi="Century Gothic"/>
+          <w:rFonts w:cs="Calibri"/>
+          <w:bCs/>
           <w:sz w:val="20"/>
           <w:szCs w:val="20"/>
         </w:rPr>
@@ -3011,18 +3865,21 @@
       <w:pPr>
         <w:pStyle w:val="Level2Heading"/>
         <w:rPr>
-          <w:rFonts w:ascii="Century Gothic" w:hAnsi="Century Gothic"/>
-          <w:sz w:val="20"/>
-          <w:szCs w:val="20"/>
-        </w:rPr>
-      </w:pPr>
-      <w:r>
-        <w:rPr>
-          <w:rFonts w:ascii="Century Gothic" w:hAnsi="Century Gothic"/>
-          <w:sz w:val="20"/>
-          <w:szCs w:val="20"/>
-        </w:rPr>
-        <w:lastRenderedPageBreak/>
+          <w:rFonts w:cs="Calibri"/>
+          <w:b w:val="0"/>
+          <w:bCs/>
+          <w:sz w:val="20"/>
+          <w:szCs w:val="20"/>
+        </w:rPr>
+      </w:pPr>
+      <w:r>
+        <w:rPr>
+          <w:rFonts w:cs="Calibri"/>
+          <w:b w:val="0"/>
+          <w:bCs/>
+          <w:sz w:val="20"/>
+          <w:szCs w:val="20"/>
+        </w:rPr>
         <w:t>Alterations</w:t>
       </w:r>
     </w:p>
@@ -3034,14 +3891,16 @@
           <w:numId w:val="39"/>
         </w:numPr>
         <w:rPr>
-          <w:rFonts w:ascii="Century Gothic" w:hAnsi="Century Gothic"/>
-          <w:sz w:val="20"/>
-          <w:szCs w:val="20"/>
-        </w:rPr>
-      </w:pPr>
-      <w:r>
-        <w:rPr>
-          <w:rFonts w:ascii="Century Gothic" w:hAnsi="Century Gothic"/>
+          <w:rFonts w:cs="Calibri"/>
+          <w:bCs/>
+          <w:sz w:val="20"/>
+          <w:szCs w:val="20"/>
+        </w:rPr>
+      </w:pPr>
+      <w:r>
+        <w:rPr>
+          <w:rFonts w:cs="Calibri"/>
+          <w:bCs/>
           <w:sz w:val="20"/>
           <w:szCs w:val="20"/>
         </w:rPr>
@@ -3056,17 +3915,20 @@
           <w:numId w:val="39"/>
         </w:numPr>
         <w:rPr>
-          <w:rFonts w:ascii="Century Gothic" w:hAnsi="Century Gothic"/>
-          <w:sz w:val="20"/>
-          <w:szCs w:val="20"/>
-        </w:rPr>
-      </w:pPr>
-      <w:r>
-        <w:rPr>
-          <w:rFonts w:ascii="Century Gothic" w:hAnsi="Century Gothic"/>
-          <w:sz w:val="20"/>
-          <w:szCs w:val="20"/>
-        </w:rPr>
+          <w:rFonts w:cs="Calibri"/>
+          <w:bCs/>
+          <w:sz w:val="20"/>
+          <w:szCs w:val="20"/>
+        </w:rPr>
+      </w:pPr>
+      <w:r>
+        <w:rPr>
+          <w:rFonts w:cs="Calibri"/>
+          <w:bCs/>
+          <w:sz w:val="20"/>
+          <w:szCs w:val="20"/>
+        </w:rPr>
+        <w:lastRenderedPageBreak/>
         <w:t>Except for the affixing of curtain rails and standard commercially made picture hooks not to make any alteration in or addition to the Premises (whether decorative structural or otherwise) or any part thereof or alter the internal or external decoration thereof</w:t>
       </w:r>
     </w:p>
@@ -3078,14 +3940,16 @@
           <w:numId w:val="39"/>
         </w:numPr>
         <w:rPr>
-          <w:rFonts w:ascii="Century Gothic" w:hAnsi="Century Gothic"/>
-          <w:sz w:val="20"/>
-          <w:szCs w:val="20"/>
-        </w:rPr>
-      </w:pPr>
-      <w:r>
-        <w:rPr>
-          <w:rFonts w:ascii="Century Gothic" w:hAnsi="Century Gothic"/>
+          <w:rFonts w:cs="Calibri"/>
+          <w:bCs/>
+          <w:sz w:val="20"/>
+          <w:szCs w:val="20"/>
+        </w:rPr>
+      </w:pPr>
+      <w:r>
+        <w:rPr>
+          <w:rFonts w:cs="Calibri"/>
+          <w:bCs/>
           <w:sz w:val="20"/>
           <w:szCs w:val="20"/>
         </w:rPr>
@@ -3100,14 +3964,16 @@
           <w:numId w:val="39"/>
         </w:numPr>
         <w:rPr>
-          <w:rFonts w:ascii="Century Gothic" w:hAnsi="Century Gothic"/>
-          <w:sz w:val="20"/>
-          <w:szCs w:val="20"/>
-        </w:rPr>
-      </w:pPr>
-      <w:r>
-        <w:rPr>
-          <w:rFonts w:ascii="Century Gothic" w:hAnsi="Century Gothic"/>
+          <w:rFonts w:cs="Calibri"/>
+          <w:bCs/>
+          <w:sz w:val="20"/>
+          <w:szCs w:val="20"/>
+        </w:rPr>
+      </w:pPr>
+      <w:r>
+        <w:rPr>
+          <w:rFonts w:cs="Calibri"/>
+          <w:bCs/>
           <w:sz w:val="20"/>
           <w:szCs w:val="20"/>
         </w:rPr>
@@ -3122,14 +3988,16 @@
           <w:numId w:val="39"/>
         </w:numPr>
         <w:rPr>
-          <w:rFonts w:ascii="Century Gothic" w:hAnsi="Century Gothic"/>
-          <w:sz w:val="20"/>
-          <w:szCs w:val="20"/>
-        </w:rPr>
-      </w:pPr>
-      <w:r>
-        <w:rPr>
-          <w:rFonts w:ascii="Century Gothic" w:hAnsi="Century Gothic"/>
+          <w:rFonts w:cs="Calibri"/>
+          <w:bCs/>
+          <w:sz w:val="20"/>
+          <w:szCs w:val="20"/>
+        </w:rPr>
+      </w:pPr>
+      <w:r>
+        <w:rPr>
+          <w:rFonts w:cs="Calibri"/>
+          <w:bCs/>
           <w:sz w:val="20"/>
           <w:szCs w:val="20"/>
         </w:rPr>
@@ -3140,14 +4008,18 @@
       <w:pPr>
         <w:pStyle w:val="Level2Heading"/>
         <w:rPr>
-          <w:rFonts w:ascii="Century Gothic" w:hAnsi="Century Gothic"/>
-          <w:sz w:val="20"/>
-          <w:szCs w:val="20"/>
-        </w:rPr>
-      </w:pPr>
-      <w:r>
-        <w:rPr>
-          <w:rFonts w:ascii="Century Gothic" w:hAnsi="Century Gothic"/>
+          <w:rFonts w:cs="Calibri"/>
+          <w:b w:val="0"/>
+          <w:bCs/>
+          <w:sz w:val="20"/>
+          <w:szCs w:val="20"/>
+        </w:rPr>
+      </w:pPr>
+      <w:r>
+        <w:rPr>
+          <w:rFonts w:cs="Calibri"/>
+          <w:b w:val="0"/>
+          <w:bCs/>
           <w:sz w:val="20"/>
           <w:szCs w:val="20"/>
         </w:rPr>
@@ -3162,14 +4034,16 @@
           <w:numId w:val="39"/>
         </w:numPr>
         <w:rPr>
-          <w:rFonts w:ascii="Century Gothic" w:hAnsi="Century Gothic"/>
-          <w:sz w:val="20"/>
-          <w:szCs w:val="20"/>
-        </w:rPr>
-      </w:pPr>
-      <w:r>
-        <w:rPr>
-          <w:rFonts w:ascii="Century Gothic" w:hAnsi="Century Gothic"/>
+          <w:rFonts w:cs="Calibri"/>
+          <w:bCs/>
+          <w:sz w:val="20"/>
+          <w:szCs w:val="20"/>
+        </w:rPr>
+      </w:pPr>
+      <w:r>
+        <w:rPr>
+          <w:rFonts w:cs="Calibri"/>
+          <w:bCs/>
           <w:sz w:val="20"/>
           <w:szCs w:val="20"/>
         </w:rPr>
@@ -3184,14 +4058,16 @@
           <w:numId w:val="39"/>
         </w:numPr>
         <w:rPr>
-          <w:rFonts w:ascii="Century Gothic" w:hAnsi="Century Gothic"/>
-          <w:sz w:val="20"/>
-          <w:szCs w:val="20"/>
-        </w:rPr>
-      </w:pPr>
-      <w:r>
-        <w:rPr>
-          <w:rFonts w:ascii="Century Gothic" w:hAnsi="Century Gothic"/>
+          <w:rFonts w:cs="Calibri"/>
+          <w:bCs/>
+          <w:sz w:val="20"/>
+          <w:szCs w:val="20"/>
+        </w:rPr>
+      </w:pPr>
+      <w:r>
+        <w:rPr>
+          <w:rFonts w:cs="Calibri"/>
+          <w:bCs/>
           <w:sz w:val="20"/>
           <w:szCs w:val="20"/>
         </w:rPr>
@@ -3206,16 +4082,16 @@
           <w:numId w:val="39"/>
         </w:numPr>
         <w:rPr>
-          <w:rFonts w:ascii="Century Gothic" w:hAnsi="Century Gothic"/>
-          <w:b/>
-          <w:sz w:val="20"/>
-          <w:szCs w:val="20"/>
-        </w:rPr>
-      </w:pPr>
-      <w:r>
-        <w:rPr>
-          <w:rFonts w:ascii="Century Gothic" w:hAnsi="Century Gothic"/>
-          <w:b/>
+          <w:rFonts w:cs="Calibri"/>
+          <w:bCs/>
+          <w:sz w:val="20"/>
+          <w:szCs w:val="20"/>
+        </w:rPr>
+      </w:pPr>
+      <w:r>
+        <w:rPr>
+          <w:rFonts w:cs="Calibri"/>
+          <w:bCs/>
           <w:sz w:val="20"/>
           <w:szCs w:val="20"/>
         </w:rPr>
@@ -3223,8 +4099,8 @@
       </w:r>
       <w:r>
         <w:rPr>
-          <w:rFonts w:ascii="Century Gothic" w:hAnsi="Century Gothic"/>
-          <w:b/>
+          <w:rFonts w:cs="Calibri"/>
+          <w:bCs/>
           <w:sz w:val="20"/>
           <w:szCs w:val="20"/>
         </w:rPr>
@@ -3232,8 +4108,8 @@
       </w:r>
       <w:r>
         <w:rPr>
-          <w:rFonts w:ascii="Century Gothic" w:hAnsi="Century Gothic"/>
-          <w:b/>
+          <w:rFonts w:cs="Calibri"/>
+          <w:bCs/>
           <w:sz w:val="20"/>
           <w:szCs w:val="20"/>
         </w:rPr>
@@ -3241,8 +4117,8 @@
       </w:r>
       <w:r>
         <w:rPr>
-          <w:rFonts w:ascii="Century Gothic" w:hAnsi="Century Gothic"/>
-          <w:b/>
+          <w:rFonts w:cs="Calibri"/>
+          <w:bCs/>
           <w:sz w:val="20"/>
           <w:szCs w:val="20"/>
         </w:rPr>
@@ -3250,8 +4126,8 @@
       </w:r>
       <w:r>
         <w:rPr>
-          <w:rFonts w:ascii="Century Gothic" w:hAnsi="Century Gothic"/>
-          <w:b/>
+          <w:rFonts w:cs="Calibri"/>
+          <w:bCs/>
           <w:sz w:val="20"/>
           <w:szCs w:val="20"/>
         </w:rPr>
@@ -3259,8 +4135,8 @@
       </w:r>
       <w:r>
         <w:rPr>
-          <w:rFonts w:ascii="Century Gothic" w:hAnsi="Century Gothic"/>
-          <w:b/>
+          <w:rFonts w:cs="Calibri"/>
+          <w:bCs/>
           <w:sz w:val="20"/>
           <w:szCs w:val="20"/>
         </w:rPr>
@@ -3268,8 +4144,8 @@
       </w:r>
       <w:r>
         <w:rPr>
-          <w:rFonts w:ascii="Century Gothic" w:hAnsi="Century Gothic"/>
-          <w:b/>
+          <w:rFonts w:cs="Calibri"/>
+          <w:bCs/>
           <w:sz w:val="20"/>
           <w:szCs w:val="20"/>
         </w:rPr>
@@ -3284,14 +4160,16 @@
           <w:numId w:val="39"/>
         </w:numPr>
         <w:rPr>
-          <w:rFonts w:ascii="Century Gothic" w:hAnsi="Century Gothic"/>
-          <w:sz w:val="20"/>
-          <w:szCs w:val="20"/>
-        </w:rPr>
-      </w:pPr>
-      <w:r>
-        <w:rPr>
-          <w:rFonts w:ascii="Century Gothic" w:hAnsi="Century Gothic"/>
+          <w:rFonts w:cs="Calibri"/>
+          <w:bCs/>
+          <w:sz w:val="20"/>
+          <w:szCs w:val="20"/>
+        </w:rPr>
+      </w:pPr>
+      <w:r>
+        <w:rPr>
+          <w:rFonts w:cs="Calibri"/>
+          <w:bCs/>
           <w:sz w:val="20"/>
           <w:szCs w:val="20"/>
         </w:rPr>
@@ -3300,7 +4178,8 @@
       <w:proofErr w:type="spellStart"/>
       <w:r>
         <w:rPr>
-          <w:rFonts w:ascii="Century Gothic" w:hAnsi="Century Gothic"/>
+          <w:rFonts w:cs="Calibri"/>
+          <w:bCs/>
           <w:sz w:val="20"/>
           <w:szCs w:val="20"/>
         </w:rPr>
@@ -3309,7 +4188,8 @@
       <w:proofErr w:type="spellEnd"/>
       <w:r>
         <w:rPr>
-          <w:rFonts w:ascii="Century Gothic" w:hAnsi="Century Gothic"/>
+          <w:rFonts w:cs="Calibri"/>
+          <w:bCs/>
           <w:sz w:val="20"/>
           <w:szCs w:val="20"/>
         </w:rPr>
@@ -3324,27 +4204,20 @@
           <w:numId w:val="39"/>
         </w:numPr>
         <w:rPr>
-          <w:rFonts w:ascii="Century Gothic" w:hAnsi="Century Gothic"/>
-          <w:sz w:val="20"/>
-          <w:szCs w:val="20"/>
-        </w:rPr>
-      </w:pPr>
-      <w:r>
-        <w:rPr>
-          <w:rFonts w:ascii="Century Gothic" w:hAnsi="Century Gothic"/>
-          <w:sz w:val="20"/>
-          <w:szCs w:val="20"/>
-        </w:rPr>
-        <w:t xml:space="preserve">Not to do or suffer to be done on the Premises or to their contents anything which may make void or voidable any insurance of the Premises or increase the ordinary premium thereon and to repay to the Landlord all sums paid by </w:t>
-      </w:r>
-      <w:r>
-        <w:rPr>
-          <w:rFonts w:ascii="Century Gothic" w:hAnsi="Century Gothic"/>
-          <w:sz w:val="20"/>
-          <w:szCs w:val="20"/>
-        </w:rPr>
-        <w:lastRenderedPageBreak/>
-        <w:t xml:space="preserve">way of increased premium and all expenses incurred by him in or about any renewal of any such policy rendered necessary by a breach of this covenant and all such payments shall be added to the Rent herein before reserved and shall be recoverable as Rent </w:t>
+          <w:rFonts w:cs="Calibri"/>
+          <w:bCs/>
+          <w:sz w:val="20"/>
+          <w:szCs w:val="20"/>
+        </w:rPr>
+      </w:pPr>
+      <w:r>
+        <w:rPr>
+          <w:rFonts w:cs="Calibri"/>
+          <w:bCs/>
+          <w:sz w:val="20"/>
+          <w:szCs w:val="20"/>
+        </w:rPr>
+        <w:t xml:space="preserve">Not to do or suffer to be done on the Premises or to their contents anything which may make void or voidable any insurance of the Premises or increase the ordinary premium thereon and to repay to the Landlord all sums paid by way of increased premium and all expenses incurred by him in or about any renewal of any such policy rendered necessary by a breach of this covenant and all such payments shall be added to the Rent herein before reserved and shall be recoverable as Rent </w:t>
       </w:r>
     </w:p>
     <w:p>
@@ -3355,14 +4228,16 @@
           <w:numId w:val="39"/>
         </w:numPr>
         <w:rPr>
-          <w:rFonts w:ascii="Century Gothic" w:hAnsi="Century Gothic"/>
-          <w:sz w:val="20"/>
-          <w:szCs w:val="20"/>
-        </w:rPr>
-      </w:pPr>
-      <w:r>
-        <w:rPr>
-          <w:rFonts w:ascii="Century Gothic" w:hAnsi="Century Gothic"/>
+          <w:rFonts w:cs="Calibri"/>
+          <w:bCs/>
+          <w:sz w:val="20"/>
+          <w:szCs w:val="20"/>
+        </w:rPr>
+      </w:pPr>
+      <w:r>
+        <w:rPr>
+          <w:rFonts w:cs="Calibri"/>
+          <w:bCs/>
           <w:sz w:val="20"/>
           <w:szCs w:val="20"/>
         </w:rPr>
@@ -3370,7 +4245,8 @@
       </w:r>
       <w:r>
         <w:rPr>
-          <w:rFonts w:ascii="Century Gothic" w:hAnsi="Century Gothic"/>
+          <w:rFonts w:cs="Calibri"/>
+          <w:bCs/>
           <w:sz w:val="20"/>
           <w:szCs w:val="20"/>
         </w:rPr>
@@ -3378,7 +4254,8 @@
       </w:r>
       <w:r>
         <w:rPr>
-          <w:rFonts w:ascii="Century Gothic" w:hAnsi="Century Gothic"/>
+          <w:rFonts w:cs="Calibri"/>
+          <w:bCs/>
           <w:sz w:val="20"/>
           <w:szCs w:val="20"/>
         </w:rPr>
@@ -3393,14 +4270,16 @@
           <w:numId w:val="39"/>
         </w:numPr>
         <w:rPr>
-          <w:rFonts w:ascii="Century Gothic" w:hAnsi="Century Gothic"/>
-          <w:sz w:val="20"/>
-          <w:szCs w:val="20"/>
-        </w:rPr>
-      </w:pPr>
-      <w:r>
-        <w:rPr>
-          <w:rFonts w:ascii="Century Gothic" w:hAnsi="Century Gothic"/>
+          <w:rFonts w:cs="Calibri"/>
+          <w:bCs/>
+          <w:sz w:val="20"/>
+          <w:szCs w:val="20"/>
+        </w:rPr>
+      </w:pPr>
+      <w:r>
+        <w:rPr>
+          <w:rFonts w:cs="Calibri"/>
+          <w:bCs/>
           <w:sz w:val="20"/>
           <w:szCs w:val="20"/>
         </w:rPr>
@@ -3408,7 +4287,8 @@
       </w:r>
       <w:r>
         <w:rPr>
-          <w:rFonts w:ascii="Century Gothic" w:hAnsi="Century Gothic"/>
+          <w:rFonts w:cs="Calibri"/>
+          <w:bCs/>
           <w:sz w:val="20"/>
           <w:szCs w:val="20"/>
         </w:rPr>
@@ -3416,11 +4296,22 @@
       </w:r>
       <w:r>
         <w:rPr>
-          <w:rFonts w:ascii="Century Gothic" w:hAnsi="Century Gothic"/>
-          <w:sz w:val="20"/>
-          <w:szCs w:val="20"/>
-        </w:rPr>
-        <w:t xml:space="preserve"> or other liquid fuel or any combustible explosive offensive goods provisions or materials and to fully comply with all fire precautions or fire regulations made by the Landlord or the appropriate Fire Authority </w:t>
+          <w:rFonts w:cs="Calibri"/>
+          <w:bCs/>
+          <w:sz w:val="20"/>
+          <w:szCs w:val="20"/>
+        </w:rPr>
+        <w:t xml:space="preserve"> or other liquid fuel or any combustible explosive offensive goods </w:t>
+      </w:r>
+      <w:r>
+        <w:rPr>
+          <w:rFonts w:cs="Calibri"/>
+          <w:bCs/>
+          <w:sz w:val="20"/>
+          <w:szCs w:val="20"/>
+        </w:rPr>
+        <w:lastRenderedPageBreak/>
+        <w:t xml:space="preserve">provisions or materials and to fully comply with all fire precautions or fire regulations made by the Landlord or the appropriate Fire Authority </w:t>
       </w:r>
     </w:p>
     <w:p>
@@ -3431,14 +4322,16 @@
           <w:numId w:val="39"/>
         </w:numPr>
         <w:rPr>
-          <w:rFonts w:ascii="Century Gothic" w:hAnsi="Century Gothic"/>
-          <w:sz w:val="20"/>
-          <w:szCs w:val="20"/>
-        </w:rPr>
-      </w:pPr>
-      <w:r>
-        <w:rPr>
-          <w:rFonts w:ascii="Century Gothic" w:hAnsi="Century Gothic"/>
+          <w:rFonts w:cs="Calibri"/>
+          <w:bCs/>
+          <w:sz w:val="20"/>
+          <w:szCs w:val="20"/>
+        </w:rPr>
+      </w:pPr>
+      <w:r>
+        <w:rPr>
+          <w:rFonts w:cs="Calibri"/>
+          <w:bCs/>
           <w:sz w:val="20"/>
           <w:szCs w:val="20"/>
         </w:rPr>
@@ -3447,7 +4340,8 @@
       <w:proofErr w:type="spellStart"/>
       <w:r>
         <w:rPr>
-          <w:rFonts w:ascii="Century Gothic" w:hAnsi="Century Gothic"/>
+          <w:rFonts w:cs="Calibri"/>
+          <w:bCs/>
           <w:sz w:val="20"/>
           <w:szCs w:val="20"/>
         </w:rPr>
@@ -3456,7 +4350,8 @@
       <w:proofErr w:type="spellEnd"/>
       <w:r>
         <w:rPr>
-          <w:rFonts w:ascii="Century Gothic" w:hAnsi="Century Gothic"/>
+          <w:rFonts w:cs="Calibri"/>
+          <w:bCs/>
           <w:sz w:val="20"/>
           <w:szCs w:val="20"/>
         </w:rPr>
@@ -3464,7 +4359,8 @@
       </w:r>
       <w:r>
         <w:rPr>
-          <w:rFonts w:ascii="Century Gothic" w:hAnsi="Century Gothic"/>
+          <w:rFonts w:cs="Calibri"/>
+          <w:bCs/>
           <w:sz w:val="20"/>
           <w:szCs w:val="20"/>
         </w:rPr>
@@ -3472,7 +4368,8 @@
       </w:r>
       <w:r>
         <w:rPr>
-          <w:rFonts w:ascii="Century Gothic" w:hAnsi="Century Gothic"/>
+          <w:rFonts w:cs="Calibri"/>
+          <w:bCs/>
           <w:sz w:val="20"/>
           <w:szCs w:val="20"/>
         </w:rPr>
@@ -3480,7 +4377,8 @@
       </w:r>
       <w:r>
         <w:rPr>
-          <w:rFonts w:ascii="Century Gothic" w:hAnsi="Century Gothic"/>
+          <w:rFonts w:cs="Calibri"/>
+          <w:bCs/>
           <w:sz w:val="20"/>
           <w:szCs w:val="20"/>
         </w:rPr>
@@ -3488,7 +4386,8 @@
       </w:r>
       <w:r>
         <w:rPr>
-          <w:rFonts w:ascii="Century Gothic" w:hAnsi="Century Gothic"/>
+          <w:rFonts w:cs="Calibri"/>
+          <w:bCs/>
           <w:sz w:val="20"/>
           <w:szCs w:val="20"/>
         </w:rPr>
@@ -3503,14 +4402,16 @@
           <w:numId w:val="39"/>
         </w:numPr>
         <w:rPr>
-          <w:rFonts w:ascii="Century Gothic" w:hAnsi="Century Gothic"/>
-          <w:sz w:val="20"/>
-          <w:szCs w:val="20"/>
-        </w:rPr>
-      </w:pPr>
-      <w:r>
-        <w:rPr>
-          <w:rFonts w:ascii="Century Gothic" w:hAnsi="Century Gothic"/>
+          <w:rFonts w:cs="Calibri"/>
+          <w:bCs/>
+          <w:sz w:val="20"/>
+          <w:szCs w:val="20"/>
+        </w:rPr>
+      </w:pPr>
+      <w:r>
+        <w:rPr>
+          <w:rFonts w:cs="Calibri"/>
+          <w:bCs/>
           <w:sz w:val="20"/>
           <w:szCs w:val="20"/>
         </w:rPr>
@@ -3525,14 +4426,16 @@
           <w:numId w:val="39"/>
         </w:numPr>
         <w:rPr>
-          <w:rFonts w:ascii="Century Gothic" w:hAnsi="Century Gothic"/>
-          <w:sz w:val="20"/>
-          <w:szCs w:val="20"/>
-        </w:rPr>
-      </w:pPr>
-      <w:r>
-        <w:rPr>
-          <w:rFonts w:ascii="Century Gothic" w:hAnsi="Century Gothic"/>
+          <w:rFonts w:cs="Calibri"/>
+          <w:bCs/>
+          <w:sz w:val="20"/>
+          <w:szCs w:val="20"/>
+        </w:rPr>
+      </w:pPr>
+      <w:r>
+        <w:rPr>
+          <w:rFonts w:cs="Calibri"/>
+          <w:bCs/>
           <w:sz w:val="20"/>
           <w:szCs w:val="20"/>
         </w:rPr>
@@ -3547,14 +4450,16 @@
           <w:numId w:val="39"/>
         </w:numPr>
         <w:rPr>
-          <w:rFonts w:ascii="Century Gothic" w:hAnsi="Century Gothic"/>
-          <w:sz w:val="20"/>
-          <w:szCs w:val="20"/>
-        </w:rPr>
-      </w:pPr>
-      <w:r>
-        <w:rPr>
-          <w:rFonts w:ascii="Century Gothic" w:hAnsi="Century Gothic"/>
+          <w:rFonts w:cs="Calibri"/>
+          <w:bCs/>
+          <w:sz w:val="20"/>
+          <w:szCs w:val="20"/>
+        </w:rPr>
+      </w:pPr>
+      <w:r>
+        <w:rPr>
+          <w:rFonts w:cs="Calibri"/>
+          <w:bCs/>
           <w:sz w:val="20"/>
           <w:szCs w:val="20"/>
         </w:rPr>
@@ -3569,14 +4474,16 @@
           <w:numId w:val="39"/>
         </w:numPr>
         <w:rPr>
-          <w:rFonts w:ascii="Century Gothic" w:hAnsi="Century Gothic"/>
-          <w:sz w:val="20"/>
-          <w:szCs w:val="20"/>
-        </w:rPr>
-      </w:pPr>
-      <w:r>
-        <w:rPr>
-          <w:rFonts w:ascii="Century Gothic" w:hAnsi="Century Gothic"/>
+          <w:rFonts w:cs="Calibri"/>
+          <w:bCs/>
+          <w:sz w:val="20"/>
+          <w:szCs w:val="20"/>
+        </w:rPr>
+      </w:pPr>
+      <w:r>
+        <w:rPr>
+          <w:rFonts w:cs="Calibri"/>
+          <w:bCs/>
           <w:sz w:val="20"/>
           <w:szCs w:val="20"/>
         </w:rPr>
@@ -3584,7 +4491,8 @@
       </w:r>
       <w:r>
         <w:rPr>
-          <w:rFonts w:ascii="Century Gothic" w:hAnsi="Century Gothic"/>
+          <w:rFonts w:cs="Calibri"/>
+          <w:bCs/>
           <w:sz w:val="20"/>
           <w:szCs w:val="20"/>
         </w:rPr>
@@ -3592,7 +4500,8 @@
       </w:r>
       <w:r>
         <w:rPr>
-          <w:rFonts w:ascii="Century Gothic" w:hAnsi="Century Gothic"/>
+          <w:rFonts w:cs="Calibri"/>
+          <w:bCs/>
           <w:sz w:val="20"/>
           <w:szCs w:val="20"/>
         </w:rPr>
@@ -3607,14 +4516,16 @@
           <w:numId w:val="39"/>
         </w:numPr>
         <w:rPr>
-          <w:rFonts w:ascii="Century Gothic" w:hAnsi="Century Gothic"/>
-          <w:sz w:val="20"/>
-          <w:szCs w:val="20"/>
-        </w:rPr>
-      </w:pPr>
-      <w:r>
-        <w:rPr>
-          <w:rFonts w:ascii="Century Gothic" w:hAnsi="Century Gothic"/>
+          <w:rFonts w:cs="Calibri"/>
+          <w:bCs/>
+          <w:sz w:val="20"/>
+          <w:szCs w:val="20"/>
+        </w:rPr>
+      </w:pPr>
+      <w:r>
+        <w:rPr>
+          <w:rFonts w:cs="Calibri"/>
+          <w:bCs/>
           <w:sz w:val="20"/>
           <w:szCs w:val="20"/>
         </w:rPr>
@@ -3629,14 +4540,16 @@
           <w:numId w:val="39"/>
         </w:numPr>
         <w:rPr>
-          <w:rFonts w:ascii="Century Gothic" w:hAnsi="Century Gothic"/>
-          <w:sz w:val="20"/>
-          <w:szCs w:val="20"/>
-        </w:rPr>
-      </w:pPr>
-      <w:r>
-        <w:rPr>
-          <w:rFonts w:ascii="Century Gothic" w:hAnsi="Century Gothic"/>
+          <w:rFonts w:cs="Calibri"/>
+          <w:bCs/>
+          <w:sz w:val="20"/>
+          <w:szCs w:val="20"/>
+        </w:rPr>
+      </w:pPr>
+      <w:r>
+        <w:rPr>
+          <w:rFonts w:cs="Calibri"/>
+          <w:bCs/>
           <w:sz w:val="20"/>
           <w:szCs w:val="20"/>
         </w:rPr>
@@ -3651,7 +4564,9 @@
           <w:numId w:val="0"/>
         </w:numPr>
         <w:rPr>
-          <w:rFonts w:ascii="Century Gothic" w:hAnsi="Century Gothic"/>
+          <w:rFonts w:cs="Calibri"/>
+          <w:b w:val="0"/>
+          <w:bCs/>
           <w:sz w:val="20"/>
           <w:szCs w:val="20"/>
         </w:rPr>
@@ -3666,14 +4581,18 @@
         </w:numPr>
         <w:ind w:left="709"/>
         <w:rPr>
-          <w:rFonts w:ascii="Century Gothic" w:hAnsi="Century Gothic"/>
-          <w:sz w:val="20"/>
-          <w:szCs w:val="20"/>
-        </w:rPr>
-      </w:pPr>
-      <w:r>
-        <w:rPr>
-          <w:rFonts w:ascii="Century Gothic" w:hAnsi="Century Gothic"/>
+          <w:rFonts w:cs="Calibri"/>
+          <w:b w:val="0"/>
+          <w:bCs/>
+          <w:sz w:val="20"/>
+          <w:szCs w:val="20"/>
+        </w:rPr>
+      </w:pPr>
+      <w:r>
+        <w:rPr>
+          <w:rFonts w:cs="Calibri"/>
+          <w:b w:val="0"/>
+          <w:bCs/>
           <w:sz w:val="20"/>
           <w:szCs w:val="20"/>
         </w:rPr>
@@ -3688,14 +4607,16 @@
           <w:numId w:val="39"/>
         </w:numPr>
         <w:rPr>
-          <w:rFonts w:ascii="Century Gothic" w:hAnsi="Century Gothic"/>
-          <w:sz w:val="20"/>
-          <w:szCs w:val="20"/>
-        </w:rPr>
-      </w:pPr>
-      <w:r>
-        <w:rPr>
-          <w:rFonts w:ascii="Century Gothic" w:hAnsi="Century Gothic"/>
+          <w:rFonts w:cs="Calibri"/>
+          <w:bCs/>
+          <w:sz w:val="20"/>
+          <w:szCs w:val="20"/>
+        </w:rPr>
+      </w:pPr>
+      <w:r>
+        <w:rPr>
+          <w:rFonts w:cs="Calibri"/>
+          <w:bCs/>
           <w:sz w:val="20"/>
           <w:szCs w:val="20"/>
         </w:rPr>
@@ -3710,14 +4631,16 @@
           <w:numId w:val="39"/>
         </w:numPr>
         <w:rPr>
-          <w:rFonts w:ascii="Century Gothic" w:hAnsi="Century Gothic"/>
-          <w:sz w:val="20"/>
-          <w:szCs w:val="20"/>
-        </w:rPr>
-      </w:pPr>
-      <w:r>
-        <w:rPr>
-          <w:rFonts w:ascii="Century Gothic" w:hAnsi="Century Gothic"/>
+          <w:rFonts w:cs="Calibri"/>
+          <w:bCs/>
+          <w:sz w:val="20"/>
+          <w:szCs w:val="20"/>
+        </w:rPr>
+      </w:pPr>
+      <w:r>
+        <w:rPr>
+          <w:rFonts w:cs="Calibri"/>
+          <w:bCs/>
           <w:sz w:val="20"/>
           <w:szCs w:val="20"/>
         </w:rPr>
@@ -3725,7 +4648,8 @@
       </w:r>
       <w:r>
         <w:rPr>
-          <w:rFonts w:ascii="Century Gothic" w:hAnsi="Century Gothic"/>
+          <w:rFonts w:cs="Calibri"/>
+          <w:bCs/>
           <w:sz w:val="20"/>
           <w:szCs w:val="20"/>
         </w:rPr>
@@ -3733,7 +4657,8 @@
       </w:r>
       <w:r>
         <w:rPr>
-          <w:rFonts w:ascii="Century Gothic" w:hAnsi="Century Gothic"/>
+          <w:rFonts w:cs="Calibri"/>
+          <w:bCs/>
           <w:sz w:val="20"/>
           <w:szCs w:val="20"/>
         </w:rPr>
@@ -3748,22 +4673,26 @@
           <w:numId w:val="39"/>
         </w:numPr>
         <w:rPr>
-          <w:rFonts w:ascii="Century Gothic" w:hAnsi="Century Gothic"/>
-          <w:sz w:val="20"/>
-          <w:szCs w:val="20"/>
-        </w:rPr>
-      </w:pPr>
-      <w:r>
-        <w:rPr>
-          <w:rFonts w:ascii="Century Gothic" w:hAnsi="Century Gothic"/>
-          <w:sz w:val="20"/>
-          <w:szCs w:val="20"/>
-        </w:rPr>
+          <w:rFonts w:cs="Calibri"/>
+          <w:bCs/>
+          <w:sz w:val="20"/>
+          <w:szCs w:val="20"/>
+        </w:rPr>
+      </w:pPr>
+      <w:r>
+        <w:rPr>
+          <w:rFonts w:cs="Calibri"/>
+          <w:bCs/>
+          <w:sz w:val="20"/>
+          <w:szCs w:val="20"/>
+        </w:rPr>
+        <w:lastRenderedPageBreak/>
         <w:t>During the last two months of the Term permit the Landlord or the Landlord</w:t>
       </w:r>
       <w:r>
         <w:rPr>
-          <w:rFonts w:ascii="Century Gothic" w:hAnsi="Century Gothic"/>
+          <w:rFonts w:cs="Calibri"/>
+          <w:bCs/>
           <w:sz w:val="20"/>
           <w:szCs w:val="20"/>
         </w:rPr>
@@ -3771,7 +4700,8 @@
       </w:r>
       <w:r>
         <w:rPr>
-          <w:rFonts w:ascii="Century Gothic" w:hAnsi="Century Gothic"/>
+          <w:rFonts w:cs="Calibri"/>
+          <w:bCs/>
           <w:sz w:val="20"/>
           <w:szCs w:val="20"/>
         </w:rPr>
@@ -3786,14 +4716,16 @@
           <w:numId w:val="39"/>
         </w:numPr>
         <w:rPr>
-          <w:rFonts w:ascii="Century Gothic" w:hAnsi="Century Gothic"/>
-          <w:sz w:val="20"/>
-          <w:szCs w:val="20"/>
-        </w:rPr>
-      </w:pPr>
-      <w:r>
-        <w:rPr>
-          <w:rFonts w:ascii="Century Gothic" w:hAnsi="Century Gothic"/>
+          <w:rFonts w:cs="Calibri"/>
+          <w:bCs/>
+          <w:sz w:val="20"/>
+          <w:szCs w:val="20"/>
+        </w:rPr>
+      </w:pPr>
+      <w:r>
+        <w:rPr>
+          <w:rFonts w:cs="Calibri"/>
+          <w:bCs/>
           <w:sz w:val="20"/>
           <w:szCs w:val="20"/>
         </w:rPr>
@@ -3801,7 +4733,8 @@
       </w:r>
       <w:r>
         <w:rPr>
-          <w:rFonts w:ascii="Century Gothic" w:hAnsi="Century Gothic"/>
+          <w:rFonts w:cs="Calibri"/>
+          <w:bCs/>
           <w:sz w:val="20"/>
           <w:szCs w:val="20"/>
         </w:rPr>
@@ -3809,7 +4742,8 @@
       </w:r>
       <w:r>
         <w:rPr>
-          <w:rFonts w:ascii="Century Gothic" w:hAnsi="Century Gothic"/>
+          <w:rFonts w:cs="Calibri"/>
+          <w:bCs/>
           <w:sz w:val="20"/>
           <w:szCs w:val="20"/>
         </w:rPr>
@@ -3820,14 +4754,18 @@
       <w:pPr>
         <w:pStyle w:val="Level2Heading"/>
         <w:rPr>
-          <w:rFonts w:ascii="Century Gothic" w:hAnsi="Century Gothic"/>
-          <w:sz w:val="20"/>
-          <w:szCs w:val="20"/>
-        </w:rPr>
-      </w:pPr>
-      <w:r>
-        <w:rPr>
-          <w:rFonts w:ascii="Century Gothic" w:hAnsi="Century Gothic"/>
+          <w:rFonts w:cs="Calibri"/>
+          <w:b w:val="0"/>
+          <w:bCs/>
+          <w:sz w:val="20"/>
+          <w:szCs w:val="20"/>
+        </w:rPr>
+      </w:pPr>
+      <w:r>
+        <w:rPr>
+          <w:rFonts w:cs="Calibri"/>
+          <w:b w:val="0"/>
+          <w:bCs/>
           <w:sz w:val="20"/>
           <w:szCs w:val="20"/>
         </w:rPr>
@@ -3838,14 +4776,16 @@
       <w:pPr>
         <w:pStyle w:val="BodyText2"/>
         <w:rPr>
-          <w:rFonts w:ascii="Century Gothic" w:hAnsi="Century Gothic"/>
-          <w:sz w:val="20"/>
-          <w:szCs w:val="20"/>
-        </w:rPr>
-      </w:pPr>
-      <w:r>
-        <w:rPr>
-          <w:rFonts w:ascii="Century Gothic" w:hAnsi="Century Gothic"/>
+          <w:rFonts w:cs="Calibri"/>
+          <w:bCs/>
+          <w:sz w:val="20"/>
+          <w:szCs w:val="20"/>
+        </w:rPr>
+      </w:pPr>
+      <w:r>
+        <w:rPr>
+          <w:rFonts w:cs="Calibri"/>
+          <w:bCs/>
           <w:sz w:val="20"/>
           <w:szCs w:val="20"/>
         </w:rPr>
@@ -3853,7 +4793,8 @@
       </w:r>
       <w:r>
         <w:rPr>
-          <w:rFonts w:ascii="Century Gothic" w:hAnsi="Century Gothic"/>
+          <w:rFonts w:cs="Calibri"/>
+          <w:bCs/>
           <w:sz w:val="20"/>
           <w:szCs w:val="20"/>
         </w:rPr>
@@ -3861,7 +4802,8 @@
       </w:r>
       <w:r>
         <w:rPr>
-          <w:rFonts w:ascii="Century Gothic" w:hAnsi="Century Gothic"/>
+          <w:rFonts w:cs="Calibri"/>
+          <w:bCs/>
           <w:sz w:val="20"/>
           <w:szCs w:val="20"/>
         </w:rPr>
@@ -3869,7 +4811,8 @@
       </w:r>
       <w:r>
         <w:rPr>
-          <w:rFonts w:ascii="Century Gothic" w:hAnsi="Century Gothic"/>
+          <w:rFonts w:cs="Calibri"/>
+          <w:bCs/>
           <w:sz w:val="20"/>
           <w:szCs w:val="20"/>
         </w:rPr>
@@ -3877,7 +4820,8 @@
       </w:r>
       <w:r>
         <w:rPr>
-          <w:rFonts w:ascii="Century Gothic" w:hAnsi="Century Gothic"/>
+          <w:rFonts w:cs="Calibri"/>
+          <w:bCs/>
           <w:sz w:val="20"/>
           <w:szCs w:val="20"/>
         </w:rPr>
@@ -3885,7 +4829,8 @@
       </w:r>
       <w:r>
         <w:rPr>
-          <w:rFonts w:ascii="Century Gothic" w:hAnsi="Century Gothic"/>
+          <w:rFonts w:cs="Calibri"/>
+          <w:bCs/>
           <w:sz w:val="20"/>
           <w:szCs w:val="20"/>
         </w:rPr>
@@ -3901,7 +4846,9 @@
         </w:numPr>
         <w:ind w:left="709"/>
         <w:rPr>
-          <w:rFonts w:ascii="Century Gothic" w:hAnsi="Century Gothic"/>
+          <w:rFonts w:cs="Calibri"/>
+          <w:b w:val="0"/>
+          <w:bCs/>
           <w:sz w:val="20"/>
           <w:szCs w:val="20"/>
         </w:rPr>
@@ -3911,14 +4858,18 @@
       <w:pPr>
         <w:pStyle w:val="Level2Heading"/>
         <w:rPr>
-          <w:rFonts w:ascii="Century Gothic" w:hAnsi="Century Gothic"/>
-          <w:sz w:val="20"/>
-          <w:szCs w:val="20"/>
-        </w:rPr>
-      </w:pPr>
-      <w:r>
-        <w:rPr>
-          <w:rFonts w:ascii="Century Gothic" w:hAnsi="Century Gothic"/>
+          <w:rFonts w:cs="Calibri"/>
+          <w:b w:val="0"/>
+          <w:bCs/>
+          <w:sz w:val="20"/>
+          <w:szCs w:val="20"/>
+        </w:rPr>
+      </w:pPr>
+      <w:r>
+        <w:rPr>
+          <w:rFonts w:cs="Calibri"/>
+          <w:b w:val="0"/>
+          <w:bCs/>
           <w:sz w:val="20"/>
           <w:szCs w:val="20"/>
         </w:rPr>
@@ -3929,14 +4880,16 @@
       <w:pPr>
         <w:pStyle w:val="BodyText2"/>
         <w:rPr>
-          <w:rFonts w:ascii="Century Gothic" w:hAnsi="Century Gothic"/>
-          <w:sz w:val="20"/>
-          <w:szCs w:val="20"/>
-        </w:rPr>
-      </w:pPr>
-      <w:r>
-        <w:rPr>
-          <w:rFonts w:ascii="Century Gothic" w:hAnsi="Century Gothic"/>
+          <w:rFonts w:cs="Calibri"/>
+          <w:bCs/>
+          <w:sz w:val="20"/>
+          <w:szCs w:val="20"/>
+        </w:rPr>
+      </w:pPr>
+      <w:r>
+        <w:rPr>
+          <w:rFonts w:cs="Calibri"/>
+          <w:bCs/>
           <w:sz w:val="20"/>
           <w:szCs w:val="20"/>
         </w:rPr>
@@ -3947,14 +4900,18 @@
       <w:pPr>
         <w:pStyle w:val="Level2Heading"/>
         <w:rPr>
-          <w:rFonts w:ascii="Century Gothic" w:hAnsi="Century Gothic"/>
-          <w:sz w:val="20"/>
-          <w:szCs w:val="20"/>
-        </w:rPr>
-      </w:pPr>
-      <w:r>
-        <w:rPr>
-          <w:rFonts w:ascii="Century Gothic" w:hAnsi="Century Gothic"/>
+          <w:rFonts w:cs="Calibri"/>
+          <w:b w:val="0"/>
+          <w:bCs/>
+          <w:sz w:val="20"/>
+          <w:szCs w:val="20"/>
+        </w:rPr>
+      </w:pPr>
+      <w:r>
+        <w:rPr>
+          <w:rFonts w:cs="Calibri"/>
+          <w:b w:val="0"/>
+          <w:bCs/>
           <w:sz w:val="20"/>
           <w:szCs w:val="20"/>
         </w:rPr>
@@ -3969,14 +4926,16 @@
           <w:numId w:val="39"/>
         </w:numPr>
         <w:rPr>
-          <w:rFonts w:ascii="Century Gothic" w:hAnsi="Century Gothic"/>
-          <w:sz w:val="20"/>
-          <w:szCs w:val="20"/>
-        </w:rPr>
-      </w:pPr>
-      <w:r>
-        <w:rPr>
-          <w:rFonts w:ascii="Century Gothic" w:hAnsi="Century Gothic"/>
+          <w:rFonts w:cs="Calibri"/>
+          <w:bCs/>
+          <w:sz w:val="20"/>
+          <w:szCs w:val="20"/>
+        </w:rPr>
+      </w:pPr>
+      <w:r>
+        <w:rPr>
+          <w:rFonts w:cs="Calibri"/>
+          <w:bCs/>
           <w:sz w:val="20"/>
           <w:szCs w:val="20"/>
         </w:rPr>
@@ -3991,16 +4950,16 @@
           <w:numId w:val="39"/>
         </w:numPr>
         <w:rPr>
-          <w:rFonts w:ascii="Century Gothic" w:hAnsi="Century Gothic"/>
-          <w:b/>
-          <w:sz w:val="20"/>
-          <w:szCs w:val="20"/>
-        </w:rPr>
-      </w:pPr>
-      <w:r>
-        <w:rPr>
-          <w:rFonts w:ascii="Century Gothic" w:hAnsi="Century Gothic"/>
-          <w:b/>
+          <w:rFonts w:cs="Calibri"/>
+          <w:bCs/>
+          <w:sz w:val="20"/>
+          <w:szCs w:val="20"/>
+        </w:rPr>
+      </w:pPr>
+      <w:r>
+        <w:rPr>
+          <w:rFonts w:cs="Calibri"/>
+          <w:bCs/>
           <w:sz w:val="20"/>
           <w:szCs w:val="20"/>
         </w:rPr>
@@ -4008,8 +4967,8 @@
       </w:r>
       <w:r>
         <w:rPr>
-          <w:rFonts w:ascii="Century Gothic" w:hAnsi="Century Gothic"/>
-          <w:b/>
+          <w:rFonts w:cs="Calibri"/>
+          <w:bCs/>
           <w:sz w:val="20"/>
           <w:szCs w:val="20"/>
         </w:rPr>
@@ -4017,22 +4976,12 @@
       </w:r>
       <w:r>
         <w:rPr>
-          <w:rFonts w:ascii="Century Gothic" w:hAnsi="Century Gothic"/>
-          <w:b/>
-          <w:sz w:val="20"/>
-          <w:szCs w:val="20"/>
-        </w:rPr>
-        <w:t xml:space="preserve">s fixtures and fittings </w:t>
-      </w:r>
-      <w:r>
-        <w:rPr>
-          <w:rFonts w:ascii="Century Gothic" w:hAnsi="Century Gothic"/>
-          <w:b/>
-          <w:sz w:val="20"/>
-          <w:szCs w:val="20"/>
-        </w:rPr>
-        <w:lastRenderedPageBreak/>
-        <w:t>broken lost damaged or destroyed during the tenancy (reasonable wear and tear excepted)</w:t>
+          <w:rFonts w:cs="Calibri"/>
+          <w:bCs/>
+          <w:sz w:val="20"/>
+          <w:szCs w:val="20"/>
+        </w:rPr>
+        <w:t>s fixtures and fittings broken lost damaged or destroyed during the tenancy (reasonable wear and tear excepted)</w:t>
       </w:r>
     </w:p>
     <w:p>
@@ -4043,14 +4992,16 @@
           <w:numId w:val="39"/>
         </w:numPr>
         <w:rPr>
-          <w:rFonts w:ascii="Century Gothic" w:hAnsi="Century Gothic"/>
-          <w:sz w:val="20"/>
-          <w:szCs w:val="20"/>
-        </w:rPr>
-      </w:pPr>
-      <w:r>
-        <w:rPr>
-          <w:rFonts w:ascii="Century Gothic" w:hAnsi="Century Gothic"/>
+          <w:rFonts w:cs="Calibri"/>
+          <w:bCs/>
+          <w:sz w:val="20"/>
+          <w:szCs w:val="20"/>
+        </w:rPr>
+      </w:pPr>
+      <w:r>
+        <w:rPr>
+          <w:rFonts w:cs="Calibri"/>
+          <w:bCs/>
           <w:sz w:val="20"/>
           <w:szCs w:val="20"/>
         </w:rPr>
@@ -4065,14 +5016,16 @@
           <w:numId w:val="39"/>
         </w:numPr>
         <w:rPr>
-          <w:rFonts w:ascii="Century Gothic" w:hAnsi="Century Gothic"/>
-          <w:sz w:val="20"/>
-          <w:szCs w:val="20"/>
-        </w:rPr>
-      </w:pPr>
-      <w:r>
-        <w:rPr>
-          <w:rFonts w:ascii="Century Gothic" w:hAnsi="Century Gothic"/>
+          <w:rFonts w:cs="Calibri"/>
+          <w:bCs/>
+          <w:sz w:val="20"/>
+          <w:szCs w:val="20"/>
+        </w:rPr>
+      </w:pPr>
+      <w:r>
+        <w:rPr>
+          <w:rFonts w:cs="Calibri"/>
+          <w:bCs/>
           <w:sz w:val="20"/>
           <w:szCs w:val="20"/>
         </w:rPr>
@@ -4080,7 +5033,8 @@
       </w:r>
       <w:r>
         <w:rPr>
-          <w:rFonts w:ascii="Century Gothic" w:hAnsi="Century Gothic"/>
+          <w:rFonts w:cs="Calibri"/>
+          <w:bCs/>
           <w:sz w:val="20"/>
           <w:szCs w:val="20"/>
         </w:rPr>
@@ -4088,7 +5042,8 @@
       </w:r>
       <w:r>
         <w:rPr>
-          <w:rFonts w:ascii="Century Gothic" w:hAnsi="Century Gothic"/>
+          <w:rFonts w:cs="Calibri"/>
+          <w:bCs/>
           <w:sz w:val="20"/>
           <w:szCs w:val="20"/>
         </w:rPr>
@@ -4096,7 +5051,8 @@
       </w:r>
       <w:r>
         <w:rPr>
-          <w:rFonts w:ascii="Century Gothic" w:hAnsi="Century Gothic"/>
+          <w:rFonts w:cs="Calibri"/>
+          <w:bCs/>
           <w:sz w:val="20"/>
           <w:szCs w:val="20"/>
         </w:rPr>
@@ -4104,7 +5060,8 @@
       </w:r>
       <w:r>
         <w:rPr>
-          <w:rFonts w:ascii="Century Gothic" w:hAnsi="Century Gothic"/>
+          <w:rFonts w:cs="Calibri"/>
+          <w:bCs/>
           <w:sz w:val="20"/>
           <w:szCs w:val="20"/>
         </w:rPr>
@@ -4119,15 +5076,19 @@
           <w:numId w:val="39"/>
         </w:numPr>
         <w:rPr>
-          <w:rFonts w:ascii="Century Gothic" w:hAnsi="Century Gothic"/>
-          <w:sz w:val="20"/>
-          <w:szCs w:val="20"/>
-        </w:rPr>
-      </w:pPr>
-      <w:bookmarkStart w:id="2" w:name="_Toc469299105"/>
-      <w:r>
-        <w:rPr>
-          <w:rFonts w:ascii="Century Gothic" w:hAnsi="Century Gothic"/>
+          <w:rFonts w:cs="Calibri"/>
+          <w:b w:val="0"/>
+          <w:bCs/>
+          <w:sz w:val="20"/>
+          <w:szCs w:val="20"/>
+        </w:rPr>
+      </w:pPr>
+      <w:bookmarkStart w:id="4" w:name="_Toc469299105"/>
+      <w:r>
+        <w:rPr>
+          <w:rFonts w:cs="Calibri"/>
+          <w:b w:val="0"/>
+          <w:bCs/>
           <w:sz w:val="20"/>
           <w:szCs w:val="20"/>
         </w:rPr>
@@ -4135,7 +5096,9 @@
       </w:r>
       <w:r>
         <w:rPr>
-          <w:rFonts w:ascii="Century Gothic" w:hAnsi="Century Gothic"/>
+          <w:rFonts w:cs="Calibri"/>
+          <w:b w:val="0"/>
+          <w:bCs/>
           <w:sz w:val="20"/>
           <w:szCs w:val="20"/>
         </w:rPr>
@@ -4143,26 +5106,32 @@
       </w:r>
       <w:r>
         <w:rPr>
-          <w:rFonts w:ascii="Century Gothic" w:hAnsi="Century Gothic"/>
+          <w:rFonts w:cs="Calibri"/>
+          <w:b w:val="0"/>
+          <w:bCs/>
           <w:sz w:val="20"/>
           <w:szCs w:val="20"/>
         </w:rPr>
         <w:t>S OBLIGATIONS</w:t>
       </w:r>
-      <w:bookmarkEnd w:id="2"/>
+      <w:bookmarkEnd w:id="4"/>
     </w:p>
     <w:p>
       <w:pPr>
         <w:pStyle w:val="Level2Heading"/>
         <w:rPr>
-          <w:rFonts w:ascii="Century Gothic" w:hAnsi="Century Gothic"/>
-          <w:sz w:val="20"/>
-          <w:szCs w:val="20"/>
-        </w:rPr>
-      </w:pPr>
-      <w:r>
-        <w:rPr>
-          <w:rFonts w:ascii="Century Gothic" w:hAnsi="Century Gothic"/>
+          <w:rFonts w:cs="Calibri"/>
+          <w:b w:val="0"/>
+          <w:bCs/>
+          <w:sz w:val="20"/>
+          <w:szCs w:val="20"/>
+        </w:rPr>
+      </w:pPr>
+      <w:r>
+        <w:rPr>
+          <w:rFonts w:cs="Calibri"/>
+          <w:b w:val="0"/>
+          <w:bCs/>
           <w:sz w:val="20"/>
           <w:szCs w:val="20"/>
         </w:rPr>
@@ -4173,14 +5142,16 @@
       <w:pPr>
         <w:pStyle w:val="BodyText2"/>
         <w:rPr>
-          <w:rFonts w:ascii="Century Gothic" w:hAnsi="Century Gothic"/>
-          <w:sz w:val="20"/>
-          <w:szCs w:val="20"/>
-        </w:rPr>
-      </w:pPr>
-      <w:r>
-        <w:rPr>
-          <w:rFonts w:ascii="Century Gothic" w:hAnsi="Century Gothic"/>
+          <w:rFonts w:cs="Calibri"/>
+          <w:bCs/>
+          <w:sz w:val="20"/>
+          <w:szCs w:val="20"/>
+        </w:rPr>
+      </w:pPr>
+      <w:r>
+        <w:rPr>
+          <w:rFonts w:cs="Calibri"/>
+          <w:bCs/>
           <w:sz w:val="20"/>
           <w:szCs w:val="20"/>
         </w:rPr>
@@ -4191,17 +5162,22 @@
       <w:pPr>
         <w:pStyle w:val="Level2Heading"/>
         <w:rPr>
-          <w:rFonts w:ascii="Century Gothic" w:hAnsi="Century Gothic"/>
-          <w:sz w:val="20"/>
-          <w:szCs w:val="20"/>
-        </w:rPr>
-      </w:pPr>
-      <w:r>
-        <w:rPr>
-          <w:rFonts w:ascii="Century Gothic" w:hAnsi="Century Gothic"/>
-          <w:sz w:val="20"/>
-          <w:szCs w:val="20"/>
-        </w:rPr>
+          <w:rFonts w:cs="Calibri"/>
+          <w:b w:val="0"/>
+          <w:bCs/>
+          <w:sz w:val="20"/>
+          <w:szCs w:val="20"/>
+        </w:rPr>
+      </w:pPr>
+      <w:r>
+        <w:rPr>
+          <w:rFonts w:cs="Calibri"/>
+          <w:b w:val="0"/>
+          <w:bCs/>
+          <w:sz w:val="20"/>
+          <w:szCs w:val="20"/>
+        </w:rPr>
+        <w:lastRenderedPageBreak/>
         <w:t>Repair and maintenance</w:t>
       </w:r>
     </w:p>
@@ -4213,14 +5189,16 @@
           <w:numId w:val="39"/>
         </w:numPr>
         <w:rPr>
-          <w:rFonts w:ascii="Century Gothic" w:hAnsi="Century Gothic"/>
-          <w:sz w:val="20"/>
-          <w:szCs w:val="20"/>
-        </w:rPr>
-      </w:pPr>
-      <w:r>
-        <w:rPr>
-          <w:rFonts w:ascii="Century Gothic" w:hAnsi="Century Gothic"/>
+          <w:rFonts w:cs="Calibri"/>
+          <w:bCs/>
+          <w:sz w:val="20"/>
+          <w:szCs w:val="20"/>
+        </w:rPr>
+      </w:pPr>
+      <w:r>
+        <w:rPr>
+          <w:rFonts w:cs="Calibri"/>
+          <w:bCs/>
           <w:sz w:val="20"/>
           <w:szCs w:val="20"/>
         </w:rPr>
@@ -4228,7 +5206,8 @@
       </w:r>
       <w:r>
         <w:rPr>
-          <w:rFonts w:ascii="Century Gothic" w:hAnsi="Century Gothic"/>
+          <w:rFonts w:cs="Calibri"/>
+          <w:bCs/>
           <w:sz w:val="20"/>
           <w:szCs w:val="20"/>
         </w:rPr>
@@ -4236,7 +5215,8 @@
       </w:r>
       <w:r>
         <w:rPr>
-          <w:rFonts w:ascii="Century Gothic" w:hAnsi="Century Gothic"/>
+          <w:rFonts w:cs="Calibri"/>
+          <w:bCs/>
           <w:sz w:val="20"/>
           <w:szCs w:val="20"/>
         </w:rPr>
@@ -4244,7 +5224,8 @@
       </w:r>
       <w:r>
         <w:rPr>
-          <w:rFonts w:ascii="Century Gothic" w:hAnsi="Century Gothic"/>
+          <w:rFonts w:cs="Calibri"/>
+          <w:bCs/>
           <w:sz w:val="20"/>
           <w:szCs w:val="20"/>
         </w:rPr>
@@ -4252,7 +5233,8 @@
       </w:r>
       <w:r>
         <w:rPr>
-          <w:rFonts w:ascii="Century Gothic" w:hAnsi="Century Gothic"/>
+          <w:rFonts w:cs="Calibri"/>
+          <w:bCs/>
           <w:sz w:val="20"/>
           <w:szCs w:val="20"/>
         </w:rPr>
@@ -4267,14 +5249,16 @@
           <w:numId w:val="39"/>
         </w:numPr>
         <w:rPr>
-          <w:rFonts w:ascii="Century Gothic" w:hAnsi="Century Gothic"/>
-          <w:sz w:val="20"/>
-          <w:szCs w:val="20"/>
-        </w:rPr>
-      </w:pPr>
-      <w:r>
-        <w:rPr>
-          <w:rFonts w:ascii="Century Gothic" w:hAnsi="Century Gothic"/>
+          <w:rFonts w:cs="Calibri"/>
+          <w:bCs/>
+          <w:sz w:val="20"/>
+          <w:szCs w:val="20"/>
+        </w:rPr>
+      </w:pPr>
+      <w:r>
+        <w:rPr>
+          <w:rFonts w:cs="Calibri"/>
+          <w:bCs/>
           <w:sz w:val="20"/>
           <w:szCs w:val="20"/>
         </w:rPr>
@@ -4282,7 +5266,8 @@
       </w:r>
       <w:r>
         <w:rPr>
-          <w:rFonts w:ascii="Century Gothic" w:hAnsi="Century Gothic"/>
+          <w:rFonts w:cs="Calibri"/>
+          <w:bCs/>
           <w:sz w:val="20"/>
           <w:szCs w:val="20"/>
         </w:rPr>
@@ -4290,7 +5275,8 @@
       </w:r>
       <w:r>
         <w:rPr>
-          <w:rFonts w:ascii="Century Gothic" w:hAnsi="Century Gothic"/>
+          <w:rFonts w:cs="Calibri"/>
+          <w:bCs/>
           <w:sz w:val="20"/>
           <w:szCs w:val="20"/>
         </w:rPr>
@@ -4305,14 +5291,16 @@
           <w:numId w:val="39"/>
         </w:numPr>
         <w:rPr>
-          <w:rFonts w:ascii="Century Gothic" w:hAnsi="Century Gothic"/>
-          <w:sz w:val="20"/>
-          <w:szCs w:val="20"/>
-        </w:rPr>
-      </w:pPr>
-      <w:r>
-        <w:rPr>
-          <w:rFonts w:ascii="Century Gothic" w:hAnsi="Century Gothic"/>
+          <w:rFonts w:cs="Calibri"/>
+          <w:bCs/>
+          <w:sz w:val="20"/>
+          <w:szCs w:val="20"/>
+        </w:rPr>
+      </w:pPr>
+      <w:r>
+        <w:rPr>
+          <w:rFonts w:cs="Calibri"/>
+          <w:bCs/>
           <w:sz w:val="20"/>
           <w:szCs w:val="20"/>
         </w:rPr>
@@ -4320,23 +5308,17 @@
       </w:r>
       <w:r>
         <w:rPr>
-          <w:rFonts w:ascii="Century Gothic" w:hAnsi="Century Gothic"/>
-          <w:sz w:val="20"/>
-          <w:szCs w:val="20"/>
-        </w:rPr>
-        <w:t xml:space="preserve">and </w:t>
-      </w:r>
-      <w:r>
-        <w:rPr>
-          <w:rFonts w:ascii="Century Gothic" w:hAnsi="Century Gothic"/>
-          <w:sz w:val="20"/>
-          <w:szCs w:val="20"/>
-        </w:rPr>
-        <w:t xml:space="preserve">electrical equipment </w:t>
-      </w:r>
-      <w:r>
-        <w:rPr>
-          <w:rFonts w:ascii="Century Gothic" w:hAnsi="Century Gothic"/>
+          <w:rFonts w:cs="Calibri"/>
+          <w:bCs/>
+          <w:sz w:val="20"/>
+          <w:szCs w:val="20"/>
+        </w:rPr>
+        <w:t xml:space="preserve">and electrical equipment </w:t>
+      </w:r>
+      <w:r>
+        <w:rPr>
+          <w:rFonts w:cs="Calibri"/>
+          <w:bCs/>
           <w:sz w:val="20"/>
           <w:szCs w:val="20"/>
         </w:rPr>
@@ -4344,7 +5326,8 @@
       </w:r>
       <w:r>
         <w:rPr>
-          <w:rFonts w:ascii="Century Gothic" w:hAnsi="Century Gothic"/>
+          <w:rFonts w:cs="Calibri"/>
+          <w:bCs/>
           <w:sz w:val="20"/>
           <w:szCs w:val="20"/>
         </w:rPr>
@@ -4359,26 +5342,32 @@
           <w:numId w:val="39"/>
         </w:numPr>
         <w:rPr>
-          <w:rFonts w:ascii="Century Gothic" w:hAnsi="Century Gothic"/>
-          <w:sz w:val="20"/>
-          <w:szCs w:val="20"/>
-        </w:rPr>
-      </w:pPr>
-      <w:bookmarkStart w:id="3" w:name="_Ref440898681"/>
-      <w:bookmarkStart w:id="4" w:name="_Toc469299106"/>
-      <w:r>
-        <w:rPr>
-          <w:rFonts w:ascii="Century Gothic" w:hAnsi="Century Gothic"/>
+          <w:rFonts w:cs="Calibri"/>
+          <w:b w:val="0"/>
+          <w:bCs/>
+          <w:sz w:val="20"/>
+          <w:szCs w:val="20"/>
+        </w:rPr>
+      </w:pPr>
+      <w:bookmarkStart w:id="5" w:name="_Ref440898681"/>
+      <w:bookmarkStart w:id="6" w:name="_Toc469299106"/>
+      <w:r>
+        <w:rPr>
+          <w:rFonts w:cs="Calibri"/>
+          <w:b w:val="0"/>
+          <w:bCs/>
           <w:sz w:val="20"/>
           <w:szCs w:val="20"/>
         </w:rPr>
         <w:t>DEPOSIT</w:t>
       </w:r>
-      <w:bookmarkEnd w:id="3"/>
-      <w:bookmarkEnd w:id="4"/>
-      <w:r>
-        <w:rPr>
-          <w:rFonts w:ascii="Century Gothic" w:hAnsi="Century Gothic"/>
+      <w:bookmarkEnd w:id="5"/>
+      <w:bookmarkEnd w:id="6"/>
+      <w:r>
+        <w:rPr>
+          <w:rFonts w:cs="Calibri"/>
+          <w:b w:val="0"/>
+          <w:bCs/>
           <w:sz w:val="20"/>
           <w:szCs w:val="20"/>
         </w:rPr>
@@ -4393,23 +5382,46 @@
           <w:numId w:val="39"/>
         </w:numPr>
         <w:rPr>
-          <w:rFonts w:ascii="Century Gothic" w:hAnsi="Century Gothic"/>
-          <w:sz w:val="20"/>
-          <w:szCs w:val="20"/>
-        </w:rPr>
-      </w:pPr>
-      <w:bookmarkStart w:id="5" w:name="_Ref419119856"/>
-      <w:r>
-        <w:rPr>
-          <w:rFonts w:ascii="Century Gothic" w:hAnsi="Century Gothic"/>
-          <w:sz w:val="20"/>
-          <w:szCs w:val="20"/>
-        </w:rPr>
-        <w:t>The [Landlord]/[Landlord</w:t>
-      </w:r>
-      <w:r>
-        <w:rPr>
-          <w:rFonts w:ascii="Century Gothic" w:hAnsi="Century Gothic"/>
+          <w:rFonts w:cs="Calibri"/>
+          <w:bCs/>
+          <w:sz w:val="20"/>
+          <w:szCs w:val="20"/>
+        </w:rPr>
+      </w:pPr>
+      <w:bookmarkStart w:id="7" w:name="_Ref419119856"/>
+      <w:r>
+        <w:rPr>
+          <w:rFonts w:cs="Calibri"/>
+          <w:bCs/>
+          <w:sz w:val="20"/>
+          <w:szCs w:val="20"/>
+        </w:rPr>
+        <w:t>The [Landlord]</w:t>
+      </w:r>
+      <w:proofErr w:type="gramStart"/>
+      <w:r>
+        <w:rPr>
+          <w:rFonts w:cs="Calibri"/>
+          <w:bCs/>
+          <w:sz w:val="20"/>
+          <w:szCs w:val="20"/>
+        </w:rPr>
+        <w:t>/[</w:t>
+      </w:r>
+      <w:proofErr w:type="gramEnd"/>
+      <w:r>
+        <w:rPr>
+          <w:rFonts w:cs="Calibri"/>
+          <w:bCs/>
+          <w:sz w:val="20"/>
+          <w:szCs w:val="20"/>
+        </w:rPr>
+        <w:t>Landlord</w:t>
+      </w:r>
+      <w:r>
+        <w:rPr>
+          <w:rFonts w:cs="Calibri"/>
+          <w:bCs/>
           <w:sz w:val="20"/>
           <w:szCs w:val="20"/>
         </w:rPr>
@@ -4417,7 +5429,8 @@
       </w:r>
       <w:r>
         <w:rPr>
-          <w:rFonts w:ascii="Century Gothic" w:hAnsi="Century Gothic"/>
+          <w:rFonts w:cs="Calibri"/>
+          <w:bCs/>
           <w:sz w:val="20"/>
           <w:szCs w:val="20"/>
         </w:rPr>
@@ -4425,16 +5438,18 @@
       </w:r>
       <w:r>
         <w:rPr>
-          <w:rFonts w:ascii="Century Gothic" w:hAnsi="Century Gothic"/>
+          <w:rFonts w:cs="Calibri"/>
+          <w:bCs/>
           <w:sz w:val="20"/>
           <w:szCs w:val="20"/>
         </w:rPr>
         <w:t xml:space="preserve"> tell the Tenant within ten working days of the end of the tenancy if they propose to make a deduction from the Deposit</w:t>
       </w:r>
-      <w:bookmarkEnd w:id="5"/>
-      <w:r>
-        <w:rPr>
-          <w:rFonts w:ascii="Century Gothic" w:hAnsi="Century Gothic"/>
+      <w:bookmarkEnd w:id="7"/>
+      <w:r>
+        <w:rPr>
+          <w:rFonts w:cs="Calibri"/>
+          <w:bCs/>
           <w:sz w:val="20"/>
           <w:szCs w:val="20"/>
         </w:rPr>
@@ -4442,7 +5457,8 @@
       </w:r>
       <w:r>
         <w:rPr>
-          <w:rFonts w:ascii="Century Gothic" w:hAnsi="Century Gothic"/>
+          <w:rFonts w:cs="Calibri"/>
+          <w:bCs/>
           <w:sz w:val="20"/>
           <w:szCs w:val="20"/>
         </w:rPr>
@@ -4450,7 +5466,8 @@
       </w:r>
       <w:r>
         <w:rPr>
-          <w:rFonts w:ascii="Century Gothic" w:hAnsi="Century Gothic"/>
+          <w:rFonts w:cs="Calibri"/>
+          <w:bCs/>
           <w:sz w:val="20"/>
           <w:szCs w:val="20"/>
         </w:rPr>
@@ -4458,7 +5475,8 @@
       </w:r>
       <w:r>
         <w:rPr>
-          <w:rFonts w:ascii="Century Gothic" w:hAnsi="Century Gothic"/>
+          <w:rFonts w:cs="Calibri"/>
+          <w:bCs/>
           <w:sz w:val="20"/>
           <w:szCs w:val="20"/>
         </w:rPr>
@@ -4466,7 +5484,8 @@
       </w:r>
       <w:r>
         <w:rPr>
-          <w:rFonts w:ascii="Century Gothic" w:hAnsi="Century Gothic"/>
+          <w:rFonts w:cs="Calibri"/>
+          <w:bCs/>
           <w:sz w:val="20"/>
           <w:szCs w:val="20"/>
         </w:rPr>
@@ -4482,7 +5501,9 @@
         </w:numPr>
         <w:ind w:left="709"/>
         <w:rPr>
-          <w:rFonts w:ascii="Century Gothic" w:hAnsi="Century Gothic"/>
+          <w:rFonts w:cs="Calibri"/>
+          <w:b w:val="0"/>
+          <w:bCs/>
           <w:sz w:val="20"/>
           <w:szCs w:val="20"/>
         </w:rPr>
@@ -4496,21 +5517,25 @@
           <w:numId w:val="39"/>
         </w:numPr>
         <w:rPr>
-          <w:rFonts w:ascii="Century Gothic" w:hAnsi="Century Gothic"/>
-          <w:sz w:val="20"/>
-          <w:szCs w:val="20"/>
-        </w:rPr>
-      </w:pPr>
-      <w:bookmarkStart w:id="6" w:name="_Toc469299112"/>
-      <w:r>
-        <w:rPr>
-          <w:rFonts w:ascii="Century Gothic" w:hAnsi="Century Gothic"/>
+          <w:rFonts w:cs="Calibri"/>
+          <w:b w:val="0"/>
+          <w:bCs/>
+          <w:sz w:val="20"/>
+          <w:szCs w:val="20"/>
+        </w:rPr>
+      </w:pPr>
+      <w:bookmarkStart w:id="8" w:name="_Toc469299112"/>
+      <w:r>
+        <w:rPr>
+          <w:rFonts w:cs="Calibri"/>
+          <w:b w:val="0"/>
+          <w:bCs/>
           <w:sz w:val="20"/>
           <w:szCs w:val="20"/>
         </w:rPr>
         <w:t>THE PARTIES HEREBY ACKNOWLEDGE THAT:</w:t>
       </w:r>
-      <w:bookmarkEnd w:id="6"/>
+      <w:bookmarkEnd w:id="8"/>
     </w:p>
     <w:p>
       <w:pPr>
@@ -4520,14 +5545,16 @@
           <w:numId w:val="39"/>
         </w:numPr>
         <w:rPr>
-          <w:rFonts w:ascii="Century Gothic" w:hAnsi="Century Gothic"/>
-          <w:sz w:val="20"/>
-          <w:szCs w:val="20"/>
-        </w:rPr>
-      </w:pPr>
-      <w:r>
-        <w:rPr>
-          <w:rFonts w:ascii="Century Gothic" w:hAnsi="Century Gothic"/>
+          <w:rFonts w:cs="Calibri"/>
+          <w:bCs/>
+          <w:sz w:val="20"/>
+          <w:szCs w:val="20"/>
+        </w:rPr>
+      </w:pPr>
+      <w:r>
+        <w:rPr>
+          <w:rFonts w:cs="Calibri"/>
+          <w:bCs/>
           <w:sz w:val="20"/>
           <w:szCs w:val="20"/>
         </w:rPr>
@@ -4535,7 +5562,8 @@
       </w:r>
       <w:r>
         <w:rPr>
-          <w:rFonts w:ascii="Century Gothic" w:hAnsi="Century Gothic"/>
+          <w:rFonts w:cs="Calibri"/>
+          <w:bCs/>
           <w:sz w:val="20"/>
           <w:szCs w:val="20"/>
         </w:rPr>
@@ -4543,7 +5571,8 @@
       </w:r>
       <w:r>
         <w:rPr>
-          <w:rFonts w:ascii="Century Gothic" w:hAnsi="Century Gothic"/>
+          <w:rFonts w:cs="Calibri"/>
+          <w:bCs/>
           <w:sz w:val="20"/>
           <w:szCs w:val="20"/>
         </w:rPr>
@@ -4551,7 +5580,8 @@
       </w:r>
       <w:r>
         <w:rPr>
-          <w:rFonts w:ascii="Century Gothic" w:hAnsi="Century Gothic"/>
+          <w:rFonts w:cs="Calibri"/>
+          <w:bCs/>
           <w:sz w:val="20"/>
           <w:szCs w:val="20"/>
         </w:rPr>
@@ -4566,14 +5596,16 @@
           <w:numId w:val="39"/>
         </w:numPr>
         <w:rPr>
-          <w:rFonts w:ascii="Century Gothic" w:hAnsi="Century Gothic"/>
-          <w:sz w:val="20"/>
-          <w:szCs w:val="20"/>
-        </w:rPr>
-      </w:pPr>
-      <w:r>
-        <w:rPr>
-          <w:rFonts w:ascii="Century Gothic" w:hAnsi="Century Gothic"/>
+          <w:rFonts w:cs="Calibri"/>
+          <w:bCs/>
+          <w:sz w:val="20"/>
+          <w:szCs w:val="20"/>
+        </w:rPr>
+      </w:pPr>
+      <w:r>
+        <w:rPr>
+          <w:rFonts w:cs="Calibri"/>
+          <w:bCs/>
           <w:sz w:val="20"/>
           <w:szCs w:val="20"/>
         </w:rPr>
@@ -4581,7 +5613,8 @@
       </w:r>
       <w:r>
         <w:rPr>
-          <w:rFonts w:ascii="Century Gothic" w:hAnsi="Century Gothic"/>
+          <w:rFonts w:cs="Calibri"/>
+          <w:bCs/>
           <w:sz w:val="20"/>
           <w:szCs w:val="20"/>
         </w:rPr>
@@ -4589,7 +5622,8 @@
       </w:r>
       <w:r>
         <w:rPr>
-          <w:rFonts w:ascii="Century Gothic" w:hAnsi="Century Gothic"/>
+          <w:rFonts w:cs="Calibri"/>
+          <w:bCs/>
           <w:sz w:val="20"/>
           <w:szCs w:val="20"/>
         </w:rPr>
@@ -4604,14 +5638,16 @@
           <w:numId w:val="39"/>
         </w:numPr>
         <w:rPr>
-          <w:rFonts w:ascii="Century Gothic" w:hAnsi="Century Gothic"/>
-          <w:sz w:val="20"/>
-          <w:szCs w:val="20"/>
-        </w:rPr>
-      </w:pPr>
-      <w:r>
-        <w:rPr>
-          <w:rFonts w:ascii="Century Gothic" w:hAnsi="Century Gothic"/>
+          <w:rFonts w:cs="Calibri"/>
+          <w:bCs/>
+          <w:sz w:val="20"/>
+          <w:szCs w:val="20"/>
+        </w:rPr>
+      </w:pPr>
+      <w:r>
+        <w:rPr>
+          <w:rFonts w:cs="Calibri"/>
+          <w:bCs/>
           <w:sz w:val="20"/>
           <w:szCs w:val="20"/>
         </w:rPr>
@@ -4626,14 +5662,16 @@
           <w:numId w:val="39"/>
         </w:numPr>
         <w:rPr>
-          <w:rFonts w:ascii="Century Gothic" w:hAnsi="Century Gothic"/>
-          <w:sz w:val="20"/>
-          <w:szCs w:val="20"/>
-        </w:rPr>
-      </w:pPr>
-      <w:r>
-        <w:rPr>
-          <w:rFonts w:ascii="Century Gothic" w:hAnsi="Century Gothic"/>
+          <w:rFonts w:cs="Calibri"/>
+          <w:bCs/>
+          <w:sz w:val="20"/>
+          <w:szCs w:val="20"/>
+        </w:rPr>
+      </w:pPr>
+      <w:r>
+        <w:rPr>
+          <w:rFonts w:cs="Calibri"/>
+          <w:bCs/>
           <w:sz w:val="20"/>
           <w:szCs w:val="20"/>
         </w:rPr>
@@ -4648,14 +5686,16 @@
           <w:numId w:val="39"/>
         </w:numPr>
         <w:rPr>
-          <w:rFonts w:ascii="Century Gothic" w:hAnsi="Century Gothic"/>
-          <w:sz w:val="20"/>
-          <w:szCs w:val="20"/>
-        </w:rPr>
-      </w:pPr>
-      <w:r>
-        <w:rPr>
-          <w:rFonts w:ascii="Century Gothic" w:hAnsi="Century Gothic"/>
+          <w:rFonts w:cs="Calibri"/>
+          <w:bCs/>
+          <w:sz w:val="20"/>
+          <w:szCs w:val="20"/>
+        </w:rPr>
+      </w:pPr>
+      <w:r>
+        <w:rPr>
+          <w:rFonts w:cs="Calibri"/>
+          <w:bCs/>
           <w:sz w:val="20"/>
           <w:szCs w:val="20"/>
         </w:rPr>
@@ -4663,23 +5703,17 @@
       </w:r>
       <w:r>
         <w:rPr>
-          <w:rFonts w:ascii="Century Gothic" w:hAnsi="Century Gothic"/>
-          <w:sz w:val="20"/>
-          <w:szCs w:val="20"/>
-        </w:rPr>
-        <w:t xml:space="preserve">d governed by the law of Ghana and </w:t>
-      </w:r>
-      <w:r>
-        <w:rPr>
-          <w:rFonts w:ascii="Century Gothic" w:hAnsi="Century Gothic"/>
-          <w:sz w:val="20"/>
-          <w:szCs w:val="20"/>
-        </w:rPr>
-        <w:t>the</w:t>
-      </w:r>
-      <w:r>
-        <w:rPr>
-          <w:rFonts w:ascii="Century Gothic" w:hAnsi="Century Gothic"/>
+          <w:rFonts w:cs="Calibri"/>
+          <w:bCs/>
+          <w:sz w:val="20"/>
+          <w:szCs w:val="20"/>
+        </w:rPr>
+        <w:t>d governed by the law of Ghana and the</w:t>
+      </w:r>
+      <w:r>
+        <w:rPr>
+          <w:rFonts w:cs="Calibri"/>
+          <w:bCs/>
           <w:sz w:val="20"/>
           <w:szCs w:val="20"/>
         </w:rPr>
@@ -4695,7 +5729,8 @@
         </w:numPr>
         <w:ind w:left="709"/>
         <w:rPr>
-          <w:rFonts w:ascii="Century Gothic" w:hAnsi="Century Gothic"/>
+          <w:rFonts w:cs="Calibri"/>
+          <w:bCs/>
           <w:sz w:val="20"/>
           <w:szCs w:val="20"/>
         </w:rPr>
@@ -4710,7 +5745,8 @@
         </w:numPr>
         <w:ind w:left="709"/>
         <w:rPr>
-          <w:rFonts w:ascii="Century Gothic" w:hAnsi="Century Gothic"/>
+          <w:rFonts w:cs="Calibri"/>
+          <w:bCs/>
           <w:sz w:val="20"/>
           <w:szCs w:val="20"/>
         </w:rPr>
@@ -4725,7 +5761,8 @@
         </w:numPr>
         <w:ind w:left="709"/>
         <w:rPr>
-          <w:rFonts w:ascii="Century Gothic" w:hAnsi="Century Gothic"/>
+          <w:rFonts w:cs="Calibri"/>
+          <w:bCs/>
           <w:sz w:val="20"/>
           <w:szCs w:val="20"/>
         </w:rPr>
@@ -4735,7 +5772,8 @@
       <w:pPr>
         <w:pStyle w:val="BodyText"/>
         <w:rPr>
-          <w:rFonts w:ascii="Century Gothic" w:hAnsi="Century Gothic"/>
+          <w:rFonts w:cs="Calibri"/>
+          <w:bCs/>
           <w:sz w:val="20"/>
           <w:szCs w:val="20"/>
         </w:rPr>
@@ -4743,7 +5781,9 @@
       <w:r>
         <w:rPr>
           <w:rStyle w:val="BoldCaps"/>
-          <w:rFonts w:ascii="Century Gothic" w:hAnsi="Century Gothic"/>
+          <w:rFonts w:cs="Calibri"/>
+          <w:b w:val="0"/>
+          <w:bCs/>
           <w:sz w:val="20"/>
           <w:szCs w:val="20"/>
         </w:rPr>
@@ -4751,7 +5791,8 @@
       </w:r>
       <w:r>
         <w:rPr>
-          <w:rFonts w:ascii="Century Gothic" w:hAnsi="Century Gothic"/>
+          <w:rFonts w:cs="Calibri"/>
+          <w:bCs/>
           <w:sz w:val="20"/>
           <w:szCs w:val="20"/>
         </w:rPr>
@@ -4759,23 +5800,17 @@
       </w:r>
       <w:r>
         <w:rPr>
-          <w:rFonts w:ascii="Century Gothic" w:hAnsi="Century Gothic"/>
-          <w:sz w:val="20"/>
-          <w:szCs w:val="20"/>
-        </w:rPr>
-        <w:t xml:space="preserve">nd the Tenant </w:t>
-      </w:r>
-      <w:r>
-        <w:rPr>
-          <w:rFonts w:ascii="Century Gothic" w:hAnsi="Century Gothic"/>
-          <w:sz w:val="20"/>
-          <w:szCs w:val="20"/>
-        </w:rPr>
-        <w:t>have</w:t>
-      </w:r>
-      <w:r>
-        <w:rPr>
-          <w:rFonts w:ascii="Century Gothic" w:hAnsi="Century Gothic"/>
+          <w:rFonts w:cs="Calibri"/>
+          <w:bCs/>
+          <w:sz w:val="20"/>
+          <w:szCs w:val="20"/>
+        </w:rPr>
+        <w:t>nd the Tenant have</w:t>
+      </w:r>
+      <w:r>
+        <w:rPr>
+          <w:rFonts w:cs="Calibri"/>
+          <w:bCs/>
           <w:sz w:val="20"/>
           <w:szCs w:val="20"/>
         </w:rPr>
@@ -4783,7 +5818,8 @@
       </w:r>
       <w:r>
         <w:rPr>
-          <w:rFonts w:ascii="Century Gothic" w:hAnsi="Century Gothic"/>
+          <w:rFonts w:cs="Calibri"/>
+          <w:bCs/>
           <w:sz w:val="20"/>
           <w:szCs w:val="20"/>
         </w:rPr>
@@ -4799,20 +5835,21 @@
           <w:numId w:val="43"/>
         </w:numPr>
         <w:rPr>
-          <w:rFonts w:ascii="Century Gothic" w:hAnsi="Century Gothic"/>
-          <w:b/>
-          <w:sz w:val="20"/>
-          <w:szCs w:val="20"/>
-        </w:rPr>
-      </w:pPr>
-      <w:bookmarkStart w:id="7" w:name="_Toc345432226"/>
-      <w:r>
-        <w:rPr>
-          <w:rFonts w:ascii="Century Gothic" w:hAnsi="Century Gothic"/>
-          <w:b/>
-          <w:sz w:val="20"/>
-          <w:szCs w:val="20"/>
-        </w:rPr>
+          <w:rFonts w:cs="Calibri"/>
+          <w:bCs/>
+          <w:sz w:val="20"/>
+          <w:szCs w:val="20"/>
+        </w:rPr>
+      </w:pPr>
+      <w:bookmarkStart w:id="9" w:name="_Toc345432226"/>
+      <w:r>
+        <w:rPr>
+          <w:rFonts w:cs="Calibri"/>
+          <w:bCs/>
+          <w:sz w:val="20"/>
+          <w:szCs w:val="20"/>
+        </w:rPr>
+        <w:lastRenderedPageBreak/>
         <w:t xml:space="preserve">Confirmation </w:t>
       </w:r>
     </w:p>
@@ -4825,14 +5862,16 @@
           <w:numId w:val="43"/>
         </w:numPr>
         <w:rPr>
-          <w:rFonts w:ascii="Century Gothic" w:hAnsi="Century Gothic"/>
-          <w:sz w:val="20"/>
-          <w:szCs w:val="20"/>
-        </w:rPr>
-      </w:pPr>
-      <w:r>
-        <w:rPr>
-          <w:rFonts w:ascii="Century Gothic" w:hAnsi="Century Gothic"/>
+          <w:rFonts w:cs="Calibri"/>
+          <w:bCs/>
+          <w:sz w:val="20"/>
+          <w:szCs w:val="20"/>
+        </w:rPr>
+      </w:pPr>
+      <w:r>
+        <w:rPr>
+          <w:rFonts w:cs="Calibri"/>
+          <w:bCs/>
           <w:sz w:val="20"/>
           <w:szCs w:val="20"/>
         </w:rPr>
@@ -4847,14 +5886,16 @@
           <w:numId w:val="43"/>
         </w:numPr>
         <w:rPr>
-          <w:rFonts w:ascii="Century Gothic" w:hAnsi="Century Gothic"/>
-          <w:sz w:val="20"/>
-          <w:szCs w:val="20"/>
-        </w:rPr>
-      </w:pPr>
-      <w:r>
-        <w:rPr>
-          <w:rFonts w:ascii="Century Gothic" w:hAnsi="Century Gothic"/>
+          <w:rFonts w:cs="Calibri"/>
+          <w:bCs/>
+          <w:sz w:val="20"/>
+          <w:szCs w:val="20"/>
+        </w:rPr>
+      </w:pPr>
+      <w:r>
+        <w:rPr>
+          <w:rFonts w:cs="Calibri"/>
+          <w:bCs/>
           <w:sz w:val="20"/>
           <w:szCs w:val="20"/>
         </w:rPr>
@@ -4870,14 +5911,16 @@
           <w:numId w:val="43"/>
         </w:numPr>
         <w:rPr>
-          <w:rFonts w:ascii="Century Gothic" w:hAnsi="Century Gothic"/>
-          <w:sz w:val="20"/>
-          <w:szCs w:val="20"/>
-        </w:rPr>
-      </w:pPr>
-      <w:r>
-        <w:rPr>
-          <w:rFonts w:ascii="Century Gothic" w:hAnsi="Century Gothic"/>
+          <w:rFonts w:cs="Calibri"/>
+          <w:bCs/>
+          <w:sz w:val="20"/>
+          <w:szCs w:val="20"/>
+        </w:rPr>
+      </w:pPr>
+      <w:r>
+        <w:rPr>
+          <w:rFonts w:cs="Calibri"/>
+          <w:bCs/>
           <w:sz w:val="20"/>
           <w:szCs w:val="20"/>
         </w:rPr>
@@ -4885,7 +5928,8 @@
       </w:r>
       <w:r>
         <w:rPr>
-          <w:rFonts w:ascii="Century Gothic" w:hAnsi="Century Gothic"/>
+          <w:rFonts w:cs="Calibri"/>
+          <w:bCs/>
           <w:sz w:val="20"/>
           <w:szCs w:val="20"/>
         </w:rPr>
@@ -4893,7 +5937,8 @@
       </w:r>
       <w:r>
         <w:rPr>
-          <w:rFonts w:ascii="Century Gothic" w:hAnsi="Century Gothic"/>
+          <w:rFonts w:cs="Calibri"/>
+          <w:bCs/>
           <w:sz w:val="20"/>
           <w:szCs w:val="20"/>
         </w:rPr>
@@ -4904,15 +5949,16 @@
       <w:pPr>
         <w:pStyle w:val="BodyText1"/>
         <w:rPr>
-          <w:rFonts w:ascii="Century Gothic" w:hAnsi="Century Gothic"/>
-          <w:sz w:val="20"/>
-          <w:szCs w:val="20"/>
-        </w:rPr>
-      </w:pPr>
-      <w:r>
-        <w:rPr>
-          <w:rFonts w:ascii="Century Gothic" w:hAnsi="Century Gothic"/>
-          <w:b/>
+          <w:rFonts w:cs="Calibri"/>
+          <w:bCs/>
+          <w:sz w:val="20"/>
+          <w:szCs w:val="20"/>
+        </w:rPr>
+      </w:pPr>
+      <w:r>
+        <w:rPr>
+          <w:rFonts w:cs="Calibri"/>
+          <w:bCs/>
           <w:sz w:val="20"/>
           <w:szCs w:val="20"/>
         </w:rPr>
@@ -4920,7 +5966,8 @@
       </w:r>
       <w:r>
         <w:rPr>
-          <w:rFonts w:ascii="Century Gothic" w:hAnsi="Century Gothic"/>
+          <w:rFonts w:cs="Calibri"/>
+          <w:bCs/>
           <w:sz w:val="20"/>
           <w:szCs w:val="20"/>
         </w:rPr>
@@ -4931,14 +5978,16 @@
       <w:pPr>
         <w:pStyle w:val="BodyText1"/>
         <w:rPr>
-          <w:rFonts w:ascii="Century Gothic" w:hAnsi="Century Gothic"/>
-          <w:sz w:val="20"/>
-          <w:szCs w:val="20"/>
-        </w:rPr>
-      </w:pPr>
-      <w:r>
-        <w:rPr>
-          <w:rFonts w:ascii="Century Gothic" w:hAnsi="Century Gothic"/>
+          <w:rFonts w:cs="Calibri"/>
+          <w:bCs/>
+          <w:sz w:val="20"/>
+          <w:szCs w:val="20"/>
+        </w:rPr>
+      </w:pPr>
+      <w:r>
+        <w:rPr>
+          <w:rFonts w:cs="Calibri"/>
+          <w:bCs/>
           <w:sz w:val="20"/>
           <w:szCs w:val="20"/>
         </w:rPr>
@@ -4949,14 +5998,16 @@
       <w:pPr>
         <w:pStyle w:val="BodyText1"/>
         <w:rPr>
-          <w:rFonts w:ascii="Century Gothic" w:hAnsi="Century Gothic"/>
-          <w:sz w:val="20"/>
-          <w:szCs w:val="20"/>
-        </w:rPr>
-      </w:pPr>
-      <w:r>
-        <w:rPr>
-          <w:rFonts w:ascii="Century Gothic" w:hAnsi="Century Gothic"/>
+          <w:rFonts w:cs="Calibri"/>
+          <w:bCs/>
+          <w:sz w:val="20"/>
+          <w:szCs w:val="20"/>
+        </w:rPr>
+      </w:pPr>
+      <w:r>
+        <w:rPr>
+          <w:rFonts w:cs="Calibri"/>
+          <w:bCs/>
           <w:sz w:val="20"/>
           <w:szCs w:val="20"/>
         </w:rPr>
@@ -4967,14 +6018,16 @@
       <w:pPr>
         <w:pStyle w:val="BodyText1"/>
         <w:rPr>
-          <w:rFonts w:ascii="Century Gothic" w:hAnsi="Century Gothic"/>
-          <w:sz w:val="20"/>
-          <w:szCs w:val="20"/>
-        </w:rPr>
-      </w:pPr>
-      <w:r>
-        <w:rPr>
-          <w:rFonts w:ascii="Century Gothic" w:hAnsi="Century Gothic"/>
+          <w:rFonts w:cs="Calibri"/>
+          <w:bCs/>
+          <w:sz w:val="20"/>
+          <w:szCs w:val="20"/>
+        </w:rPr>
+      </w:pPr>
+      <w:r>
+        <w:rPr>
+          <w:rFonts w:cs="Calibri"/>
+          <w:bCs/>
           <w:sz w:val="20"/>
           <w:szCs w:val="20"/>
         </w:rPr>
@@ -4990,18 +6043,19 @@
           <w:numId w:val="43"/>
         </w:numPr>
         <w:rPr>
-          <w:rFonts w:ascii="Century Gothic" w:hAnsi="Century Gothic"/>
-          <w:sz w:val="20"/>
-          <w:szCs w:val="20"/>
-        </w:rPr>
-      </w:pPr>
-      <w:r>
-        <w:rPr>
-          <w:rFonts w:ascii="Century Gothic" w:hAnsi="Century Gothic"/>
-          <w:sz w:val="20"/>
-          <w:szCs w:val="20"/>
-        </w:rPr>
-        <w:lastRenderedPageBreak/>
+          <w:rFonts w:cs="Calibri"/>
+          <w:bCs/>
+          <w:sz w:val="20"/>
+          <w:szCs w:val="20"/>
+        </w:rPr>
+      </w:pPr>
+      <w:r>
+        <w:rPr>
+          <w:rFonts w:cs="Calibri"/>
+          <w:bCs/>
+          <w:sz w:val="20"/>
+          <w:szCs w:val="20"/>
+        </w:rPr>
         <w:t>The Tenant confirms that:</w:t>
       </w:r>
     </w:p>
@@ -5013,14 +6067,16 @@
           <w:numId w:val="43"/>
         </w:numPr>
         <w:rPr>
-          <w:rFonts w:ascii="Century Gothic" w:hAnsi="Century Gothic"/>
-          <w:sz w:val="20"/>
-          <w:szCs w:val="20"/>
-        </w:rPr>
-      </w:pPr>
-      <w:r>
-        <w:rPr>
-          <w:rFonts w:ascii="Century Gothic" w:hAnsi="Century Gothic"/>
+          <w:rFonts w:cs="Calibri"/>
+          <w:bCs/>
+          <w:sz w:val="20"/>
+          <w:szCs w:val="20"/>
+        </w:rPr>
+      </w:pPr>
+      <w:r>
+        <w:rPr>
+          <w:rFonts w:cs="Calibri"/>
+          <w:bCs/>
           <w:sz w:val="20"/>
           <w:szCs w:val="20"/>
         </w:rPr>
@@ -5035,14 +6091,16 @@
           <w:numId w:val="43"/>
         </w:numPr>
         <w:rPr>
-          <w:rFonts w:ascii="Century Gothic" w:hAnsi="Century Gothic"/>
-          <w:sz w:val="20"/>
-          <w:szCs w:val="20"/>
-        </w:rPr>
-      </w:pPr>
-      <w:r>
-        <w:rPr>
-          <w:rFonts w:ascii="Century Gothic" w:hAnsi="Century Gothic"/>
+          <w:rFonts w:cs="Calibri"/>
+          <w:bCs/>
+          <w:sz w:val="20"/>
+          <w:szCs w:val="20"/>
+        </w:rPr>
+      </w:pPr>
+      <w:r>
+        <w:rPr>
+          <w:rFonts w:cs="Calibri"/>
+          <w:bCs/>
           <w:sz w:val="20"/>
           <w:szCs w:val="20"/>
         </w:rPr>
@@ -5058,7 +6116,8 @@
         </w:numPr>
         <w:ind w:left="1418"/>
         <w:rPr>
-          <w:rFonts w:ascii="Century Gothic" w:hAnsi="Century Gothic"/>
+          <w:rFonts w:cs="Calibri"/>
+          <w:bCs/>
           <w:sz w:val="20"/>
           <w:szCs w:val="20"/>
         </w:rPr>
@@ -5068,7 +6127,8 @@
       <w:pPr>
         <w:pStyle w:val="BodyText1"/>
         <w:rPr>
-          <w:rFonts w:ascii="Century Gothic" w:hAnsi="Century Gothic"/>
+          <w:rFonts w:cs="Calibri"/>
+          <w:bCs/>
           <w:sz w:val="20"/>
           <w:szCs w:val="20"/>
         </w:rPr>
@@ -5077,7 +6137,7 @@
         <w:rPr>
           <w:noProof/>
         </w:rPr>
-        <w:pict w14:anchorId="7E81DBF9">
+        <w:pict w14:anchorId="0F5905CD">
           <v:shape id="Text Box 1" o:spid="_x0000_s2050" type="#_x0000_t202" style="position:absolute;left:0;text-align:left;margin-left:279.6pt;margin-top:21.95pt;width:214.5pt;height:76pt;z-index:2;visibility:visible;mso-wrap-style:square;mso-width-percent:0;mso-height-percent:0;mso-wrap-distance-left:9pt;mso-wrap-distance-top:0;mso-wrap-distance-right:9pt;mso-wrap-distance-bottom:0;mso-position-horizontal:absolute;mso-position-horizontal-relative:text;mso-position-vertical:absolute;mso-position-vertical-relative:text;mso-width-percent:0;mso-height-percent:0;mso-width-relative:margin;mso-height-relative:margin;v-text-anchor:top" o:gfxdata="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" fillcolor="window" strokeweight=".5pt">
             <v:textbox>
               <w:txbxContent>
@@ -5087,10 +6147,7 @@
                   </w:r>
                   <w:proofErr w:type="spellStart"/>
                   <w:r>
-                    <w:t>Tenant</w:t>
-                  </w:r>
-                  <w:r>
-                    <w:t>ID</w:t>
+                    <w:t>TenantID</w:t>
                   </w:r>
                   <w:proofErr w:type="spellEnd"/>
                   <w:r>
@@ -5104,8 +6161,8 @@
       </w:r>
       <w:r>
         <w:rPr>
-          <w:rFonts w:ascii="Century Gothic" w:hAnsi="Century Gothic"/>
-          <w:b/>
+          <w:rFonts w:cs="Calibri"/>
+          <w:bCs/>
           <w:sz w:val="20"/>
           <w:szCs w:val="20"/>
         </w:rPr>
@@ -5113,8 +6170,8 @@
       </w:r>
       <w:r>
         <w:rPr>
-          <w:rFonts w:ascii="Century Gothic" w:hAnsi="Century Gothic"/>
-          <w:b/>
+          <w:rFonts w:cs="Calibri"/>
+          <w:bCs/>
           <w:sz w:val="20"/>
           <w:szCs w:val="20"/>
         </w:rPr>
@@ -5122,7 +6179,8 @@
       </w:r>
       <w:r>
         <w:rPr>
-          <w:rFonts w:ascii="Century Gothic" w:hAnsi="Century Gothic"/>
+          <w:rFonts w:cs="Calibri"/>
+          <w:bCs/>
           <w:sz w:val="20"/>
           <w:szCs w:val="20"/>
         </w:rPr>
@@ -5130,7 +6188,8 @@
       </w:r>
       <w:r>
         <w:rPr>
-          <w:rFonts w:ascii="Century Gothic" w:hAnsi="Century Gothic"/>
+          <w:rFonts w:cs="Calibri"/>
+          <w:bCs/>
           <w:sz w:val="20"/>
           <w:szCs w:val="20"/>
         </w:rPr>
@@ -5138,7 +6197,8 @@
       </w:r>
       <w:r>
         <w:rPr>
-          <w:rFonts w:ascii="Century Gothic" w:hAnsi="Century Gothic"/>
+          <w:rFonts w:cs="Calibri"/>
+          <w:bCs/>
           <w:sz w:val="20"/>
           <w:szCs w:val="20"/>
         </w:rPr>
@@ -5149,7 +6209,8 @@
       <w:pPr>
         <w:pStyle w:val="BodyText1"/>
         <w:rPr>
-          <w:rFonts w:ascii="Century Gothic" w:hAnsi="Century Gothic"/>
+          <w:rFonts w:cs="Calibri"/>
+          <w:bCs/>
           <w:sz w:val="20"/>
           <w:szCs w:val="20"/>
         </w:rPr>
@@ -5159,14 +6220,16 @@
       <w:pPr>
         <w:pStyle w:val="BodyText1"/>
         <w:rPr>
-          <w:rFonts w:ascii="Century Gothic" w:hAnsi="Century Gothic"/>
-          <w:sz w:val="20"/>
-          <w:szCs w:val="20"/>
-        </w:rPr>
-      </w:pPr>
-      <w:r>
-        <w:rPr>
-          <w:rFonts w:ascii="Century Gothic" w:hAnsi="Century Gothic"/>
+          <w:rFonts w:cs="Calibri"/>
+          <w:bCs/>
+          <w:sz w:val="20"/>
+          <w:szCs w:val="20"/>
+        </w:rPr>
+      </w:pPr>
+      <w:r>
+        <w:rPr>
+          <w:rFonts w:cs="Calibri"/>
+          <w:bCs/>
           <w:sz w:val="20"/>
           <w:szCs w:val="20"/>
         </w:rPr>
@@ -5177,7 +6240,8 @@
       <w:pPr>
         <w:pStyle w:val="BodyText1"/>
         <w:rPr>
-          <w:rFonts w:ascii="Century Gothic" w:hAnsi="Century Gothic"/>
+          <w:rFonts w:cs="Calibri"/>
+          <w:bCs/>
           <w:sz w:val="20"/>
           <w:szCs w:val="20"/>
         </w:rPr>
@@ -5187,14 +6251,16 @@
       <w:pPr>
         <w:pStyle w:val="BodyText1"/>
         <w:rPr>
-          <w:rFonts w:ascii="Century Gothic" w:hAnsi="Century Gothic"/>
-          <w:sz w:val="20"/>
-          <w:szCs w:val="20"/>
-        </w:rPr>
-      </w:pPr>
-      <w:r>
-        <w:rPr>
-          <w:rFonts w:ascii="Century Gothic" w:hAnsi="Century Gothic"/>
+          <w:rFonts w:cs="Calibri"/>
+          <w:bCs/>
+          <w:sz w:val="20"/>
+          <w:szCs w:val="20"/>
+        </w:rPr>
+      </w:pPr>
+      <w:r>
+        <w:rPr>
+          <w:rFonts w:cs="Calibri"/>
+          <w:bCs/>
           <w:sz w:val="20"/>
           <w:szCs w:val="20"/>
         </w:rPr>
@@ -5205,14 +6271,16 @@
       <w:pPr>
         <w:pStyle w:val="BodyText1"/>
         <w:rPr>
-          <w:rFonts w:ascii="Century Gothic" w:hAnsi="Century Gothic"/>
-          <w:sz w:val="20"/>
-          <w:szCs w:val="20"/>
-        </w:rPr>
-      </w:pPr>
-      <w:r>
-        <w:rPr>
-          <w:rFonts w:ascii="Century Gothic" w:hAnsi="Century Gothic"/>
+          <w:rFonts w:cs="Calibri"/>
+          <w:bCs/>
+          <w:sz w:val="20"/>
+          <w:szCs w:val="20"/>
+        </w:rPr>
+      </w:pPr>
+      <w:r>
+        <w:rPr>
+          <w:rFonts w:cs="Calibri"/>
+          <w:bCs/>
           <w:sz w:val="20"/>
           <w:szCs w:val="20"/>
         </w:rPr>
@@ -5223,7 +6291,8 @@
       <w:pPr>
         <w:pStyle w:val="BodyText1"/>
         <w:rPr>
-          <w:rFonts w:ascii="Century Gothic" w:hAnsi="Century Gothic"/>
+          <w:rFonts w:cs="Calibri"/>
+          <w:bCs/>
           <w:sz w:val="20"/>
           <w:szCs w:val="20"/>
         </w:rPr>
@@ -5233,15 +6302,16 @@
       <w:pPr>
         <w:pStyle w:val="BodyText1"/>
         <w:rPr>
-          <w:rFonts w:ascii="Century Gothic" w:hAnsi="Century Gothic"/>
-          <w:b/>
+          <w:rFonts w:cs="Calibri"/>
+          <w:bCs/>
           <w:sz w:val="12"/>
           <w:szCs w:val="12"/>
         </w:rPr>
       </w:pPr>
       <w:r>
         <w:rPr>
-          <w:rFonts w:ascii="Century Gothic" w:hAnsi="Century Gothic"/>
+          <w:rFonts w:cs="Calibri"/>
+          <w:bCs/>
           <w:sz w:val="12"/>
           <w:szCs w:val="12"/>
         </w:rPr>
@@ -5251,14 +6321,22 @@
     <w:p>
       <w:pPr>
         <w:pStyle w:val="BodyText"/>
-      </w:pPr>
-      <w:bookmarkStart w:id="8" w:name="_Toc469299114"/>
-      <w:bookmarkEnd w:id="7"/>
-      <w:bookmarkEnd w:id="8"/>
+        <w:rPr>
+          <w:rFonts w:cs="Calibri"/>
+          <w:bCs/>
+        </w:rPr>
+      </w:pPr>
+      <w:bookmarkStart w:id="10" w:name="_Toc469299114"/>
+      <w:bookmarkEnd w:id="9"/>
+      <w:bookmarkEnd w:id="10"/>
     </w:p>
     <w:p>
       <w:pPr>
         <w:pStyle w:val="BodyText"/>
+        <w:rPr>
+          <w:rFonts w:cs="Calibri"/>
+          <w:bCs/>
+        </w:rPr>
       </w:pPr>
     </w:p>
     <w:sectPr>
